--- a/09-通信电路/04-有线通信接口电路/USB通信电路/USB通信电路.docx
+++ b/09-通信电路/04-有线通信接口电路/USB通信电路/USB通信电路.docx
@@ -2345,6 +2345,20 @@
     </w:p>
     <w:bookmarkEnd w:id="26"/>
     <w:bookmarkEnd w:id="27"/>
+    <w:p>
+      <w:pPr>
+        <w:spacing w:before="360"/>
+        <w:jc w:val="center"/>
+      </w:pPr>
+      <w:r>
+        <w:rPr>
+          <w:rFonts w:ascii="Times New Roman" w:hAnsi="Times New Roman"/>
+          <w:color w:val="555555"/>
+          <w:sz w:val="21"/>
+        </w:rPr>
+        <w:t>材料收集者：杜文杰</w:t>
+      </w:r>
+    </w:p>
     <w:sectPr>
       <w:headerReference r:id="rId9" w:type="default"/>
       <w:footerReference r:id="rId10" w:type="default"/>

--- a/09-通信电路/04-有线通信接口电路/USB通信电路/USB通信电路.docx
+++ b/09-通信电路/04-有线通信接口电路/USB通信电路/USB通信电路.docx
@@ -1,6 +1,6 @@
 
 <file path=word/document.xml><?xml version="1.0" encoding="utf-8"?>
-<w:document xmlns:w="http://schemas.openxmlformats.org/wordprocessingml/2006/main" xmlns:m="http://schemas.openxmlformats.org/officeDocument/2006/math" xmlns:r="http://schemas.openxmlformats.org/officeDocument/2006/relationships" xmlns:o="urn:schemas-microsoft-com:office:office" xmlns:v="urn:schemas-microsoft-com:vml" xmlns:w10="urn:schemas-microsoft-com:office:word" xmlns:a="http://schemas.openxmlformats.org/drawingml/2006/main" xmlns:pic="http://schemas.openxmlformats.org/drawingml/2006/picture" xmlns:wp="http://schemas.openxmlformats.org/drawingml/2006/wordprocessingDrawing">
+<w:document xmlns:m="http://schemas.openxmlformats.org/officeDocument/2006/math" xmlns:r="http://schemas.openxmlformats.org/officeDocument/2006/relationships" xmlns:w="http://schemas.openxmlformats.org/wordprocessingml/2006/main" xmlns:o="urn:schemas-microsoft-com:office:office" xmlns:v="urn:schemas-microsoft-com:vml" xmlns:w10="urn:schemas-microsoft-com:office:word" xmlns:a="http://schemas.openxmlformats.org/drawingml/2006/main" xmlns:pic="http://schemas.openxmlformats.org/drawingml/2006/picture" xmlns:wp="http://schemas.openxmlformats.org/drawingml/2006/wordprocessingDrawing">
   <w:body>
     <w:bookmarkStart w:id="27" w:name="usb-通信电路"/>
     <w:p>
@@ -8,11 +8,14 @@
         <w:pStyle w:val="Heading1"/>
       </w:pPr>
       <w:r>
+        <w:rPr>
+          <w:rFonts w:eastAsia="黑体"/>
+        </w:rPr>
         <w:t xml:space="preserve">USB </w:t>
       </w:r>
       <w:r>
         <w:rPr>
-          <w:rFonts w:hint="eastAsia"/>
+          <w:rFonts w:hint="eastAsia" w:eastAsia="黑体"/>
         </w:rPr>
         <w:t xml:space="preserve">通信电路</w:t>
       </w:r>
@@ -24,7 +27,7 @@
       </w:pPr>
       <w:r>
         <w:rPr>
-          <w:rFonts w:hint="eastAsia"/>
+          <w:rFonts w:hint="eastAsia" w:eastAsia="黑体"/>
         </w:rPr>
         <w:t xml:space="preserve">拓扑描述</w:t>
       </w:r>
@@ -35,15 +38,19 @@
       </w:pPr>
       <w:r>
         <w:rPr>
-          <w:rFonts w:hint="eastAsia"/>
+          <w:rFonts w:hint="eastAsia" w:eastAsia="黑体"/>
         </w:rPr>
         <w:t xml:space="preserve">由</w:t>
       </w:r>
       <w:r>
+        <w:rPr>
+          <w:rFonts w:eastAsia="黑体"/>
+        </w:rPr>
         <w:t xml:space="preserve"> </w:t>
       </w:r>
       <w:r>
         <w:rPr>
+          <w:rFonts w:eastAsia="黑体"/>
           <w:b/>
           <w:bCs/>
         </w:rPr>
@@ -51,7 +58,7 @@
       </w:r>
       <w:r>
         <w:rPr>
-          <w:rFonts w:hint="eastAsia"/>
+          <w:rFonts w:hint="eastAsia" w:eastAsia="黑体"/>
           <w:b/>
           <w:bCs/>
         </w:rPr>
@@ -59,6 +66,7 @@
       </w:r>
       <w:r>
         <w:rPr>
+          <w:rFonts w:eastAsia="黑体"/>
           <w:b/>
           <w:bCs/>
         </w:rPr>
@@ -66,7 +74,7 @@
       </w:r>
       <w:r>
         <w:rPr>
-          <w:rFonts w:hint="eastAsia"/>
+          <w:rFonts w:hint="eastAsia" w:eastAsia="黑体"/>
           <w:b/>
           <w:bCs/>
         </w:rPr>
@@ -74,6 +82,7 @@
       </w:r>
       <w:r>
         <w:rPr>
+          <w:rFonts w:eastAsia="黑体"/>
           <w:b/>
           <w:bCs/>
         </w:rPr>
@@ -81,30 +90,37 @@
       </w:r>
       <w:r>
         <w:rPr>
-          <w:rFonts w:hint="eastAsia"/>
+          <w:rFonts w:hint="eastAsia" w:eastAsia="黑体"/>
         </w:rPr>
         <w:t xml:space="preserve">（或集成</w:t>
       </w:r>
       <w:r>
+        <w:rPr>
+          <w:rFonts w:eastAsia="黑体"/>
+        </w:rPr>
         <w:t xml:space="preserve"> USB </w:t>
       </w:r>
       <w:r>
         <w:rPr>
-          <w:rFonts w:hint="eastAsia"/>
+          <w:rFonts w:hint="eastAsia" w:eastAsia="黑体"/>
         </w:rPr>
         <w:t xml:space="preserve">控制器的</w:t>
       </w:r>
       <w:r>
+        <w:rPr>
+          <w:rFonts w:eastAsia="黑体"/>
+        </w:rPr>
         <w:t xml:space="preserve"> </w:t>
       </w:r>
       <w:r>
         <w:rPr>
-          <w:rFonts w:hint="eastAsia"/>
+          <w:rFonts w:hint="eastAsia" w:eastAsia="黑体"/>
         </w:rPr>
         <w:t xml:space="preserve">MCU）、</w:t>
       </w:r>
       <w:r>
         <w:rPr>
+          <w:rFonts w:eastAsia="黑体"/>
           <w:b/>
           <w:bCs/>
         </w:rPr>
@@ -112,7 +128,7 @@
       </w:r>
       <w:r>
         <w:rPr>
-          <w:rFonts w:hint="eastAsia"/>
+          <w:rFonts w:hint="eastAsia" w:eastAsia="黑体"/>
           <w:b/>
           <w:bCs/>
         </w:rPr>
@@ -120,6 +136,7 @@
       </w:r>
       <w:r>
         <w:rPr>
+          <w:rFonts w:eastAsia="黑体"/>
           <w:b/>
           <w:bCs/>
         </w:rPr>
@@ -144,6 +161,7 @@
       </m:oMath>
       <w:r>
         <w:rPr>
+          <w:rFonts w:eastAsia="黑体"/>
           <w:b/>
           <w:bCs/>
         </w:rPr>
@@ -167,11 +185,14 @@
         </m:sSub>
       </m:oMath>
       <w:r>
+        <w:rPr>
+          <w:rFonts w:eastAsia="黑体"/>
+        </w:rPr>
         <w:t xml:space="preserve">、</w:t>
       </w:r>
       <w:r>
         <w:rPr>
-          <w:rFonts w:hint="eastAsia"/>
+          <w:rFonts w:hint="eastAsia" w:eastAsia="黑体"/>
           <w:b/>
           <w:bCs/>
         </w:rPr>
@@ -179,6 +200,7 @@
       </w:r>
       <w:r>
         <w:rPr>
+          <w:rFonts w:eastAsia="黑体"/>
           <w:b/>
           <w:bCs/>
         </w:rPr>
@@ -203,7 +225,7 @@
       </m:oMath>
       <w:r>
         <w:rPr>
-          <w:rFonts w:hint="eastAsia"/>
+          <w:rFonts w:hint="eastAsia" w:eastAsia="黑体"/>
           <w:b/>
           <w:bCs/>
         </w:rPr>
@@ -211,6 +233,7 @@
       </w:r>
       <w:r>
         <w:rPr>
+          <w:rFonts w:eastAsia="黑体"/>
           <w:b/>
           <w:bCs/>
         </w:rPr>
@@ -218,37 +241,47 @@
       </w:r>
       <w:r>
         <w:rPr>
-          <w:rFonts w:hint="eastAsia"/>
+          <w:rFonts w:hint="eastAsia" w:eastAsia="黑体"/>
           <w:b/>
           <w:bCs/>
         </w:rPr>
         <w:t xml:space="preserve">kΩ）</w:t>
       </w:r>
       <w:r>
+        <w:rPr>
+          <w:rFonts w:eastAsia="黑体"/>
+        </w:rPr>
         <w:t xml:space="preserve">、</w:t>
       </w:r>
       <w:r>
         <w:rPr>
-          <w:rFonts w:hint="eastAsia"/>
+          <w:rFonts w:hint="eastAsia" w:eastAsia="黑体"/>
           <w:b/>
           <w:bCs/>
         </w:rPr>
         <w:t xml:space="preserve">去耦电容</w:t>
       </w:r>
       <w:r>
+        <w:rPr>
+          <w:rFonts w:eastAsia="黑体"/>
+        </w:rPr>
         <w:t xml:space="preserve"> </w:t>
       </w:r>
       <w:r>
         <w:rPr>
-          <w:rFonts w:hint="eastAsia"/>
+          <w:rFonts w:hint="eastAsia" w:eastAsia="黑体"/>
         </w:rPr>
         <w:t xml:space="preserve">与</w:t>
       </w:r>
       <w:r>
+        <w:rPr>
+          <w:rFonts w:eastAsia="黑体"/>
+        </w:rPr>
         <w:t xml:space="preserve"> </w:t>
       </w:r>
       <w:r>
         <w:rPr>
+          <w:rFonts w:eastAsia="黑体"/>
           <w:b/>
           <w:bCs/>
         </w:rPr>
@@ -256,33 +289,39 @@
       </w:r>
       <w:r>
         <w:rPr>
-          <w:rFonts w:hint="eastAsia"/>
+          <w:rFonts w:hint="eastAsia" w:eastAsia="黑体"/>
           <w:b/>
           <w:bCs/>
         </w:rPr>
         <w:t xml:space="preserve">防护器件（TVS/共模扼流圈）</w:t>
       </w:r>
       <w:r>
+        <w:rPr>
+          <w:rFonts w:eastAsia="黑体"/>
+        </w:rPr>
         <w:t xml:space="preserve"> </w:t>
       </w:r>
       <w:r>
         <w:rPr>
-          <w:rFonts w:hint="eastAsia"/>
+          <w:rFonts w:hint="eastAsia" w:eastAsia="黑体"/>
         </w:rPr>
         <w:t xml:space="preserve">组成。电路共有</w:t>
       </w:r>
       <w:r>
+        <w:rPr>
+          <w:rFonts w:eastAsia="黑体"/>
+        </w:rPr>
         <w:t xml:space="preserve"> 6 </w:t>
       </w:r>
       <w:r>
         <w:rPr>
-          <w:rFonts w:hint="eastAsia"/>
+          <w:rFonts w:hint="eastAsia" w:eastAsia="黑体"/>
         </w:rPr>
         <w:t xml:space="preserve">个关键节点：</w:t>
       </w:r>
       <w:r>
         <w:rPr>
-          <w:rFonts w:hint="eastAsia"/>
+          <w:rFonts w:hint="eastAsia" w:eastAsia="黑体"/>
           <w:b/>
           <w:bCs/>
         </w:rPr>
@@ -290,6 +329,7 @@
       </w:r>
       <w:r>
         <w:rPr>
+          <w:rFonts w:eastAsia="黑体"/>
           <w:b/>
           <w:bCs/>
         </w:rPr>
@@ -297,7 +337,7 @@
       </w:r>
       <w:r>
         <w:rPr>
-          <w:rFonts w:hint="eastAsia"/>
+          <w:rFonts w:hint="eastAsia" w:eastAsia="黑体"/>
           <w:b/>
           <w:bCs/>
         </w:rPr>
@@ -305,13 +345,13 @@
       </w:r>
       <w:r>
         <w:rPr>
-          <w:rFonts w:hint="eastAsia"/>
+          <w:rFonts w:hint="eastAsia" w:eastAsia="黑体"/>
         </w:rPr>
         <w:t xml:space="preserve">（连接器/主机侧）；</w:t>
       </w:r>
       <w:r>
         <w:rPr>
-          <w:rFonts w:hint="eastAsia"/>
+          <w:rFonts w:hint="eastAsia" w:eastAsia="黑体"/>
           <w:b/>
           <w:bCs/>
         </w:rPr>
@@ -319,6 +359,7 @@
       </w:r>
       <w:r>
         <w:rPr>
+          <w:rFonts w:eastAsia="黑体"/>
           <w:b/>
           <w:bCs/>
         </w:rPr>
@@ -326,7 +367,7 @@
       </w:r>
       <w:r>
         <w:rPr>
-          <w:rFonts w:hint="eastAsia"/>
+          <w:rFonts w:hint="eastAsia" w:eastAsia="黑体"/>
           <w:b/>
           <w:bCs/>
         </w:rPr>
@@ -334,13 +375,13 @@
       </w:r>
       <w:r>
         <w:rPr>
-          <w:rFonts w:hint="eastAsia"/>
+          <w:rFonts w:hint="eastAsia" w:eastAsia="黑体"/>
         </w:rPr>
         <w:t xml:space="preserve">（连接器/主机侧）；</w:t>
       </w:r>
       <w:r>
         <w:rPr>
-          <w:rFonts w:hint="eastAsia"/>
+          <w:rFonts w:hint="eastAsia" w:eastAsia="黑体"/>
           <w:b/>
           <w:bCs/>
         </w:rPr>
@@ -348,6 +389,7 @@
       </w:r>
       <w:r>
         <w:rPr>
+          <w:rFonts w:eastAsia="黑体"/>
           <w:b/>
           <w:bCs/>
         </w:rPr>
@@ -355,7 +397,7 @@
       </w:r>
       <w:r>
         <w:rPr>
-          <w:rFonts w:hint="eastAsia"/>
+          <w:rFonts w:hint="eastAsia" w:eastAsia="黑体"/>
           <w:b/>
           <w:bCs/>
         </w:rPr>
@@ -363,6 +405,7 @@
       </w:r>
       <w:r>
         <w:rPr>
+          <w:rFonts w:eastAsia="黑体"/>
           <w:b/>
           <w:bCs/>
         </w:rPr>
@@ -370,13 +413,13 @@
       </w:r>
       <w:r>
         <w:rPr>
-          <w:rFonts w:hint="eastAsia"/>
+          <w:rFonts w:hint="eastAsia" w:eastAsia="黑体"/>
         </w:rPr>
         <w:t xml:space="preserve">；</w:t>
       </w:r>
       <w:r>
         <w:rPr>
-          <w:rFonts w:hint="eastAsia"/>
+          <w:rFonts w:hint="eastAsia" w:eastAsia="黑体"/>
           <w:b/>
           <w:bCs/>
         </w:rPr>
@@ -384,6 +427,7 @@
       </w:r>
       <w:r>
         <w:rPr>
+          <w:rFonts w:eastAsia="黑体"/>
           <w:b/>
           <w:bCs/>
         </w:rPr>
@@ -391,7 +435,7 @@
       </w:r>
       <w:r>
         <w:rPr>
-          <w:rFonts w:hint="eastAsia"/>
+          <w:rFonts w:hint="eastAsia" w:eastAsia="黑体"/>
           <w:b/>
           <w:bCs/>
         </w:rPr>
@@ -399,6 +443,7 @@
       </w:r>
       <w:r>
         <w:rPr>
+          <w:rFonts w:eastAsia="黑体"/>
           <w:b/>
           <w:bCs/>
         </w:rPr>
@@ -406,13 +451,13 @@
       </w:r>
       <w:r>
         <w:rPr>
-          <w:rFonts w:hint="eastAsia"/>
+          <w:rFonts w:hint="eastAsia" w:eastAsia="黑体"/>
         </w:rPr>
         <w:t xml:space="preserve">；</w:t>
       </w:r>
       <w:r>
         <w:rPr>
-          <w:rFonts w:hint="eastAsia"/>
+          <w:rFonts w:hint="eastAsia" w:eastAsia="黑体"/>
           <w:b/>
           <w:bCs/>
         </w:rPr>
@@ -420,6 +465,7 @@
       </w:r>
       <w:r>
         <w:rPr>
+          <w:rFonts w:eastAsia="黑体"/>
           <w:b/>
           <w:bCs/>
         </w:rPr>
@@ -427,7 +473,7 @@
       </w:r>
       <w:r>
         <w:rPr>
-          <w:rFonts w:hint="eastAsia"/>
+          <w:rFonts w:hint="eastAsia" w:eastAsia="黑体"/>
           <w:b/>
           <w:bCs/>
         </w:rPr>
@@ -435,22 +481,25 @@
       </w:r>
       <w:r>
         <w:rPr>
-          <w:rFonts w:hint="eastAsia"/>
+          <w:rFonts w:hint="eastAsia" w:eastAsia="黑体"/>
         </w:rPr>
         <w:t xml:space="preserve">（3.3</w:t>
       </w:r>
       <w:r>
+        <w:rPr>
+          <w:rFonts w:eastAsia="黑体"/>
+        </w:rPr>
         <w:t xml:space="preserve"> V/1.8 V </w:t>
       </w:r>
       <w:r>
         <w:rPr>
-          <w:rFonts w:hint="eastAsia"/>
+          <w:rFonts w:hint="eastAsia" w:eastAsia="黑体"/>
         </w:rPr>
         <w:t xml:space="preserve">电源引脚）；</w:t>
       </w:r>
       <w:r>
         <w:rPr>
-          <w:rFonts w:hint="eastAsia"/>
+          <w:rFonts w:hint="eastAsia" w:eastAsia="黑体"/>
           <w:b/>
           <w:bCs/>
         </w:rPr>
@@ -458,6 +507,7 @@
       </w:r>
       <w:r>
         <w:rPr>
+          <w:rFonts w:eastAsia="黑体"/>
           <w:b/>
           <w:bCs/>
         </w:rPr>
@@ -465,7 +515,7 @@
       </w:r>
       <w:r>
         <w:rPr>
-          <w:rFonts w:hint="eastAsia"/>
+          <w:rFonts w:hint="eastAsia" w:eastAsia="黑体"/>
           <w:b/>
           <w:bCs/>
         </w:rPr>
@@ -473,7 +523,7 @@
       </w:r>
       <w:r>
         <w:rPr>
-          <w:rFonts w:hint="eastAsia"/>
+          <w:rFonts w:hint="eastAsia" w:eastAsia="黑体"/>
         </w:rPr>
         <w:t xml:space="preserve">（芯片数字地）。</w:t>
       </w:r>
@@ -482,37 +532,46 @@
       <w:pPr/>
       <w:r>
         <w:rPr>
-          <w:rFonts w:hint="eastAsia"/>
+          <w:rFonts w:hint="eastAsia" w:eastAsia="黑体"/>
         </w:rPr>
         <w:t xml:space="preserve">各器件管脚连接：</w:t>
       </w:r>
       <w:r>
         <w:rPr>
-          <w:rFonts w:hint="eastAsia"/>
+          <w:rFonts w:hint="eastAsia" w:eastAsia="黑体"/>
           <w:b/>
           <w:bCs/>
         </w:rPr>
         <w:t xml:space="preserve">A1（PHY/MCU）</w:t>
       </w:r>
       <w:r>
+        <w:rPr>
+          <w:rFonts w:eastAsia="黑体"/>
+        </w:rPr>
         <w:t xml:space="preserve"> </w:t>
       </w:r>
       <w:r>
         <w:rPr>
-          <w:rFonts w:hint="eastAsia"/>
+          <w:rFonts w:hint="eastAsia" w:eastAsia="黑体"/>
         </w:rPr>
         <w:t xml:space="preserve">的</w:t>
       </w:r>
       <w:r>
+        <w:rPr>
+          <w:rFonts w:eastAsia="黑体"/>
+        </w:rPr>
         <w:t xml:space="preserve"> D+ </w:t>
       </w:r>
       <w:r>
         <w:rPr>
-          <w:rFonts w:hint="eastAsia"/>
+          <w:rFonts w:hint="eastAsia" w:eastAsia="黑体"/>
         </w:rPr>
         <w:t xml:space="preserve">引脚经</w:t>
       </w:r>
       <w:r>
+        <w:rPr>
+          <w:rFonts w:eastAsia="黑体"/>
+        </w:rPr>
         <w:t xml:space="preserve"> </w:t>
       </w:r>
       <m:oMath>
@@ -534,7 +593,7 @@
       </m:oMath>
       <w:r>
         <w:rPr>
-          <w:rFonts w:hint="eastAsia"/>
+          <w:rFonts w:hint="eastAsia" w:eastAsia="黑体"/>
           <w:b/>
           <w:bCs/>
         </w:rPr>
@@ -542,6 +601,7 @@
       </w:r>
       <w:r>
         <w:rPr>
+          <w:rFonts w:eastAsia="黑体"/>
           <w:b/>
           <w:bCs/>
         </w:rPr>
@@ -549,40 +609,52 @@
       </w:r>
       <w:r>
         <w:rPr>
-          <w:rFonts w:hint="eastAsia"/>
+          <w:rFonts w:hint="eastAsia" w:eastAsia="黑体"/>
           <w:b/>
           <w:bCs/>
         </w:rPr>
         <w:t xml:space="preserve">Ω）</w:t>
       </w:r>
       <w:r>
+        <w:rPr>
+          <w:rFonts w:eastAsia="黑体"/>
+        </w:rPr>
         <w:t xml:space="preserve"> </w:t>
       </w:r>
       <w:r>
         <w:rPr>
-          <w:rFonts w:hint="eastAsia"/>
+          <w:rFonts w:hint="eastAsia" w:eastAsia="黑体"/>
         </w:rPr>
         <w:t xml:space="preserve">接节点①（连接器</w:t>
       </w:r>
       <w:r>
+        <w:rPr>
+          <w:rFonts w:eastAsia="黑体"/>
+        </w:rPr>
         <w:t xml:space="preserve"> </w:t>
       </w:r>
       <w:r>
         <w:rPr>
-          <w:rFonts w:hint="eastAsia"/>
+          <w:rFonts w:hint="eastAsia" w:eastAsia="黑体"/>
         </w:rPr>
         <w:t xml:space="preserve">D+），D−</w:t>
       </w:r>
       <w:r>
+        <w:rPr>
+          <w:rFonts w:eastAsia="黑体"/>
+        </w:rPr>
         <w:t xml:space="preserve"> </w:t>
       </w:r>
       <w:r>
         <w:rPr>
-          <w:rFonts w:hint="eastAsia"/>
+          <w:rFonts w:hint="eastAsia" w:eastAsia="黑体"/>
         </w:rPr>
         <w:t xml:space="preserve">引脚经</w:t>
       </w:r>
       <w:r>
+        <w:rPr>
+          <w:rFonts w:eastAsia="黑体"/>
+        </w:rPr>
         <w:t xml:space="preserve"> </w:t>
       </w:r>
       <m:oMath>
@@ -604,7 +676,7 @@
       </m:oMath>
       <w:r>
         <w:rPr>
-          <w:rFonts w:hint="eastAsia"/>
+          <w:rFonts w:hint="eastAsia" w:eastAsia="黑体"/>
           <w:b/>
           <w:bCs/>
         </w:rPr>
@@ -612,6 +684,7 @@
       </w:r>
       <w:r>
         <w:rPr>
+          <w:rFonts w:eastAsia="黑体"/>
           <w:b/>
           <w:bCs/>
         </w:rPr>
@@ -619,45 +692,57 @@
       </w:r>
       <w:r>
         <w:rPr>
-          <w:rFonts w:hint="eastAsia"/>
+          <w:rFonts w:hint="eastAsia" w:eastAsia="黑体"/>
           <w:b/>
           <w:bCs/>
         </w:rPr>
         <w:t xml:space="preserve">Ω）</w:t>
       </w:r>
       <w:r>
+        <w:rPr>
+          <w:rFonts w:eastAsia="黑体"/>
+        </w:rPr>
         <w:t xml:space="preserve"> </w:t>
       </w:r>
       <w:r>
         <w:rPr>
-          <w:rFonts w:hint="eastAsia"/>
+          <w:rFonts w:hint="eastAsia" w:eastAsia="黑体"/>
         </w:rPr>
         <w:t xml:space="preserve">接节点②（连接器</w:t>
       </w:r>
       <w:r>
+        <w:rPr>
+          <w:rFonts w:eastAsia="黑体"/>
+        </w:rPr>
         <w:t xml:space="preserve"> </w:t>
       </w:r>
       <w:r>
         <w:rPr>
-          <w:rFonts w:hint="eastAsia"/>
+          <w:rFonts w:hint="eastAsia" w:eastAsia="黑体"/>
         </w:rPr>
         <w:t xml:space="preserve">D−），Vbus</w:t>
       </w:r>
       <w:r>
+        <w:rPr>
+          <w:rFonts w:eastAsia="黑体"/>
+        </w:rPr>
         <w:t xml:space="preserve"> </w:t>
       </w:r>
       <w:r>
         <w:rPr>
-          <w:rFonts w:hint="eastAsia"/>
+          <w:rFonts w:hint="eastAsia" w:eastAsia="黑体"/>
         </w:rPr>
         <w:t xml:space="preserve">监测/电源脚接节点③、GND</w:t>
       </w:r>
       <w:r>
+        <w:rPr>
+          <w:rFonts w:eastAsia="黑体"/>
+        </w:rPr>
         <w:t xml:space="preserve"> </w:t>
       </w:r>
       <w:r>
         <w:rPr>
-          <w:rFonts w:hint="eastAsia"/>
+          <w:rFonts w:hint="eastAsia" w:eastAsia="黑体"/>
         </w:rPr>
         <w:t xml:space="preserve">接节点⑥、内部数据电源脚接节点⑤并对地加去耦电容；</w:t>
       </w:r>
@@ -679,6 +764,9 @@
         </m:sSub>
       </m:oMath>
       <w:r>
+        <w:rPr>
+          <w:rFonts w:eastAsia="黑体"/>
+        </w:rPr>
         <w:t xml:space="preserve">、</w:t>
       </w:r>
       <m:oMath>
@@ -699,15 +787,21 @@
         </m:sSub>
       </m:oMath>
       <w:r>
+        <w:rPr>
+          <w:rFonts w:eastAsia="黑体"/>
+        </w:rPr>
         <w:t xml:space="preserve"> </w:t>
       </w:r>
       <w:r>
         <w:rPr>
-          <w:rFonts w:hint="eastAsia"/>
+          <w:rFonts w:hint="eastAsia" w:eastAsia="黑体"/>
         </w:rPr>
         <w:t xml:space="preserve">靠近源端放置，把源阻抗匹配到差分阻抗</w:t>
       </w:r>
       <w:r>
+        <w:rPr>
+          <w:rFonts w:eastAsia="黑体"/>
+        </w:rPr>
         <w:t xml:space="preserve"> </w:t>
       </w:r>
       <m:oMath>
@@ -752,11 +846,14 @@
         </m:r>
       </m:oMath>
       <w:r>
+        <w:rPr>
+          <w:rFonts w:eastAsia="黑体"/>
+        </w:rPr>
         <w:t xml:space="preserve">。</w:t>
       </w:r>
       <w:r>
         <w:rPr>
-          <w:rFonts w:hint="eastAsia"/>
+          <w:rFonts w:hint="eastAsia" w:eastAsia="黑体"/>
           <w:b/>
           <w:bCs/>
         </w:rPr>
@@ -764,6 +861,7 @@
       </w:r>
       <w:r>
         <w:rPr>
+          <w:rFonts w:eastAsia="黑体"/>
           <w:b/>
           <w:bCs/>
         </w:rPr>
@@ -788,7 +886,7 @@
       </m:oMath>
       <w:r>
         <w:rPr>
-          <w:rFonts w:hint="eastAsia"/>
+          <w:rFonts w:hint="eastAsia" w:eastAsia="黑体"/>
           <w:b/>
           <w:bCs/>
         </w:rPr>
@@ -796,6 +894,7 @@
       </w:r>
       <w:r>
         <w:rPr>
+          <w:rFonts w:eastAsia="黑体"/>
           <w:b/>
           <w:bCs/>
         </w:rPr>
@@ -803,7 +902,7 @@
       </w:r>
       <w:r>
         <w:rPr>
-          <w:rFonts w:hint="eastAsia"/>
+          <w:rFonts w:hint="eastAsia" w:eastAsia="黑体"/>
           <w:b/>
           <w:bCs/>
         </w:rPr>
@@ -811,22 +910,25 @@
       </w:r>
       <w:r>
         <w:rPr>
-          <w:rFonts w:hint="eastAsia"/>
+          <w:rFonts w:hint="eastAsia" w:eastAsia="黑体"/>
         </w:rPr>
         <w:t xml:space="preserve">：全速设备一端接节点①（D+）、一端接节点⑤（3.3</w:t>
       </w:r>
       <w:r>
+        <w:rPr>
+          <w:rFonts w:eastAsia="黑体"/>
+        </w:rPr>
         <w:t xml:space="preserve"> </w:t>
       </w:r>
       <w:r>
         <w:rPr>
-          <w:rFonts w:hint="eastAsia"/>
+          <w:rFonts w:hint="eastAsia" w:eastAsia="黑体"/>
         </w:rPr>
         <w:t xml:space="preserve">V）；低速设备则改接在节点②（D−）。</w:t>
       </w:r>
       <w:r>
         <w:rPr>
-          <w:rFonts w:hint="eastAsia"/>
+          <w:rFonts w:hint="eastAsia" w:eastAsia="黑体"/>
           <w:b/>
           <w:bCs/>
         </w:rPr>
@@ -834,67 +936,87 @@
       </w:r>
       <w:r>
         <w:rPr>
+          <w:rFonts w:eastAsia="黑体"/>
           <w:b/>
           <w:bCs/>
         </w:rPr>
         <w:t xml:space="preserve"> J1</w:t>
       </w:r>
       <w:r>
+        <w:rPr>
+          <w:rFonts w:eastAsia="黑体"/>
+        </w:rPr>
         <w:t xml:space="preserve"> </w:t>
       </w:r>
       <w:r>
         <w:rPr>
-          <w:rFonts w:hint="eastAsia"/>
+          <w:rFonts w:hint="eastAsia" w:eastAsia="黑体"/>
         </w:rPr>
         <w:t xml:space="preserve">的</w:t>
       </w:r>
       <w:r>
+        <w:rPr>
+          <w:rFonts w:eastAsia="黑体"/>
+        </w:rPr>
         <w:t xml:space="preserve"> 1 </w:t>
       </w:r>
       <w:r>
         <w:rPr>
-          <w:rFonts w:hint="eastAsia"/>
+          <w:rFonts w:hint="eastAsia" w:eastAsia="黑体"/>
         </w:rPr>
         <w:t xml:space="preserve">脚</w:t>
       </w:r>
       <w:r>
+        <w:rPr>
+          <w:rFonts w:eastAsia="黑体"/>
+        </w:rPr>
         <w:t xml:space="preserve"> Vbus、2 </w:t>
       </w:r>
       <w:r>
         <w:rPr>
-          <w:rFonts w:hint="eastAsia"/>
+          <w:rFonts w:hint="eastAsia" w:eastAsia="黑体"/>
         </w:rPr>
         <w:t xml:space="preserve">脚</w:t>
       </w:r>
       <w:r>
+        <w:rPr>
+          <w:rFonts w:eastAsia="黑体"/>
+        </w:rPr>
         <w:t xml:space="preserve"> D−、3 </w:t>
       </w:r>
       <w:r>
         <w:rPr>
-          <w:rFonts w:hint="eastAsia"/>
+          <w:rFonts w:hint="eastAsia" w:eastAsia="黑体"/>
         </w:rPr>
         <w:t xml:space="preserve">脚</w:t>
       </w:r>
       <w:r>
+        <w:rPr>
+          <w:rFonts w:eastAsia="黑体"/>
+        </w:rPr>
         <w:t xml:space="preserve"> D+、4 </w:t>
       </w:r>
       <w:r>
         <w:rPr>
-          <w:rFonts w:hint="eastAsia"/>
+          <w:rFonts w:hint="eastAsia" w:eastAsia="黑体"/>
         </w:rPr>
         <w:t xml:space="preserve">脚</w:t>
       </w:r>
       <w:r>
+        <w:rPr>
+          <w:rFonts w:eastAsia="黑体"/>
+        </w:rPr>
         <w:t xml:space="preserve"> GND </w:t>
       </w:r>
       <w:r>
         <w:rPr>
-          <w:rFonts w:hint="eastAsia"/>
+          <w:rFonts w:hint="eastAsia" w:eastAsia="黑体"/>
         </w:rPr>
         <w:t xml:space="preserve">分别对应节点③、②、①、④。</w:t>
       </w:r>
       <w:r>
         <w:rPr>
+          <w:rFonts w:eastAsia="黑体"/>
           <w:b/>
           <w:bCs/>
         </w:rPr>
@@ -902,7 +1024,7 @@
       </w:r>
       <w:r>
         <w:rPr>
-          <w:rFonts w:hint="eastAsia"/>
+          <w:rFonts w:hint="eastAsia" w:eastAsia="黑体"/>
           <w:b/>
           <w:bCs/>
         </w:rPr>
@@ -910,61 +1032,79 @@
       </w:r>
       <w:r>
         <w:rPr>
-          <w:rFonts w:hint="eastAsia"/>
+          <w:rFonts w:hint="eastAsia" w:eastAsia="黑体"/>
         </w:rPr>
         <w:t xml:space="preserve">（USBLC6-2SC6</w:t>
       </w:r>
       <w:r>
+        <w:rPr>
+          <w:rFonts w:eastAsia="黑体"/>
+        </w:rPr>
         <w:t xml:space="preserve"> </w:t>
       </w:r>
       <w:r>
         <w:rPr>
-          <w:rFonts w:hint="eastAsia"/>
+          <w:rFonts w:hint="eastAsia" w:eastAsia="黑体"/>
         </w:rPr>
         <w:t xml:space="preserve">等</w:t>
       </w:r>
       <w:r>
+        <w:rPr>
+          <w:rFonts w:eastAsia="黑体"/>
+        </w:rPr>
         <w:t xml:space="preserve"> </w:t>
       </w:r>
       <w:r>
         <w:rPr>
-          <w:rFonts w:hint="eastAsia"/>
+          <w:rFonts w:hint="eastAsia" w:eastAsia="黑体"/>
         </w:rPr>
         <w:t xml:space="preserve">TVS，阳极接</w:t>
       </w:r>
       <w:r>
+        <w:rPr>
+          <w:rFonts w:eastAsia="黑体"/>
+        </w:rPr>
         <w:t xml:space="preserve"> </w:t>
       </w:r>
       <w:r>
         <w:rPr>
-          <w:rFonts w:hint="eastAsia"/>
+          <w:rFonts w:hint="eastAsia" w:eastAsia="黑体"/>
         </w:rPr>
         <w:t xml:space="preserve">D+/D−、阴极接</w:t>
       </w:r>
       <w:r>
+        <w:rPr>
+          <w:rFonts w:eastAsia="黑体"/>
+        </w:rPr>
         <w:t xml:space="preserve"> </w:t>
       </w:r>
       <w:r>
         <w:rPr>
-          <w:rFonts w:hint="eastAsia"/>
+          <w:rFonts w:hint="eastAsia" w:eastAsia="黑体"/>
         </w:rPr>
         <w:t xml:space="preserve">GND）跨接在</w:t>
       </w:r>
       <w:r>
+        <w:rPr>
+          <w:rFonts w:eastAsia="黑体"/>
+        </w:rPr>
         <w:t xml:space="preserve"> D+、D− </w:t>
       </w:r>
       <w:r>
         <w:rPr>
-          <w:rFonts w:hint="eastAsia"/>
+          <w:rFonts w:hint="eastAsia" w:eastAsia="黑体"/>
         </w:rPr>
         <w:t xml:space="preserve">与地之间，必要时在</w:t>
       </w:r>
       <w:r>
+        <w:rPr>
+          <w:rFonts w:eastAsia="黑体"/>
+        </w:rPr>
         <w:t xml:space="preserve"> Vbus </w:t>
       </w:r>
       <w:r>
         <w:rPr>
-          <w:rFonts w:hint="eastAsia"/>
+          <w:rFonts w:hint="eastAsia" w:eastAsia="黑体"/>
         </w:rPr>
         <w:t xml:space="preserve">加共模扼流圈。</w:t>
       </w:r>
@@ -973,70 +1113,91 @@
       <w:pPr/>
       <w:r>
         <w:rPr>
-          <w:rFonts w:hint="eastAsia"/>
+          <w:rFonts w:hint="eastAsia" w:eastAsia="黑体"/>
         </w:rPr>
         <w:t xml:space="preserve">由此构成”PHY</w:t>
       </w:r>
       <w:r>
+        <w:rPr>
+          <w:rFonts w:eastAsia="黑体"/>
+        </w:rPr>
         <w:t xml:space="preserve"> </w:t>
       </w:r>
       <w:r>
         <w:rPr>
-          <w:rFonts w:hint="eastAsia"/>
+          <w:rFonts w:hint="eastAsia" w:eastAsia="黑体"/>
         </w:rPr>
         <w:t xml:space="preserve">经串联电阻驱动</w:t>
       </w:r>
       <w:r>
+        <w:rPr>
+          <w:rFonts w:eastAsia="黑体"/>
+        </w:rPr>
         <w:t xml:space="preserve"> D+/D− </w:t>
       </w:r>
       <w:r>
         <w:rPr>
-          <w:rFonts w:hint="eastAsia"/>
+          <w:rFonts w:hint="eastAsia" w:eastAsia="黑体"/>
         </w:rPr>
         <w:t xml:space="preserve">差分对、上拉电阻标识设备速度、Vbus/GND</w:t>
       </w:r>
       <w:r>
+        <w:rPr>
+          <w:rFonts w:eastAsia="黑体"/>
+        </w:rPr>
         <w:t xml:space="preserve"> </w:t>
       </w:r>
       <w:r>
         <w:rPr>
-          <w:rFonts w:hint="eastAsia"/>
+          <w:rFonts w:hint="eastAsia" w:eastAsia="黑体"/>
         </w:rPr>
         <w:t xml:space="preserve">供电、D+/D−</w:t>
       </w:r>
       <w:r>
+        <w:rPr>
+          <w:rFonts w:eastAsia="黑体"/>
+        </w:rPr>
         <w:t xml:space="preserve"> </w:t>
       </w:r>
       <w:r>
         <w:rPr>
-          <w:rFonts w:hint="eastAsia"/>
+          <w:rFonts w:hint="eastAsia" w:eastAsia="黑体"/>
         </w:rPr>
         <w:t xml:space="preserve">加</w:t>
       </w:r>
       <w:r>
+        <w:rPr>
+          <w:rFonts w:eastAsia="黑体"/>
+        </w:rPr>
         <w:t xml:space="preserve"> ESD </w:t>
       </w:r>
       <w:r>
         <w:rPr>
-          <w:rFonts w:hint="eastAsia"/>
+          <w:rFonts w:hint="eastAsia" w:eastAsia="黑体"/>
         </w:rPr>
         <w:t xml:space="preserve">防护”的四线</w:t>
       </w:r>
       <w:r>
+        <w:rPr>
+          <w:rFonts w:eastAsia="黑体"/>
+        </w:rPr>
         <w:t xml:space="preserve"> USB </w:t>
       </w:r>
       <w:r>
         <w:rPr>
-          <w:rFonts w:hint="eastAsia"/>
+          <w:rFonts w:hint="eastAsia" w:eastAsia="黑体"/>
         </w:rPr>
         <w:t xml:space="preserve">接口，全速/高速采用</w:t>
       </w:r>
       <w:r>
+        <w:rPr>
+          <w:rFonts w:eastAsia="黑体"/>
+        </w:rPr>
         <w:t xml:space="preserve"> NRZI </w:t>
       </w:r>
       <w:r>
         <w:rPr>
-          <w:rFonts w:hint="eastAsia"/>
+          <w:rFonts w:hint="eastAsia" w:eastAsia="黑体"/>
         </w:rPr>
         <w:t xml:space="preserve">差分编码与位填充，主机靠上拉状态识别设备并枚举。</w:t>
       </w:r>
@@ -1049,7 +1210,7 @@
       </w:pPr>
       <w:r>
         <w:rPr>
-          <w:rFonts w:hint="eastAsia"/>
+          <w:rFonts w:hint="eastAsia" w:eastAsia="黑体"/>
         </w:rPr>
         <w:t xml:space="preserve">工作原理</w:t>
       </w:r>
@@ -1060,43 +1221,55 @@
       </w:pPr>
       <w:r>
         <w:rPr>
-          <w:rFonts w:hint="eastAsia"/>
+          <w:rFonts w:hint="eastAsia" w:eastAsia="黑体"/>
         </w:rPr>
         <w:t xml:space="preserve">全速/高速采用</w:t>
       </w:r>
       <w:r>
+        <w:rPr>
+          <w:rFonts w:eastAsia="黑体"/>
+        </w:rPr>
         <w:t xml:space="preserve"> D+/D− </w:t>
       </w:r>
       <w:r>
         <w:rPr>
-          <w:rFonts w:hint="eastAsia"/>
+          <w:rFonts w:hint="eastAsia" w:eastAsia="黑体"/>
         </w:rPr>
         <w:t xml:space="preserve">差分信号，编码为</w:t>
       </w:r>
       <w:r>
+        <w:rPr>
+          <w:rFonts w:eastAsia="黑体"/>
+        </w:rPr>
         <w:t xml:space="preserve"> </w:t>
       </w:r>
       <w:r>
         <w:rPr>
-          <w:rFonts w:hint="eastAsia"/>
+          <w:rFonts w:hint="eastAsia" w:eastAsia="黑体"/>
         </w:rPr>
         <w:t xml:space="preserve">NRZI（非归零反转），位填充与差分收发保证同步与抗干扰；低速设备用</w:t>
       </w:r>
       <w:r>
+        <w:rPr>
+          <w:rFonts w:eastAsia="黑体"/>
+        </w:rPr>
         <w:t xml:space="preserve"> D− </w:t>
       </w:r>
       <w:r>
         <w:rPr>
-          <w:rFonts w:hint="eastAsia"/>
+          <w:rFonts w:hint="eastAsia" w:eastAsia="黑体"/>
         </w:rPr>
         <w:t xml:space="preserve">上拉、全速设备用</w:t>
       </w:r>
       <w:r>
+        <w:rPr>
+          <w:rFonts w:eastAsia="黑体"/>
+        </w:rPr>
         <w:t xml:space="preserve"> D+ </w:t>
       </w:r>
       <w:r>
         <w:rPr>
-          <w:rFonts w:hint="eastAsia"/>
+          <w:rFonts w:hint="eastAsia" w:eastAsia="黑体"/>
         </w:rPr>
         <w:t xml:space="preserve">上拉来标识速度。主机通过上拉状态识别设备接入并枚举。</w:t>
       </w:r>
@@ -1109,7 +1282,7 @@
       </w:pPr>
       <w:r>
         <w:rPr>
-          <w:rFonts w:hint="eastAsia"/>
+          <w:rFonts w:hint="eastAsia" w:eastAsia="黑体"/>
         </w:rPr>
         <w:t xml:space="preserve">关键计算公式</w:t>
       </w:r>
@@ -1123,7 +1296,7 @@
       </w:pPr>
       <w:r>
         <w:rPr>
-          <w:rFonts w:hint="eastAsia"/>
+          <w:rFonts w:hint="eastAsia" w:eastAsia="黑体"/>
         </w:rPr>
         <w:t xml:space="preserve">高速差分阻抗匹配：</w:t>
       </w:r>
@@ -1219,7 +1392,7 @@
       </w:pPr>
       <w:r>
         <w:rPr>
-          <w:rFonts w:hint="eastAsia"/>
+          <w:rFonts w:hint="eastAsia" w:eastAsia="黑体"/>
         </w:rPr>
         <w:t xml:space="preserve">串联匹配电阻（每个端）：</w:t>
       </w:r>
@@ -1333,7 +1506,7 @@
       </w:pPr>
       <w:r>
         <w:rPr>
-          <w:rFonts w:hint="eastAsia"/>
+          <w:rFonts w:hint="eastAsia" w:eastAsia="黑体"/>
         </w:rPr>
         <w:t xml:space="preserve">设备速度识别上拉电阻：</w:t>
       </w:r>
@@ -1424,29 +1597,38 @@
       </w:pPr>
       <w:r>
         <w:rPr>
-          <w:rFonts w:hint="eastAsia"/>
+          <w:rFonts w:hint="eastAsia" w:eastAsia="黑体"/>
         </w:rPr>
         <w:t xml:space="preserve">数据率（标称）：低速</w:t>
       </w:r>
       <w:r>
+        <w:rPr>
+          <w:rFonts w:eastAsia="黑体"/>
+        </w:rPr>
         <w:t xml:space="preserve"> 1.5 </w:t>
       </w:r>
       <w:r>
         <w:rPr>
-          <w:rFonts w:hint="eastAsia"/>
+          <w:rFonts w:hint="eastAsia" w:eastAsia="黑体"/>
         </w:rPr>
         <w:t xml:space="preserve">Mbps、全速</w:t>
       </w:r>
       <w:r>
+        <w:rPr>
+          <w:rFonts w:eastAsia="黑体"/>
+        </w:rPr>
         <w:t xml:space="preserve"> 12 </w:t>
       </w:r>
       <w:r>
         <w:rPr>
-          <w:rFonts w:hint="eastAsia"/>
+          <w:rFonts w:hint="eastAsia" w:eastAsia="黑体"/>
         </w:rPr>
         <w:t xml:space="preserve">Mbps、高速</w:t>
       </w:r>
       <w:r>
+        <w:rPr>
+          <w:rFonts w:eastAsia="黑体"/>
+        </w:rPr>
         <w:t xml:space="preserve"> 480 Mbps。</w:t>
       </w:r>
     </w:p>
@@ -1481,7 +1663,7 @@
             </w:pPr>
             <w:r>
               <w:rPr>
-                <w:rFonts w:hint="eastAsia"/>
+                <w:rFonts w:hint="eastAsia" w:eastAsia="黑体"/>
               </w:rPr>
               <w:t xml:space="preserve">符号</w:t>
             </w:r>
@@ -1495,7 +1677,7 @@
             </w:pPr>
             <w:r>
               <w:rPr>
-                <w:rFonts w:hint="eastAsia"/>
+                <w:rFonts w:hint="eastAsia" w:eastAsia="黑体"/>
               </w:rPr>
               <w:t xml:space="preserve">含义</w:t>
             </w:r>
@@ -1509,7 +1691,7 @@
             </w:pPr>
             <w:r>
               <w:rPr>
-                <w:rFonts w:hint="eastAsia"/>
+                <w:rFonts w:hint="eastAsia" w:eastAsia="黑体"/>
               </w:rPr>
               <w:t xml:space="preserve">单位</w:t>
             </w:r>
@@ -1547,6 +1729,9 @@
               </m:sSub>
             </m:oMath>
             <w:r>
+              <w:rPr>
+                <w:rFonts w:eastAsia="黑体"/>
+              </w:rPr>
               <w:t xml:space="preserve">​</w:t>
             </w:r>
           </w:p>
@@ -1559,7 +1744,7 @@
             </w:pPr>
             <w:r>
               <w:rPr>
-                <w:rFonts w:hint="eastAsia"/>
+                <w:rFonts w:hint="eastAsia" w:eastAsia="黑体"/>
               </w:rPr>
               <w:t xml:space="preserve">差分特征阻抗</w:t>
             </w:r>
@@ -1572,6 +1757,9 @@
               <w:pStyle w:val="Compact"/>
             </w:pPr>
             <w:r>
+              <w:rPr>
+                <w:rFonts w:eastAsia="黑体"/>
+              </w:rPr>
               <w:t xml:space="preserve">Ω</w:t>
             </w:r>
           </w:p>
@@ -1599,6 +1787,9 @@
               </m:sSub>
             </m:oMath>
             <w:r>
+              <w:rPr>
+                <w:rFonts w:eastAsia="黑体"/>
+              </w:rPr>
               <w:t xml:space="preserve">​</w:t>
             </w:r>
           </w:p>
@@ -1611,7 +1802,7 @@
             </w:pPr>
             <w:r>
               <w:rPr>
-                <w:rFonts w:hint="eastAsia"/>
+                <w:rFonts w:hint="eastAsia" w:eastAsia="黑体"/>
               </w:rPr>
               <w:t xml:space="preserve">串联匹配电阻</w:t>
             </w:r>
@@ -1624,6 +1815,9 @@
               <w:pStyle w:val="Compact"/>
             </w:pPr>
             <w:r>
+              <w:rPr>
+                <w:rFonts w:eastAsia="黑体"/>
+              </w:rPr>
               <w:t xml:space="preserve">Ω</w:t>
             </w:r>
           </w:p>
@@ -1654,6 +1848,9 @@
               </m:sSub>
             </m:oMath>
             <w:r>
+              <w:rPr>
+                <w:rFonts w:eastAsia="黑体"/>
+              </w:rPr>
               <w:t xml:space="preserve">​</w:t>
             </w:r>
           </w:p>
@@ -1666,7 +1863,7 @@
             </w:pPr>
             <w:r>
               <w:rPr>
-                <w:rFonts w:hint="eastAsia"/>
+                <w:rFonts w:hint="eastAsia" w:eastAsia="黑体"/>
               </w:rPr>
               <w:t xml:space="preserve">设备端上拉电阻</w:t>
             </w:r>
@@ -1679,6 +1876,9 @@
               <w:pStyle w:val="Compact"/>
             </w:pPr>
             <w:r>
+              <w:rPr>
+                <w:rFonts w:eastAsia="黑体"/>
+              </w:rPr>
               <w:t xml:space="preserve">Ω</w:t>
             </w:r>
           </w:p>
@@ -1697,6 +1897,9 @@
               </m:r>
             </m:oMath>
             <w:r>
+              <w:rPr>
+                <w:rFonts w:eastAsia="黑体"/>
+              </w:rPr>
               <w:t xml:space="preserve">​</w:t>
             </w:r>
           </w:p>
@@ -1709,7 +1912,7 @@
             </w:pPr>
             <w:r>
               <w:rPr>
-                <w:rFonts w:hint="eastAsia"/>
+                <w:rFonts w:hint="eastAsia" w:eastAsia="黑体"/>
               </w:rPr>
               <w:t xml:space="preserve">数据速率</w:t>
             </w:r>
@@ -1722,6 +1925,9 @@
               <w:pStyle w:val="Compact"/>
             </w:pPr>
             <w:r>
+              <w:rPr>
+                <w:rFonts w:eastAsia="黑体"/>
+              </w:rPr>
               <w:t xml:space="preserve">Hz</w:t>
             </w:r>
           </w:p>
@@ -1736,7 +1942,7 @@
       </w:pPr>
       <w:r>
         <w:rPr>
-          <w:rFonts w:hint="eastAsia"/>
+          <w:rFonts w:hint="eastAsia" w:eastAsia="黑体"/>
         </w:rPr>
         <w:t xml:space="preserve">元件调整影响</w:t>
       </w:r>
@@ -1751,39 +1957,53 @@
       </w:pPr>
       <w:r>
         <w:rPr>
+          <w:rFonts w:eastAsia="黑体"/>
           <w:b/>
           <w:bCs/>
         </w:rPr>
         <w:t xml:space="preserve">R_S ↑</w:t>
       </w:r>
       <w:r>
+        <w:rPr>
+          <w:rFonts w:eastAsia="黑体"/>
+        </w:rPr>
         <w:t xml:space="preserve"> </w:t>
       </w:r>
       <w:r>
+        <w:rPr>
+          <w:rFonts w:eastAsia="黑体"/>
+        </w:rPr>
         <w:t xml:space="preserve">→ </w:t>
       </w:r>
       <w:r>
         <w:rPr>
-          <w:rFonts w:hint="eastAsia"/>
+          <w:rFonts w:hint="eastAsia" w:eastAsia="黑体"/>
         </w:rPr>
         <w:t xml:space="preserve">上升沿变缓、可能不满足眼图要求；</w:t>
       </w:r>
       <w:r>
         <w:rPr>
+          <w:rFonts w:eastAsia="黑体"/>
           <w:b/>
           <w:bCs/>
         </w:rPr>
         <w:t xml:space="preserve">R_S ↓</w:t>
       </w:r>
       <w:r>
+        <w:rPr>
+          <w:rFonts w:eastAsia="黑体"/>
+        </w:rPr>
         <w:t xml:space="preserve"> </w:t>
       </w:r>
       <w:r>
+        <w:rPr>
+          <w:rFonts w:eastAsia="黑体"/>
+        </w:rPr>
         <w:t xml:space="preserve">→ </w:t>
       </w:r>
       <w:r>
         <w:rPr>
-          <w:rFonts w:hint="eastAsia"/>
+          <w:rFonts w:hint="eastAsia" w:eastAsia="黑体"/>
         </w:rPr>
         <w:t xml:space="preserve">信号过冲与振铃增大。</w:t>
       </w:r>
@@ -1798,6 +2018,7 @@
       </w:pPr>
       <w:r>
         <w:rPr>
+          <w:rFonts w:eastAsia="黑体"/>
           <w:b/>
           <w:bCs/>
         </w:rPr>
@@ -1805,7 +2026,7 @@
       </w:r>
       <w:r>
         <w:rPr>
-          <w:rFonts w:hint="eastAsia"/>
+          <w:rFonts w:hint="eastAsia" w:eastAsia="黑体"/>
           <w:b/>
           <w:bCs/>
         </w:rPr>
@@ -1813,20 +2034,27 @@
       </w:r>
       <w:r>
         <w:rPr>
+          <w:rFonts w:eastAsia="黑体"/>
           <w:b/>
           <w:bCs/>
         </w:rPr>
         <w:t xml:space="preserve"> 90 Ω</w:t>
       </w:r>
       <w:r>
+        <w:rPr>
+          <w:rFonts w:eastAsia="黑体"/>
+        </w:rPr>
         <w:t xml:space="preserve"> </w:t>
       </w:r>
       <w:r>
+        <w:rPr>
+          <w:rFonts w:eastAsia="黑体"/>
+        </w:rPr>
         <w:t xml:space="preserve">→ </w:t>
       </w:r>
       <w:r>
         <w:rPr>
-          <w:rFonts w:hint="eastAsia"/>
+          <w:rFonts w:hint="eastAsia" w:eastAsia="黑体"/>
         </w:rPr>
         <w:t xml:space="preserve">反射导致眼图变差、误码。</w:t>
       </w:r>
@@ -1841,7 +2069,7 @@
       </w:pPr>
       <w:r>
         <w:rPr>
-          <w:rFonts w:hint="eastAsia"/>
+          <w:rFonts w:hint="eastAsia" w:eastAsia="黑体"/>
           <w:b/>
           <w:bCs/>
         </w:rPr>
@@ -1849,6 +2077,7 @@
       </w:r>
       <w:r>
         <w:rPr>
+          <w:rFonts w:eastAsia="黑体"/>
           <w:b/>
           <w:bCs/>
         </w:rPr>
@@ -1856,21 +2085,27 @@
       </w:r>
       <w:r>
         <w:rPr>
-          <w:rFonts w:hint="eastAsia"/>
+          <w:rFonts w:hint="eastAsia" w:eastAsia="黑体"/>
           <w:b/>
           <w:bCs/>
         </w:rPr>
         <w:t xml:space="preserve">搞反或阻值偏离）</w:t>
       </w:r>
       <w:r>
+        <w:rPr>
+          <w:rFonts w:eastAsia="黑体"/>
+        </w:rPr>
         <w:t xml:space="preserve"> </w:t>
       </w:r>
       <w:r>
+        <w:rPr>
+          <w:rFonts w:eastAsia="黑体"/>
+        </w:rPr>
         <w:t xml:space="preserve">→ </w:t>
       </w:r>
       <w:r>
         <w:rPr>
-          <w:rFonts w:hint="eastAsia"/>
+          <w:rFonts w:hint="eastAsia" w:eastAsia="黑体"/>
         </w:rPr>
         <w:t xml:space="preserve">主机无法正确识别速度或枚举失败。</w:t>
       </w:r>
@@ -1885,7 +2120,7 @@
       </w:pPr>
       <w:r>
         <w:rPr>
-          <w:rFonts w:hint="eastAsia"/>
+          <w:rFonts w:hint="eastAsia" w:eastAsia="黑体"/>
           <w:b/>
           <w:bCs/>
         </w:rPr>
@@ -1893,6 +2128,7 @@
       </w:r>
       <w:r>
         <w:rPr>
+          <w:rFonts w:eastAsia="黑体"/>
           <w:b/>
           <w:bCs/>
         </w:rPr>
@@ -1900,7 +2136,7 @@
       </w:r>
       <w:r>
         <w:rPr>
-          <w:rFonts w:hint="eastAsia"/>
+          <w:rFonts w:hint="eastAsia" w:eastAsia="黑体"/>
           <w:b/>
           <w:bCs/>
         </w:rPr>
@@ -1908,20 +2144,27 @@
       </w:r>
       <w:r>
         <w:rPr>
+          <w:rFonts w:eastAsia="黑体"/>
           <w:b/>
           <w:bCs/>
         </w:rPr>
         <w:t xml:space="preserve"> Vbus</w:t>
       </w:r>
       <w:r>
+        <w:rPr>
+          <w:rFonts w:eastAsia="黑体"/>
+        </w:rPr>
         <w:t xml:space="preserve"> </w:t>
       </w:r>
       <w:r>
+        <w:rPr>
+          <w:rFonts w:eastAsia="黑体"/>
+        </w:rPr>
         <w:t xml:space="preserve">→ </w:t>
       </w:r>
       <w:r>
         <w:rPr>
-          <w:rFonts w:hint="eastAsia"/>
+          <w:rFonts w:hint="eastAsia" w:eastAsia="黑体"/>
         </w:rPr>
         <w:t xml:space="preserve">浪涌与电源纹波引起复位或枚举失败。</w:t>
       </w:r>
@@ -1934,7 +2177,7 @@
       </w:pPr>
       <w:r>
         <w:rPr>
-          <w:rFonts w:hint="eastAsia"/>
+          <w:rFonts w:hint="eastAsia" w:eastAsia="黑体"/>
         </w:rPr>
         <w:t xml:space="preserve">典型参数示例</w:t>
       </w:r>
@@ -1949,20 +2192,26 @@
       </w:pPr>
       <w:r>
         <w:rPr>
-          <w:rFonts w:hint="eastAsia"/>
+          <w:rFonts w:hint="eastAsia" w:eastAsia="黑体"/>
         </w:rPr>
         <w:t xml:space="preserve">高速走线差分阻抗</w:t>
       </w:r>
       <w:r>
+        <w:rPr>
+          <w:rFonts w:eastAsia="黑体"/>
+        </w:rPr>
         <w:t xml:space="preserve"> 90 </w:t>
       </w:r>
       <w:r>
         <w:rPr>
-          <w:rFonts w:hint="eastAsia"/>
+          <w:rFonts w:hint="eastAsia" w:eastAsia="黑体"/>
         </w:rPr>
         <w:t xml:space="preserve">Ω，线对串联</w:t>
       </w:r>
       <w:r>
+        <w:rPr>
+          <w:rFonts w:eastAsia="黑体"/>
+        </w:rPr>
         <w:t xml:space="preserve"> </w:t>
       </w:r>
       <m:oMath>
@@ -1998,11 +2247,14 @@
         </m:r>
       </m:oMath>
       <w:r>
+        <w:rPr>
+          <w:rFonts w:eastAsia="黑体"/>
+        </w:rPr>
         <w:t xml:space="preserve"> </w:t>
       </w:r>
       <w:r>
         <w:rPr>
-          <w:rFonts w:hint="eastAsia"/>
+          <w:rFonts w:hint="eastAsia" w:eastAsia="黑体"/>
         </w:rPr>
         <w:t xml:space="preserve">各一个，眼图与阻抗匹配达到最优。</w:t>
       </w:r>
@@ -2017,20 +2269,26 @@
       </w:pPr>
       <w:r>
         <w:rPr>
-          <w:rFonts w:hint="eastAsia"/>
+          <w:rFonts w:hint="eastAsia" w:eastAsia="黑体"/>
         </w:rPr>
         <w:t xml:space="preserve">全速设备</w:t>
       </w:r>
       <w:r>
+        <w:rPr>
+          <w:rFonts w:eastAsia="黑体"/>
+        </w:rPr>
         <w:t xml:space="preserve"> D+ </w:t>
       </w:r>
       <w:r>
         <w:rPr>
-          <w:rFonts w:hint="eastAsia"/>
+          <w:rFonts w:hint="eastAsia" w:eastAsia="黑体"/>
         </w:rPr>
         <w:t xml:space="preserve">接</w:t>
       </w:r>
       <w:r>
+        <w:rPr>
+          <w:rFonts w:eastAsia="黑体"/>
+        </w:rPr>
         <w:t xml:space="preserve"> </w:t>
       </w:r>
       <m:oMath>
@@ -2070,29 +2328,38 @@
         </m:r>
       </m:oMath>
       <w:r>
+        <w:rPr>
+          <w:rFonts w:eastAsia="黑体"/>
+        </w:rPr>
         <w:t xml:space="preserve"> </w:t>
       </w:r>
       <w:r>
         <w:rPr>
-          <w:rFonts w:hint="eastAsia"/>
+          <w:rFonts w:hint="eastAsia" w:eastAsia="黑体"/>
         </w:rPr>
         <w:t xml:space="preserve">上拉至</w:t>
       </w:r>
       <w:r>
+        <w:rPr>
+          <w:rFonts w:eastAsia="黑体"/>
+        </w:rPr>
         <w:t xml:space="preserve"> 3.3 </w:t>
       </w:r>
       <w:r>
         <w:rPr>
-          <w:rFonts w:hint="eastAsia"/>
+          <w:rFonts w:hint="eastAsia" w:eastAsia="黑体"/>
         </w:rPr>
         <w:t xml:space="preserve">V，主机据此识别为全速设备（12</w:t>
       </w:r>
       <w:r>
+        <w:rPr>
+          <w:rFonts w:eastAsia="黑体"/>
+        </w:rPr>
         <w:t xml:space="preserve"> </w:t>
       </w:r>
       <w:r>
         <w:rPr>
-          <w:rFonts w:hint="eastAsia"/>
+          <w:rFonts w:hint="eastAsia" w:eastAsia="黑体"/>
         </w:rPr>
         <w:t xml:space="preserve">Mbps）。</w:t>
       </w:r>
@@ -2105,7 +2372,7 @@
       </w:pPr>
       <w:r>
         <w:rPr>
-          <w:rFonts w:hint="eastAsia"/>
+          <w:rFonts w:hint="eastAsia" w:eastAsia="黑体"/>
         </w:rPr>
         <w:t xml:space="preserve">常见器件型号</w:t>
       </w:r>
@@ -2120,7 +2387,7 @@
       </w:pPr>
       <w:r>
         <w:rPr>
-          <w:rFonts w:hint="eastAsia"/>
+          <w:rFonts w:hint="eastAsia" w:eastAsia="黑体"/>
         </w:rPr>
         <w:t xml:space="preserve">全速收发器：FT232R、CH340、CP2102。</w:t>
       </w:r>
@@ -2134,11 +2401,14 @@
         </w:numPr>
       </w:pPr>
       <w:r>
+        <w:rPr>
+          <w:rFonts w:eastAsia="黑体"/>
+        </w:rPr>
         <w:t xml:space="preserve">USB </w:t>
       </w:r>
       <w:r>
         <w:rPr>
-          <w:rFonts w:hint="eastAsia"/>
+          <w:rFonts w:hint="eastAsia" w:eastAsia="黑体"/>
         </w:rPr>
         <w:t xml:space="preserve">控制器/MCU：STM32F103、ATmega32U4。</w:t>
       </w:r>
@@ -2152,11 +2422,14 @@
         </w:numPr>
       </w:pPr>
       <w:r>
+        <w:rPr>
+          <w:rFonts w:eastAsia="黑体"/>
+        </w:rPr>
         <w:t xml:space="preserve">ESD </w:t>
       </w:r>
       <w:r>
         <w:rPr>
-          <w:rFonts w:hint="eastAsia"/>
+          <w:rFonts w:hint="eastAsia" w:eastAsia="黑体"/>
         </w:rPr>
         <w:t xml:space="preserve">防护：USBLC6-2SC6、TPD4E05U06。</w:t>
       </w:r>
@@ -2169,7 +2442,7 @@
       </w:pPr>
       <w:r>
         <w:rPr>
-          <w:rFonts w:hint="eastAsia"/>
+          <w:rFonts w:hint="eastAsia" w:eastAsia="黑体"/>
         </w:rPr>
         <w:t xml:space="preserve">注意事项</w:t>
       </w:r>
@@ -2183,20 +2456,26 @@
         </w:numPr>
       </w:pPr>
       <w:r>
+        <w:rPr>
+          <w:rFonts w:eastAsia="黑体"/>
+        </w:rPr>
         <w:t xml:space="preserve">Vbus </w:t>
       </w:r>
       <w:r>
         <w:rPr>
-          <w:rFonts w:hint="eastAsia"/>
+          <w:rFonts w:hint="eastAsia" w:eastAsia="黑体"/>
         </w:rPr>
         <w:t xml:space="preserve">供电设备需在</w:t>
       </w:r>
       <w:r>
+        <w:rPr>
+          <w:rFonts w:eastAsia="黑体"/>
+        </w:rPr>
         <w:t xml:space="preserve"> D+/D− </w:t>
       </w:r>
       <w:r>
         <w:rPr>
-          <w:rFonts w:hint="eastAsia"/>
+          <w:rFonts w:hint="eastAsia" w:eastAsia="黑体"/>
         </w:rPr>
         <w:t xml:space="preserve">上线前先稳定电源，并遵守枚举时序。</w:t>
       </w:r>
@@ -2211,7 +2490,7 @@
       </w:pPr>
       <w:r>
         <w:rPr>
-          <w:rFonts w:hint="eastAsia"/>
+          <w:rFonts w:hint="eastAsia" w:eastAsia="黑体"/>
         </w:rPr>
         <w:t xml:space="preserve">高速信号建议等长差分布线、地平面完整，串阻靠近源端。</w:t>
       </w:r>
@@ -2226,25 +2505,31 @@
       </w:pPr>
       <w:r>
         <w:rPr>
-          <w:rFonts w:hint="eastAsia"/>
+          <w:rFonts w:hint="eastAsia" w:eastAsia="黑体"/>
         </w:rPr>
         <w:t xml:space="preserve">必须在</w:t>
       </w:r>
       <w:r>
+        <w:rPr>
+          <w:rFonts w:eastAsia="黑体"/>
+        </w:rPr>
         <w:t xml:space="preserve"> D+/D− </w:t>
       </w:r>
       <w:r>
         <w:rPr>
-          <w:rFonts w:hint="eastAsia"/>
+          <w:rFonts w:hint="eastAsia" w:eastAsia="黑体"/>
         </w:rPr>
         <w:t xml:space="preserve">加</w:t>
       </w:r>
       <w:r>
+        <w:rPr>
+          <w:rFonts w:eastAsia="黑体"/>
+        </w:rPr>
         <w:t xml:space="preserve"> TVS/ESD </w:t>
       </w:r>
       <w:r>
         <w:rPr>
-          <w:rFonts w:hint="eastAsia"/>
+          <w:rFonts w:hint="eastAsia" w:eastAsia="黑体"/>
         </w:rPr>
         <w:t xml:space="preserve">防护，带电插拔频繁。</w:t>
       </w:r>
@@ -2259,7 +2544,7 @@
       </w:pPr>
       <w:r>
         <w:rPr>
-          <w:rFonts w:hint="eastAsia"/>
+          <w:rFonts w:hint="eastAsia" w:eastAsia="黑体"/>
         </w:rPr>
         <w:t xml:space="preserve">自供电设备要注意与主机地电位差，必要时做隔离。</w:t>
       </w:r>
@@ -2272,7 +2557,7 @@
       </w:pPr>
       <w:r>
         <w:rPr>
-          <w:rFonts w:hint="eastAsia"/>
+          <w:rFonts w:hint="eastAsia" w:eastAsia="黑体"/>
         </w:rPr>
         <w:t xml:space="preserve">参考资料</w:t>
       </w:r>
@@ -2286,6 +2571,9 @@
         </w:numPr>
       </w:pPr>
       <w:r>
+        <w:rPr>
+          <w:rFonts w:eastAsia="黑体"/>
+        </w:rPr>
         <w:t xml:space="preserve">Wikipedia: USB。</w:t>
       </w:r>
     </w:p>
@@ -2298,11 +2586,14 @@
         </w:numPr>
       </w:pPr>
       <w:r>
+        <w:rPr>
+          <w:rFonts w:eastAsia="黑体"/>
+        </w:rPr>
         <w:t xml:space="preserve">USB 2.0 </w:t>
       </w:r>
       <w:r>
         <w:rPr>
-          <w:rFonts w:hint="eastAsia"/>
+          <w:rFonts w:hint="eastAsia" w:eastAsia="黑体"/>
         </w:rPr>
         <w:t xml:space="preserve">规范（usb.org）。</w:t>
       </w:r>
@@ -2316,29 +2607,38 @@
         </w:numPr>
       </w:pPr>
       <w:r>
+        <w:rPr>
+          <w:rFonts w:eastAsia="黑体"/>
+        </w:rPr>
         <w:t xml:space="preserve">TI </w:t>
       </w:r>
       <w:r>
         <w:rPr>
-          <w:rFonts w:hint="eastAsia"/>
+          <w:rFonts w:hint="eastAsia" w:eastAsia="黑体"/>
         </w:rPr>
         <w:t xml:space="preserve">应用笔记</w:t>
       </w:r>
       <w:r>
+        <w:rPr>
+          <w:rFonts w:eastAsia="黑体"/>
+        </w:rPr>
         <w:t xml:space="preserve"> </w:t>
       </w:r>
       <w:r>
         <w:rPr>
-          <w:rFonts w:hint="eastAsia"/>
+          <w:rFonts w:hint="eastAsia" w:eastAsia="黑体"/>
         </w:rPr>
         <w:t xml:space="preserve">SLLA270（USB</w:t>
       </w:r>
       <w:r>
+        <w:rPr>
+          <w:rFonts w:eastAsia="黑体"/>
+        </w:rPr>
         <w:t xml:space="preserve"> </w:t>
       </w:r>
       <w:r>
         <w:rPr>
-          <w:rFonts w:hint="eastAsia"/>
+          <w:rFonts w:hint="eastAsia" w:eastAsia="黑体"/>
         </w:rPr>
         <w:t xml:space="preserve">防护）。</w:t>
       </w:r>
@@ -2352,11 +2652,11 @@
       </w:pPr>
       <w:r>
         <w:rPr>
-          <w:rFonts w:ascii="Times New Roman" w:hAnsi="Times New Roman"/>
+          <w:rFonts w:ascii="Times New Roman" w:hAnsi="Times New Roman" w:eastAsia="黑体"/>
           <w:color w:val="555555"/>
           <w:sz w:val="21"/>
         </w:rPr>
-        <w:t>材料收集者：杜文杰</w:t>
+        <w:t>材料收集者：杜文杰，WX手机：19519196569，QQ:3478827729</w:t>
       </w:r>
     </w:p>
     <w:sectPr>
@@ -2376,7 +2676,7 @@
 </file>
 
 <file path=word/footer1.xml><?xml version="1.0" encoding="utf-8"?>
-<w:ftr xmlns:m="http://schemas.openxmlformats.org/officeDocument/2006/math" xmlns:mc="http://schemas.openxmlformats.org/markup-compatibility/2006" xmlns:mo="http://schemas.microsoft.com/office/mac/office/2008/main" xmlns:mv="urn:schemas-microsoft-com:mac:vml" xmlns:o="urn:schemas-microsoft-com:office:office" xmlns:r="http://schemas.openxmlformats.org/officeDocument/2006/relationships" xmlns:v="urn:schemas-microsoft-com:vml" xmlns:w10="urn:schemas-microsoft-com:office:word" xmlns:w14="http://schemas.microsoft.com/office/word/2010/wordml" xmlns:w="http://schemas.openxmlformats.org/wordprocessingml/2006/main" xmlns:wne="http://schemas.microsoft.com/office/word/2006/wordml" xmlns:wp14="http://schemas.microsoft.com/office/word/2010/wordprocessingDrawing" xmlns:wp="http://schemas.openxmlformats.org/drawingml/2006/wordprocessingDrawing" xmlns:wpc="http://schemas.microsoft.com/office/word/2010/wordprocessingCanvas" xmlns:wpg="http://schemas.microsoft.com/office/word/2010/wordprocessingGroup" xmlns:wpi="http://schemas.microsoft.com/office/word/2010/wordprocessingInk" xmlns:wps="http://schemas.microsoft.com/office/word/2010/wordprocessingShape" mc:Ignorable="w14 wp14">
+<w:ftr xmlns:mc="http://schemas.openxmlformats.org/markup-compatibility/2006" xmlns:w="http://schemas.openxmlformats.org/wordprocessingml/2006/main" xmlns:m="http://schemas.openxmlformats.org/officeDocument/2006/math" xmlns:mo="http://schemas.microsoft.com/office/mac/office/2008/main" xmlns:mv="urn:schemas-microsoft-com:mac:vml" xmlns:o="urn:schemas-microsoft-com:office:office" xmlns:r="http://schemas.openxmlformats.org/officeDocument/2006/relationships" xmlns:v="urn:schemas-microsoft-com:vml" xmlns:w10="urn:schemas-microsoft-com:office:word" xmlns:w14="http://schemas.microsoft.com/office/word/2010/wordml" xmlns:wne="http://schemas.microsoft.com/office/word/2006/wordml" xmlns:wp14="http://schemas.microsoft.com/office/word/2010/wordprocessingDrawing" xmlns:wp="http://schemas.openxmlformats.org/drawingml/2006/wordprocessingDrawing" xmlns:wpc="http://schemas.microsoft.com/office/word/2010/wordprocessingCanvas" xmlns:wpg="http://schemas.microsoft.com/office/word/2010/wordprocessingGroup" xmlns:wpi="http://schemas.microsoft.com/office/word/2010/wordprocessingInk" xmlns:wps="http://schemas.microsoft.com/office/word/2010/wordprocessingShape" mc:Ignorable="w14 wp14">
   <w:p>
     <w:pPr>
       <w:pStyle w:val="Footer"/>
@@ -2384,12 +2684,14 @@
     </w:pPr>
     <w:r>
       <w:rPr>
+        <w:rFonts w:eastAsia="黑体"/>
         <w:sz w:val="18"/>
       </w:rPr>
       <w:t xml:space="preserve">第 </w:t>
     </w:r>
     <w:r>
       <w:rPr>
+        <w:rFonts w:eastAsia="黑体"/>
         <w:sz w:val="18"/>
       </w:rPr>
       <w:fldChar w:fldCharType="begin"/>
@@ -2398,6 +2700,7 @@
     </w:r>
     <w:r>
       <w:rPr>
+        <w:rFonts w:eastAsia="黑体"/>
         <w:sz w:val="18"/>
       </w:rPr>
       <w:t xml:space="preserve"> 页</w:t>
@@ -2411,6 +2714,9 @@
   <w:footnote w:type="continuationSeparator" w:id="0">
     <w:p>
       <w:r>
+        <w:rPr>
+          <w:rFonts w:eastAsia="黑体"/>
+        </w:rPr>
         <w:continuationSeparator/>
       </w:r>
     </w:p>
@@ -2418,6 +2724,9 @@
   <w:footnote w:type="separator" w:id="-1">
     <w:p>
       <w:r>
+        <w:rPr>
+          <w:rFonts w:eastAsia="黑体"/>
+        </w:rPr>
         <w:separator/>
       </w:r>
     </w:p>
@@ -2426,7 +2735,7 @@
 </file>
 
 <file path=word/header1.xml><?xml version="1.0" encoding="utf-8"?>
-<w:hdr xmlns:m="http://schemas.openxmlformats.org/officeDocument/2006/math" xmlns:mc="http://schemas.openxmlformats.org/markup-compatibility/2006" xmlns:mo="http://schemas.microsoft.com/office/mac/office/2008/main" xmlns:mv="urn:schemas-microsoft-com:mac:vml" xmlns:o="urn:schemas-microsoft-com:office:office" xmlns:r="http://schemas.openxmlformats.org/officeDocument/2006/relationships" xmlns:v="urn:schemas-microsoft-com:vml" xmlns:w10="urn:schemas-microsoft-com:office:word" xmlns:w14="http://schemas.microsoft.com/office/word/2010/wordml" xmlns:w="http://schemas.openxmlformats.org/wordprocessingml/2006/main" xmlns:wne="http://schemas.microsoft.com/office/word/2006/wordml" xmlns:wp14="http://schemas.microsoft.com/office/word/2010/wordprocessingDrawing" xmlns:wp="http://schemas.openxmlformats.org/drawingml/2006/wordprocessingDrawing" xmlns:wpc="http://schemas.microsoft.com/office/word/2010/wordprocessingCanvas" xmlns:wpg="http://schemas.microsoft.com/office/word/2010/wordprocessingGroup" xmlns:wpi="http://schemas.microsoft.com/office/word/2010/wordprocessingInk" xmlns:wps="http://schemas.microsoft.com/office/word/2010/wordprocessingShape" mc:Ignorable="w14 wp14">
+<w:hdr xmlns:mc="http://schemas.openxmlformats.org/markup-compatibility/2006" xmlns:w="http://schemas.openxmlformats.org/wordprocessingml/2006/main" xmlns:m="http://schemas.openxmlformats.org/officeDocument/2006/math" xmlns:mo="http://schemas.microsoft.com/office/mac/office/2008/main" xmlns:mv="urn:schemas-microsoft-com:mac:vml" xmlns:o="urn:schemas-microsoft-com:office:office" xmlns:r="http://schemas.openxmlformats.org/officeDocument/2006/relationships" xmlns:v="urn:schemas-microsoft-com:vml" xmlns:w10="urn:schemas-microsoft-com:office:word" xmlns:w14="http://schemas.microsoft.com/office/word/2010/wordml" xmlns:wne="http://schemas.microsoft.com/office/word/2006/wordml" xmlns:wp14="http://schemas.microsoft.com/office/word/2010/wordprocessingDrawing" xmlns:wp="http://schemas.openxmlformats.org/drawingml/2006/wordprocessingDrawing" xmlns:wpc="http://schemas.microsoft.com/office/word/2010/wordprocessingCanvas" xmlns:wpg="http://schemas.microsoft.com/office/word/2010/wordprocessingGroup" xmlns:wpi="http://schemas.microsoft.com/office/word/2010/wordprocessingInk" xmlns:wps="http://schemas.microsoft.com/office/word/2010/wordprocessingShape" mc:Ignorable="w14 wp14">
   <w:p>
     <w:pPr>
       <w:pStyle w:val="Header"/>
@@ -2434,7 +2743,7 @@
     </w:pPr>
     <w:r>
       <w:rPr>
-        <w:rFonts w:ascii="Times New Roman" w:hAnsi="Times New Roman"/>
+        <w:rFonts w:ascii="Times New Roman" w:hAnsi="Times New Roman" w:eastAsia="黑体"/>
         <w:sz w:val="18"/>
         <w:rFonts w:eastAsia="黑体"/>
         <w:rFonts w:eastAsia="黑体"/>
@@ -2446,7 +2755,7 @@
 </file>
 
 <file path=word/numbering.xml><?xml version="1.0" encoding="utf-8"?>
-<w:numbering xmlns:m="http://schemas.openxmlformats.org/officeDocument/2006/math" xmlns:mc="http://schemas.openxmlformats.org/markup-compatibility/2006" xmlns:mo="http://schemas.microsoft.com/office/mac/office/2008/main" xmlns:mv="urn:schemas-microsoft-com:mac:vml" xmlns:o="urn:schemas-microsoft-com:office:office" xmlns:r="http://schemas.openxmlformats.org/officeDocument/2006/relationships" xmlns:v="urn:schemas-microsoft-com:vml" xmlns:w="http://schemas.openxmlformats.org/wordprocessingml/2006/main" xmlns:w10="urn:schemas-microsoft-com:office:word" xmlns:w14="http://schemas.microsoft.com/office/word/2010/wordml" xmlns:wne="http://schemas.microsoft.com/office/word/2006/wordml" xmlns:wp="http://schemas.openxmlformats.org/drawingml/2006/wordprocessingDrawing" xmlns:wp14="http://schemas.microsoft.com/office/word/2010/wordprocessingDrawing" xmlns:wpc="http://schemas.microsoft.com/office/word/2010/wordprocessingCanvas" xmlns:wpg="http://schemas.microsoft.com/office/word/2010/wordprocessingGroup" xmlns:wpi="http://schemas.microsoft.com/office/word/2010/wordprocessingInk" xmlns:wps="http://schemas.microsoft.com/office/word/2010/wordprocessingShape" mc:Ignorable="w14 wp14">
+<w:numbering xmlns:mc="http://schemas.openxmlformats.org/markup-compatibility/2006" xmlns:w="http://schemas.openxmlformats.org/wordprocessingml/2006/main" xmlns:m="http://schemas.openxmlformats.org/officeDocument/2006/math" xmlns:mo="http://schemas.microsoft.com/office/mac/office/2008/main" xmlns:mv="urn:schemas-microsoft-com:mac:vml" xmlns:o="urn:schemas-microsoft-com:office:office" xmlns:r="http://schemas.openxmlformats.org/officeDocument/2006/relationships" xmlns:v="urn:schemas-microsoft-com:vml" xmlns:w10="urn:schemas-microsoft-com:office:word" xmlns:w14="http://schemas.microsoft.com/office/word/2010/wordml" xmlns:wne="http://schemas.microsoft.com/office/word/2006/wordml" xmlns:wp="http://schemas.openxmlformats.org/drawingml/2006/wordprocessingDrawing" xmlns:wp14="http://schemas.microsoft.com/office/word/2010/wordprocessingDrawing" xmlns:wpc="http://schemas.microsoft.com/office/word/2010/wordprocessingCanvas" xmlns:wpg="http://schemas.microsoft.com/office/word/2010/wordprocessingGroup" xmlns:wpi="http://schemas.microsoft.com/office/word/2010/wordprocessingInk" xmlns:wps="http://schemas.microsoft.com/office/word/2010/wordprocessingShape" mc:Ignorable="w14 wp14">
   <w:abstractNum w:abstractNumId="0">
     <w:nsid w:val="FFFFFF7C"/>
     <w:multiLevelType w:val="singleLevel"/>
@@ -2533,7 +2842,7 @@
         <w:ind w:hanging="360" w:left="1440"/>
       </w:pPr>
       <w:rPr>
-        <w:rFonts w:ascii="Symbol" w:hAnsi="Symbol" w:hint="default"/>
+        <w:rFonts w:ascii="Symbol" w:hAnsi="Symbol" w:hint="default" w:eastAsia="黑体"/>
       </w:rPr>
     </w:lvl>
   </w:abstractNum>
@@ -2554,7 +2863,7 @@
         <w:ind w:hanging="360" w:left="1080"/>
       </w:pPr>
       <w:rPr>
-        <w:rFonts w:ascii="Symbol" w:hAnsi="Symbol" w:hint="default"/>
+        <w:rFonts w:ascii="Symbol" w:hAnsi="Symbol" w:hint="default" w:eastAsia="黑体"/>
       </w:rPr>
     </w:lvl>
   </w:abstractNum>
@@ -2575,7 +2884,7 @@
         <w:ind w:hanging="360" w:left="720"/>
       </w:pPr>
       <w:rPr>
-        <w:rFonts w:ascii="Symbol" w:hAnsi="Symbol" w:hint="default"/>
+        <w:rFonts w:ascii="Symbol" w:hAnsi="Symbol" w:hint="default" w:eastAsia="黑体"/>
       </w:rPr>
     </w:lvl>
   </w:abstractNum>
@@ -2614,7 +2923,7 @@
         <w:ind w:hanging="360" w:left="360"/>
       </w:pPr>
       <w:rPr>
-        <w:rFonts w:ascii="Symbol" w:hAnsi="Symbol" w:hint="default"/>
+        <w:rFonts w:ascii="Symbol" w:hAnsi="Symbol" w:hint="default" w:eastAsia="黑体"/>
       </w:rPr>
     </w:lvl>
   </w:abstractNum>
@@ -2705,7 +3014,7 @@
         <w:ind w:left="720" w:hanging="360"/>
       </w:pPr>
       <w:rPr>
-        <w:rFonts w:ascii="Symbol" w:hAnsi="Symbol" w:cs="Symbol" w:hint="default"/>
+        <w:rFonts w:ascii="Symbol" w:hAnsi="Symbol" w:cs="Symbol" w:hint="default" w:eastAsia="黑体"/>
       </w:rPr>
     </w:lvl>
     <w:lvl w:ilvl="1">
@@ -2716,7 +3025,7 @@
         <w:ind w:left="1440" w:hanging="360"/>
       </w:pPr>
       <w:rPr>
-        <w:rFonts w:ascii="Courier New" w:hAnsi="Courier New" w:cs="Courier New" w:hint="default"/>
+        <w:rFonts w:ascii="Courier New" w:hAnsi="Courier New" w:cs="Courier New" w:hint="default" w:eastAsia="黑体"/>
       </w:rPr>
     </w:lvl>
     <w:lvl w:ilvl="2">
@@ -2727,7 +3036,7 @@
         <w:ind w:left="2160" w:hanging="360"/>
       </w:pPr>
       <w:rPr>
-        <w:rFonts w:ascii="Wingdings" w:hAnsi="Wingdings" w:cs="Wingdings" w:hint="default"/>
+        <w:rFonts w:ascii="Wingdings" w:hAnsi="Wingdings" w:cs="Wingdings" w:hint="default" w:eastAsia="黑体"/>
       </w:rPr>
     </w:lvl>
     <w:lvl w:ilvl="3">
@@ -2738,7 +3047,7 @@
         <w:ind w:left="2880" w:hanging="360"/>
       </w:pPr>
       <w:rPr>
-        <w:rFonts w:ascii="Symbol" w:hAnsi="Symbol" w:cs="Symbol" w:hint="default"/>
+        <w:rFonts w:ascii="Symbol" w:hAnsi="Symbol" w:cs="Symbol" w:hint="default" w:eastAsia="黑体"/>
       </w:rPr>
     </w:lvl>
     <w:lvl w:ilvl="4">
@@ -2749,7 +3058,7 @@
         <w:ind w:left="3600" w:hanging="360"/>
       </w:pPr>
       <w:rPr>
-        <w:rFonts w:ascii="Courier New" w:hAnsi="Courier New" w:cs="Courier New" w:hint="default"/>
+        <w:rFonts w:ascii="Courier New" w:hAnsi="Courier New" w:cs="Courier New" w:hint="default" w:eastAsia="黑体"/>
       </w:rPr>
     </w:lvl>
     <w:lvl w:ilvl="5">
@@ -2760,7 +3069,7 @@
         <w:ind w:left="4320" w:hanging="360"/>
       </w:pPr>
       <w:rPr>
-        <w:rFonts w:ascii="Wingdings" w:hAnsi="Wingdings" w:cs="Wingdings" w:hint="default"/>
+        <w:rFonts w:ascii="Wingdings" w:hAnsi="Wingdings" w:cs="Wingdings" w:hint="default" w:eastAsia="黑体"/>
       </w:rPr>
     </w:lvl>
     <w:lvl w:ilvl="6">
@@ -2771,7 +3080,7 @@
         <w:ind w:left="5040" w:hanging="360"/>
       </w:pPr>
       <w:rPr>
-        <w:rFonts w:ascii="Symbol" w:hAnsi="Symbol" w:cs="Symbol" w:hint="default"/>
+        <w:rFonts w:ascii="Symbol" w:hAnsi="Symbol" w:cs="Symbol" w:hint="default" w:eastAsia="黑体"/>
       </w:rPr>
     </w:lvl>
     <w:lvl w:ilvl="7">
@@ -2782,7 +3091,7 @@
         <w:ind w:left="5760" w:hanging="360"/>
       </w:pPr>
       <w:rPr>
-        <w:rFonts w:ascii="Courier New" w:hAnsi="Courier New" w:cs="Courier New" w:hint="default"/>
+        <w:rFonts w:ascii="Courier New" w:hAnsi="Courier New" w:cs="Courier New" w:hint="default" w:eastAsia="黑体"/>
       </w:rPr>
     </w:lvl>
     <w:lvl w:ilvl="8">
@@ -2793,7 +3102,7 @@
         <w:ind w:left="6480" w:hanging="360"/>
       </w:pPr>
       <w:rPr>
-        <w:rFonts w:ascii="Wingdings" w:hAnsi="Wingdings" w:cs="Wingdings" w:hint="default"/>
+        <w:rFonts w:ascii="Wingdings" w:hAnsi="Wingdings" w:cs="Wingdings" w:hint="default" w:eastAsia="黑体"/>
       </w:rPr>
     </w:lvl>
   </w:abstractNum>
@@ -2849,11 +3158,11 @@
 </file>
 
 <file path=word/styles.xml><?xml version="1.0" encoding="utf-8"?>
-<w:styles xmlns:mc="http://schemas.openxmlformats.org/markup-compatibility/2006" xmlns:r="http://schemas.openxmlformats.org/officeDocument/2006/relationships" xmlns:w="http://schemas.openxmlformats.org/wordprocessingml/2006/main" xmlns:w14="http://schemas.microsoft.com/office/word/2010/wordml" mc:Ignorable="w14">
+<w:styles xmlns:mc="http://schemas.openxmlformats.org/markup-compatibility/2006" xmlns:w="http://schemas.openxmlformats.org/wordprocessingml/2006/main" xmlns:r="http://schemas.openxmlformats.org/officeDocument/2006/relationships" xmlns:w14="http://schemas.microsoft.com/office/word/2010/wordml" mc:Ignorable="w14">
   <w:docDefaults>
     <w:rPrDefault>
       <w:rPr>
-        <w:rFonts w:asciiTheme="minorHAnsi" w:cstheme="minorBidi" w:eastAsiaTheme="minorEastAsia" w:hAnsiTheme="minorHAnsi"/>
+        <w:rFonts w:asciiTheme="minorHAnsi" w:cstheme="minorBidi" w:hAnsiTheme="minorHAnsi" w:eastAsia="黑体"/>
         <w:sz w:val="22"/>
         <w:szCs w:val="22"/>
         <w:lang w:bidi="ar-SA" w:eastAsia="en-US" w:val="en-US"/>
@@ -3075,7 +3384,7 @@
       <w:outlineLvl w:val="0"/>
     </w:pPr>
     <w:rPr>
-      <w:rFonts w:ascii="Times New Roman" w:asciiTheme="majorHAnsi" w:cstheme="majorBidi" w:eastAsia="黑体" w:eastAsiaTheme="majorEastAsia" w:hAnsi="Times New Roman" w:hAnsiTheme="majorHAnsi"/>
+      <w:rFonts w:ascii="Times New Roman" w:asciiTheme="majorHAnsi" w:cstheme="majorBidi" w:eastAsia="黑体" w:hAnsi="Times New Roman" w:hAnsiTheme="majorHAnsi"/>
       <w:b/>
       <w:bCs/>
       <w:color w:val="1F3864"/>
@@ -3099,7 +3408,7 @@
       <w:outlineLvl w:val="1"/>
     </w:pPr>
     <w:rPr>
-      <w:rFonts w:ascii="Times New Roman" w:asciiTheme="majorHAnsi" w:cstheme="majorBidi" w:eastAsia="黑体" w:eastAsiaTheme="majorEastAsia" w:hAnsi="Times New Roman" w:hAnsiTheme="majorHAnsi"/>
+      <w:rFonts w:ascii="Times New Roman" w:asciiTheme="majorHAnsi" w:cstheme="majorBidi" w:eastAsia="黑体" w:hAnsi="Times New Roman" w:hAnsiTheme="majorHAnsi"/>
       <w:b/>
       <w:bCs/>
       <w:color w:val="2E4E7E"/>
@@ -3123,7 +3432,7 @@
       <w:outlineLvl w:val="2"/>
     </w:pPr>
     <w:rPr>
-      <w:rFonts w:ascii="Times New Roman" w:asciiTheme="majorHAnsi" w:cstheme="majorBidi" w:eastAsia="黑体" w:eastAsiaTheme="majorEastAsia" w:hAnsi="Times New Roman" w:hAnsiTheme="majorHAnsi"/>
+      <w:rFonts w:ascii="Times New Roman" w:asciiTheme="majorHAnsi" w:cstheme="majorBidi" w:eastAsia="黑体" w:hAnsi="Times New Roman" w:hAnsiTheme="majorHAnsi"/>
       <w:b/>
       <w:bCs/>
       <w:color w:val="2E4E7E"/>
@@ -3147,7 +3456,7 @@
       <w:outlineLvl w:val="3"/>
     </w:pPr>
     <w:rPr>
-      <w:rFonts w:ascii="Times New Roman" w:asciiTheme="majorHAnsi" w:cstheme="majorBidi" w:eastAsia="黑体" w:eastAsiaTheme="majorEastAsia" w:hAnsi="Times New Roman" w:hAnsiTheme="majorHAnsi"/>
+      <w:rFonts w:ascii="Times New Roman" w:asciiTheme="majorHAnsi" w:cstheme="majorBidi" w:eastAsia="黑体" w:hAnsi="Times New Roman" w:hAnsiTheme="majorHAnsi"/>
       <w:b/>
       <w:bCs/>
       <w:i/>
@@ -3173,7 +3482,7 @@
       <w:outlineLvl w:val="4"/>
     </w:pPr>
     <w:rPr>
-      <w:rFonts w:ascii="Times New Roman" w:asciiTheme="majorHAnsi" w:cstheme="majorBidi" w:eastAsia="黑体" w:eastAsiaTheme="majorEastAsia" w:hAnsi="Times New Roman" w:hAnsiTheme="majorHAnsi"/>
+      <w:rFonts w:ascii="Times New Roman" w:asciiTheme="majorHAnsi" w:cstheme="majorBidi" w:eastAsia="黑体" w:hAnsi="Times New Roman" w:hAnsiTheme="majorHAnsi"/>
       <w:b/>
       <w:color w:val="333333"/>
       <w:sz w:val="22"/>
@@ -3196,7 +3505,7 @@
       <w:outlineLvl w:val="5"/>
     </w:pPr>
     <w:rPr>
-      <w:rFonts w:asciiTheme="majorHAnsi" w:cstheme="majorBidi" w:eastAsiaTheme="majorEastAsia" w:hAnsiTheme="majorHAnsi"/>
+      <w:rFonts w:asciiTheme="majorHAnsi" w:cstheme="majorBidi" w:hAnsiTheme="majorHAnsi" w:eastAsia="黑体"/>
       <w:i/>
       <w:iCs/>
       <w:color w:themeColor="accent1" w:themeShade="7F" w:val="243F60"/>
@@ -3219,7 +3528,7 @@
       <w:outlineLvl w:val="6"/>
     </w:pPr>
     <w:rPr>
-      <w:rFonts w:asciiTheme="majorHAnsi" w:cstheme="majorBidi" w:eastAsiaTheme="majorEastAsia" w:hAnsiTheme="majorHAnsi"/>
+      <w:rFonts w:asciiTheme="majorHAnsi" w:cstheme="majorBidi" w:hAnsiTheme="majorHAnsi" w:eastAsia="黑体"/>
       <w:i/>
       <w:iCs/>
       <w:color w:themeColor="text1" w:themeTint="BF" w:val="404040"/>
@@ -3242,7 +3551,7 @@
       <w:outlineLvl w:val="7"/>
     </w:pPr>
     <w:rPr>
-      <w:rFonts w:asciiTheme="majorHAnsi" w:cstheme="majorBidi" w:eastAsiaTheme="majorEastAsia" w:hAnsiTheme="majorHAnsi"/>
+      <w:rFonts w:asciiTheme="majorHAnsi" w:cstheme="majorBidi" w:hAnsiTheme="majorHAnsi" w:eastAsia="黑体"/>
       <w:color w:themeColor="accent1" w:val="4F81BD"/>
       <w:sz w:val="20"/>
       <w:szCs w:val="20"/>
@@ -3265,7 +3574,7 @@
       <w:outlineLvl w:val="8"/>
     </w:pPr>
     <w:rPr>
-      <w:rFonts w:asciiTheme="majorHAnsi" w:cstheme="majorBidi" w:eastAsiaTheme="majorEastAsia" w:hAnsiTheme="majorHAnsi"/>
+      <w:rFonts w:asciiTheme="majorHAnsi" w:cstheme="majorBidi" w:hAnsiTheme="majorHAnsi" w:eastAsia="黑体"/>
       <w:i/>
       <w:iCs/>
       <w:color w:themeColor="text1" w:themeTint="BF" w:val="404040"/>
@@ -3316,7 +3625,7 @@
     <w:uiPriority w:val="9"/>
     <w:rsid w:val="00FC693F"/>
     <w:rPr>
-      <w:rFonts w:asciiTheme="majorHAnsi" w:cstheme="majorBidi" w:eastAsiaTheme="majorEastAsia" w:hAnsiTheme="majorHAnsi"/>
+      <w:rFonts w:asciiTheme="majorHAnsi" w:cstheme="majorBidi" w:hAnsiTheme="majorHAnsi" w:eastAsia="黑体"/>
       <w:b/>
       <w:bCs/>
       <w:color w:themeColor="accent1" w:themeShade="BF" w:val="365F91"/>
@@ -3331,7 +3640,7 @@
     <w:uiPriority w:val="9"/>
     <w:rsid w:val="00FC693F"/>
     <w:rPr>
-      <w:rFonts w:asciiTheme="majorHAnsi" w:cstheme="majorBidi" w:eastAsiaTheme="majorEastAsia" w:hAnsiTheme="majorHAnsi"/>
+      <w:rFonts w:asciiTheme="majorHAnsi" w:cstheme="majorBidi" w:hAnsiTheme="majorHAnsi" w:eastAsia="黑体"/>
       <w:b/>
       <w:bCs/>
       <w:color w:themeColor="accent1" w:val="4F81BD"/>
@@ -3346,7 +3655,7 @@
     <w:uiPriority w:val="9"/>
     <w:rsid w:val="00FC693F"/>
     <w:rPr>
-      <w:rFonts w:asciiTheme="majorHAnsi" w:cstheme="majorBidi" w:eastAsiaTheme="majorEastAsia" w:hAnsiTheme="majorHAnsi"/>
+      <w:rFonts w:asciiTheme="majorHAnsi" w:cstheme="majorBidi" w:hAnsiTheme="majorHAnsi" w:eastAsia="黑体"/>
       <w:b/>
       <w:bCs/>
       <w:color w:themeColor="accent1" w:val="4F81BD"/>
@@ -3369,7 +3678,7 @@
       <w:contextualSpacing/>
     </w:pPr>
     <w:rPr>
-      <w:rFonts w:ascii="Times New Roman" w:asciiTheme="majorHAnsi" w:cstheme="majorBidi" w:eastAsia="黑体" w:eastAsiaTheme="majorEastAsia" w:hAnsi="Times New Roman" w:hAnsiTheme="majorHAnsi"/>
+      <w:rFonts w:ascii="Times New Roman" w:asciiTheme="majorHAnsi" w:cstheme="majorBidi" w:eastAsia="黑体" w:hAnsi="Times New Roman" w:hAnsiTheme="majorHAnsi"/>
       <w:b/>
       <w:color w:val="1F3864"/>
       <w:spacing w:val="5"/>
@@ -3385,7 +3694,7 @@
     <w:uiPriority w:val="10"/>
     <w:rsid w:val="00FC693F"/>
     <w:rPr>
-      <w:rFonts w:asciiTheme="majorHAnsi" w:cstheme="majorBidi" w:eastAsiaTheme="majorEastAsia" w:hAnsiTheme="majorHAnsi"/>
+      <w:rFonts w:asciiTheme="majorHAnsi" w:cstheme="majorBidi" w:hAnsiTheme="majorHAnsi" w:eastAsia="黑体"/>
       <w:color w:themeColor="text2" w:themeShade="BF" w:val="17365D"/>
       <w:spacing w:val="5"/>
       <w:kern w:val="28"/>
@@ -3407,7 +3716,7 @@
       </w:numPr>
     </w:pPr>
     <w:rPr>
-      <w:rFonts w:asciiTheme="majorHAnsi" w:cstheme="majorBidi" w:eastAsiaTheme="majorEastAsia" w:hAnsiTheme="majorHAnsi"/>
+      <w:rFonts w:asciiTheme="majorHAnsi" w:cstheme="majorBidi" w:hAnsiTheme="majorHAnsi" w:eastAsia="黑体"/>
       <w:i/>
       <w:iCs/>
       <w:color w:themeColor="accent1" w:val="4F81BD"/>
@@ -3423,7 +3732,7 @@
     <w:uiPriority w:val="11"/>
     <w:rsid w:val="00FC693F"/>
     <w:rPr>
-      <w:rFonts w:asciiTheme="majorHAnsi" w:cstheme="majorBidi" w:eastAsiaTheme="majorEastAsia" w:hAnsiTheme="majorHAnsi"/>
+      <w:rFonts w:asciiTheme="majorHAnsi" w:cstheme="majorBidi" w:hAnsiTheme="majorHAnsi" w:eastAsia="黑体"/>
       <w:i/>
       <w:iCs/>
       <w:color w:themeColor="accent1" w:val="4F81BD"/>
@@ -3490,6 +3799,7 @@
       <w:spacing w:after="120"/>
     </w:pPr>
     <w:rPr>
+      <w:rFonts w:eastAsia="黑体"/>
       <w:sz w:val="16"/>
       <w:szCs w:val="16"/>
     </w:rPr>
@@ -3501,6 +3811,7 @@
     <w:uiPriority w:val="99"/>
     <w:rsid w:val="00AA1D8D"/>
     <w:rPr>
+      <w:rFonts w:eastAsia="黑体"/>
       <w:sz w:val="16"/>
       <w:szCs w:val="16"/>
     </w:rPr>
@@ -3670,7 +3981,7 @@
       </w:tabs>
     </w:pPr>
     <w:rPr>
-      <w:rFonts w:ascii="Courier" w:hAnsi="Courier"/>
+      <w:rFonts w:ascii="Courier" w:hAnsi="Courier" w:eastAsia="黑体"/>
       <w:sz w:val="20"/>
       <w:szCs w:val="20"/>
     </w:rPr>
@@ -3682,7 +3993,7 @@
     <w:uiPriority w:val="99"/>
     <w:rsid w:val="0029639D"/>
     <w:rPr>
-      <w:rFonts w:ascii="Courier" w:hAnsi="Courier"/>
+      <w:rFonts w:ascii="Courier" w:hAnsi="Courier" w:eastAsia="黑体"/>
       <w:sz w:val="20"/>
       <w:szCs w:val="20"/>
     </w:rPr>
@@ -3718,6 +4029,7 @@
     <w:uiPriority w:val="29"/>
     <w:rsid w:val="00FC693F"/>
     <w:rPr>
+      <w:rFonts w:eastAsia="黑体"/>
       <w:i/>
       <w:iCs/>
       <w:color w:themeColor="text1" w:val="000000"/>
@@ -3731,7 +4043,7 @@
     <w:semiHidden/>
     <w:rsid w:val="00FC693F"/>
     <w:rPr>
-      <w:rFonts w:asciiTheme="majorHAnsi" w:cstheme="majorBidi" w:eastAsiaTheme="majorEastAsia" w:hAnsiTheme="majorHAnsi"/>
+      <w:rFonts w:asciiTheme="majorHAnsi" w:cstheme="majorBidi" w:hAnsiTheme="majorHAnsi" w:eastAsia="黑体"/>
       <w:b/>
       <w:bCs/>
       <w:i/>
@@ -3747,7 +4059,7 @@
     <w:semiHidden/>
     <w:rsid w:val="00FC693F"/>
     <w:rPr>
-      <w:rFonts w:asciiTheme="majorHAnsi" w:cstheme="majorBidi" w:eastAsiaTheme="majorEastAsia" w:hAnsiTheme="majorHAnsi"/>
+      <w:rFonts w:asciiTheme="majorHAnsi" w:cstheme="majorBidi" w:hAnsiTheme="majorHAnsi" w:eastAsia="黑体"/>
       <w:color w:themeColor="accent1" w:themeShade="7F" w:val="243F60"/>
     </w:rPr>
   </w:style>
@@ -3759,7 +4071,7 @@
     <w:semiHidden/>
     <w:rsid w:val="00FC693F"/>
     <w:rPr>
-      <w:rFonts w:asciiTheme="majorHAnsi" w:cstheme="majorBidi" w:eastAsiaTheme="majorEastAsia" w:hAnsiTheme="majorHAnsi"/>
+      <w:rFonts w:asciiTheme="majorHAnsi" w:cstheme="majorBidi" w:hAnsiTheme="majorHAnsi" w:eastAsia="黑体"/>
       <w:i/>
       <w:iCs/>
       <w:color w:themeColor="accent1" w:themeShade="7F" w:val="243F60"/>
@@ -3773,7 +4085,7 @@
     <w:semiHidden/>
     <w:rsid w:val="00FC693F"/>
     <w:rPr>
-      <w:rFonts w:asciiTheme="majorHAnsi" w:cstheme="majorBidi" w:eastAsiaTheme="majorEastAsia" w:hAnsiTheme="majorHAnsi"/>
+      <w:rFonts w:asciiTheme="majorHAnsi" w:cstheme="majorBidi" w:hAnsiTheme="majorHAnsi" w:eastAsia="黑体"/>
       <w:i/>
       <w:iCs/>
       <w:color w:themeColor="text1" w:themeTint="BF" w:val="404040"/>
@@ -3787,7 +4099,7 @@
     <w:semiHidden/>
     <w:rsid w:val="00FC693F"/>
     <w:rPr>
-      <w:rFonts w:asciiTheme="majorHAnsi" w:cstheme="majorBidi" w:eastAsiaTheme="majorEastAsia" w:hAnsiTheme="majorHAnsi"/>
+      <w:rFonts w:asciiTheme="majorHAnsi" w:cstheme="majorBidi" w:hAnsiTheme="majorHAnsi" w:eastAsia="黑体"/>
       <w:color w:themeColor="accent1" w:val="4F81BD"/>
       <w:sz w:val="20"/>
       <w:szCs w:val="20"/>
@@ -3801,7 +4113,7 @@
     <w:semiHidden/>
     <w:rsid w:val="00FC693F"/>
     <w:rPr>
-      <w:rFonts w:asciiTheme="majorHAnsi" w:cstheme="majorBidi" w:eastAsiaTheme="majorEastAsia" w:hAnsiTheme="majorHAnsi"/>
+      <w:rFonts w:asciiTheme="majorHAnsi" w:cstheme="majorBidi" w:hAnsiTheme="majorHAnsi" w:eastAsia="黑体"/>
       <w:i/>
       <w:iCs/>
       <w:color w:themeColor="text1" w:themeTint="BF" w:val="404040"/>
@@ -3822,6 +4134,7 @@
       <w:spacing w:line="240" w:lineRule="auto"/>
     </w:pPr>
     <w:rPr>
+      <w:rFonts w:eastAsia="黑体"/>
       <w:b/>
       <w:bCs/>
       <w:color w:themeColor="accent1" w:val="4F81BD"/>
@@ -3836,6 +4149,7 @@
     <w:qFormat/>
     <w:rsid w:val="00FC693F"/>
     <w:rPr>
+      <w:rFonts w:eastAsia="黑体"/>
       <w:b/>
       <w:bCs/>
     </w:rPr>
@@ -3847,6 +4161,7 @@
     <w:qFormat/>
     <w:rsid w:val="00FC693F"/>
     <w:rPr>
+      <w:rFonts w:eastAsia="黑体"/>
       <w:i/>
       <w:iCs/>
     </w:rPr>
@@ -3867,6 +4182,7 @@
       <w:ind w:left="936" w:right="936"/>
     </w:pPr>
     <w:rPr>
+      <w:rFonts w:eastAsia="黑体"/>
       <w:b/>
       <w:bCs/>
       <w:i/>
@@ -3881,6 +4197,7 @@
     <w:uiPriority w:val="30"/>
     <w:rsid w:val="00FC693F"/>
     <w:rPr>
+      <w:rFonts w:eastAsia="黑体"/>
       <w:b/>
       <w:bCs/>
       <w:i/>
@@ -3895,6 +4212,7 @@
     <w:qFormat/>
     <w:rsid w:val="00FC693F"/>
     <w:rPr>
+      <w:rFonts w:eastAsia="黑体"/>
       <w:i/>
       <w:iCs/>
       <w:color w:themeColor="text1" w:themeTint="7F" w:val="808080"/>
@@ -3907,6 +4225,7 @@
     <w:qFormat/>
     <w:rsid w:val="00FC693F"/>
     <w:rPr>
+      <w:rFonts w:eastAsia="黑体"/>
       <w:b/>
       <w:bCs/>
       <w:i/>
@@ -3921,6 +4240,7 @@
     <w:qFormat/>
     <w:rsid w:val="00FC693F"/>
     <w:rPr>
+      <w:rFonts w:eastAsia="黑体"/>
       <w:smallCaps/>
       <w:color w:themeColor="accent2" w:val="C0504D"/>
       <w:u w:val="single"/>
@@ -3933,6 +4253,7 @@
     <w:qFormat/>
     <w:rsid w:val="00FC693F"/>
     <w:rPr>
+      <w:rFonts w:eastAsia="黑体"/>
       <w:b/>
       <w:bCs/>
       <w:smallCaps/>
@@ -3948,6 +4269,7 @@
     <w:qFormat/>
     <w:rsid w:val="00FC693F"/>
     <w:rPr>
+      <w:rFonts w:eastAsia="黑体"/>
       <w:b/>
       <w:bCs/>
       <w:smallCaps/>
@@ -4002,6 +4324,7 @@
       <w:spacing w:after="0" w:line="240" w:lineRule="auto"/>
     </w:pPr>
     <w:rPr>
+      <w:rFonts w:eastAsia="黑体"/>
       <w:color w:themeColor="text1" w:themeShade="BF" w:val="000000"/>
     </w:rPr>
     <w:tblPr>
@@ -4024,6 +4347,7 @@
         <w:spacing w:after="0" w:before="0" w:line="240" w:lineRule="auto"/>
       </w:pPr>
       <w:rPr>
+        <w:rFonts w:eastAsia="黑体"/>
         <w:b/>
         <w:bCs/>
       </w:rPr>
@@ -4044,6 +4368,7 @@
         <w:spacing w:after="0" w:before="0" w:line="240" w:lineRule="auto"/>
       </w:pPr>
       <w:rPr>
+        <w:rFonts w:eastAsia="黑体"/>
         <w:b/>
         <w:bCs/>
       </w:rPr>
@@ -4061,12 +4386,14 @@
     </w:tblStylePr>
     <w:tblStylePr w:type="firstCol">
       <w:rPr>
+        <w:rFonts w:eastAsia="黑体"/>
         <w:b/>
         <w:bCs/>
       </w:rPr>
     </w:tblStylePr>
     <w:tblStylePr w:type="lastCol">
       <w:rPr>
+        <w:rFonts w:eastAsia="黑体"/>
         <w:b/>
         <w:bCs/>
       </w:rPr>
@@ -4105,6 +4432,7 @@
       <w:spacing w:after="0" w:line="240" w:lineRule="auto"/>
     </w:pPr>
     <w:rPr>
+      <w:rFonts w:eastAsia="黑体"/>
       <w:color w:themeColor="accent1" w:themeShade="BF" w:val="365F91"/>
     </w:rPr>
     <w:tblPr>
@@ -4127,6 +4455,7 @@
         <w:spacing w:after="0" w:before="0" w:line="240" w:lineRule="auto"/>
       </w:pPr>
       <w:rPr>
+        <w:rFonts w:eastAsia="黑体"/>
         <w:b/>
         <w:bCs/>
       </w:rPr>
@@ -4147,6 +4476,7 @@
         <w:spacing w:after="0" w:before="0" w:line="240" w:lineRule="auto"/>
       </w:pPr>
       <w:rPr>
+        <w:rFonts w:eastAsia="黑体"/>
         <w:b/>
         <w:bCs/>
       </w:rPr>
@@ -4164,12 +4494,14 @@
     </w:tblStylePr>
     <w:tblStylePr w:type="firstCol">
       <w:rPr>
+        <w:rFonts w:eastAsia="黑体"/>
         <w:b/>
         <w:bCs/>
       </w:rPr>
     </w:tblStylePr>
     <w:tblStylePr w:type="lastCol">
       <w:rPr>
+        <w:rFonts w:eastAsia="黑体"/>
         <w:b/>
         <w:bCs/>
       </w:rPr>
@@ -4208,6 +4540,7 @@
       <w:spacing w:after="0" w:line="240" w:lineRule="auto"/>
     </w:pPr>
     <w:rPr>
+      <w:rFonts w:eastAsia="黑体"/>
       <w:color w:themeColor="accent2" w:themeShade="BF" w:val="943634"/>
     </w:rPr>
     <w:tblPr>
@@ -4230,6 +4563,7 @@
         <w:spacing w:after="0" w:before="0" w:line="240" w:lineRule="auto"/>
       </w:pPr>
       <w:rPr>
+        <w:rFonts w:eastAsia="黑体"/>
         <w:b/>
         <w:bCs/>
       </w:rPr>
@@ -4250,6 +4584,7 @@
         <w:spacing w:after="0" w:before="0" w:line="240" w:lineRule="auto"/>
       </w:pPr>
       <w:rPr>
+        <w:rFonts w:eastAsia="黑体"/>
         <w:b/>
         <w:bCs/>
       </w:rPr>
@@ -4267,12 +4602,14 @@
     </w:tblStylePr>
     <w:tblStylePr w:type="firstCol">
       <w:rPr>
+        <w:rFonts w:eastAsia="黑体"/>
         <w:b/>
         <w:bCs/>
       </w:rPr>
     </w:tblStylePr>
     <w:tblStylePr w:type="lastCol">
       <w:rPr>
+        <w:rFonts w:eastAsia="黑体"/>
         <w:b/>
         <w:bCs/>
       </w:rPr>
@@ -4311,6 +4648,7 @@
       <w:spacing w:after="0" w:line="240" w:lineRule="auto"/>
     </w:pPr>
     <w:rPr>
+      <w:rFonts w:eastAsia="黑体"/>
       <w:color w:themeColor="accent3" w:themeShade="BF" w:val="76923C"/>
     </w:rPr>
     <w:tblPr>
@@ -4333,6 +4671,7 @@
         <w:spacing w:after="0" w:before="0" w:line="240" w:lineRule="auto"/>
       </w:pPr>
       <w:rPr>
+        <w:rFonts w:eastAsia="黑体"/>
         <w:b/>
         <w:bCs/>
       </w:rPr>
@@ -4353,6 +4692,7 @@
         <w:spacing w:after="0" w:before="0" w:line="240" w:lineRule="auto"/>
       </w:pPr>
       <w:rPr>
+        <w:rFonts w:eastAsia="黑体"/>
         <w:b/>
         <w:bCs/>
       </w:rPr>
@@ -4370,12 +4710,14 @@
     </w:tblStylePr>
     <w:tblStylePr w:type="firstCol">
       <w:rPr>
+        <w:rFonts w:eastAsia="黑体"/>
         <w:b/>
         <w:bCs/>
       </w:rPr>
     </w:tblStylePr>
     <w:tblStylePr w:type="lastCol">
       <w:rPr>
+        <w:rFonts w:eastAsia="黑体"/>
         <w:b/>
         <w:bCs/>
       </w:rPr>
@@ -4414,6 +4756,7 @@
       <w:spacing w:after="0" w:line="240" w:lineRule="auto"/>
     </w:pPr>
     <w:rPr>
+      <w:rFonts w:eastAsia="黑体"/>
       <w:color w:themeColor="accent4" w:themeShade="BF" w:val="5F497A"/>
     </w:rPr>
     <w:tblPr>
@@ -4436,6 +4779,7 @@
         <w:spacing w:after="0" w:before="0" w:line="240" w:lineRule="auto"/>
       </w:pPr>
       <w:rPr>
+        <w:rFonts w:eastAsia="黑体"/>
         <w:b/>
         <w:bCs/>
       </w:rPr>
@@ -4456,6 +4800,7 @@
         <w:spacing w:after="0" w:before="0" w:line="240" w:lineRule="auto"/>
       </w:pPr>
       <w:rPr>
+        <w:rFonts w:eastAsia="黑体"/>
         <w:b/>
         <w:bCs/>
       </w:rPr>
@@ -4473,12 +4818,14 @@
     </w:tblStylePr>
     <w:tblStylePr w:type="firstCol">
       <w:rPr>
+        <w:rFonts w:eastAsia="黑体"/>
         <w:b/>
         <w:bCs/>
       </w:rPr>
     </w:tblStylePr>
     <w:tblStylePr w:type="lastCol">
       <w:rPr>
+        <w:rFonts w:eastAsia="黑体"/>
         <w:b/>
         <w:bCs/>
       </w:rPr>
@@ -4517,6 +4864,7 @@
       <w:spacing w:after="0" w:line="240" w:lineRule="auto"/>
     </w:pPr>
     <w:rPr>
+      <w:rFonts w:eastAsia="黑体"/>
       <w:color w:themeColor="accent5" w:themeShade="BF" w:val="31849B"/>
     </w:rPr>
     <w:tblPr>
@@ -4539,6 +4887,7 @@
         <w:spacing w:after="0" w:before="0" w:line="240" w:lineRule="auto"/>
       </w:pPr>
       <w:rPr>
+        <w:rFonts w:eastAsia="黑体"/>
         <w:b/>
         <w:bCs/>
       </w:rPr>
@@ -4559,6 +4908,7 @@
         <w:spacing w:after="0" w:before="0" w:line="240" w:lineRule="auto"/>
       </w:pPr>
       <w:rPr>
+        <w:rFonts w:eastAsia="黑体"/>
         <w:b/>
         <w:bCs/>
       </w:rPr>
@@ -4576,12 +4926,14 @@
     </w:tblStylePr>
     <w:tblStylePr w:type="firstCol">
       <w:rPr>
+        <w:rFonts w:eastAsia="黑体"/>
         <w:b/>
         <w:bCs/>
       </w:rPr>
     </w:tblStylePr>
     <w:tblStylePr w:type="lastCol">
       <w:rPr>
+        <w:rFonts w:eastAsia="黑体"/>
         <w:b/>
         <w:bCs/>
       </w:rPr>
@@ -4620,6 +4972,7 @@
       <w:spacing w:after="0" w:line="240" w:lineRule="auto"/>
     </w:pPr>
     <w:rPr>
+      <w:rFonts w:eastAsia="黑体"/>
       <w:color w:themeColor="accent6" w:themeShade="BF" w:val="E36C0A"/>
     </w:rPr>
     <w:tblPr>
@@ -4642,6 +4995,7 @@
         <w:spacing w:after="0" w:before="0" w:line="240" w:lineRule="auto"/>
       </w:pPr>
       <w:rPr>
+        <w:rFonts w:eastAsia="黑体"/>
         <w:b/>
         <w:bCs/>
       </w:rPr>
@@ -4662,6 +5016,7 @@
         <w:spacing w:after="0" w:before="0" w:line="240" w:lineRule="auto"/>
       </w:pPr>
       <w:rPr>
+        <w:rFonts w:eastAsia="黑体"/>
         <w:b/>
         <w:bCs/>
       </w:rPr>
@@ -4679,12 +5034,14 @@
     </w:tblStylePr>
     <w:tblStylePr w:type="firstCol">
       <w:rPr>
+        <w:rFonts w:eastAsia="黑体"/>
         <w:b/>
         <w:bCs/>
       </w:rPr>
     </w:tblStylePr>
     <w:tblStylePr w:type="lastCol">
       <w:rPr>
+        <w:rFonts w:eastAsia="黑体"/>
         <w:b/>
         <w:bCs/>
       </w:rPr>
@@ -4744,6 +5101,7 @@
         <w:spacing w:after="0" w:before="0" w:line="240" w:lineRule="auto"/>
       </w:pPr>
       <w:rPr>
+        <w:rFonts w:eastAsia="黑体"/>
         <w:b/>
         <w:bCs/>
         <w:color w:themeColor="background1" w:val="FFFFFF"/>
@@ -4758,6 +5116,7 @@
         <w:spacing w:after="0" w:before="0" w:line="240" w:lineRule="auto"/>
       </w:pPr>
       <w:rPr>
+        <w:rFonts w:eastAsia="黑体"/>
         <w:b/>
         <w:bCs/>
       </w:rPr>
@@ -4773,12 +5132,14 @@
     </w:tblStylePr>
     <w:tblStylePr w:type="firstCol">
       <w:rPr>
+        <w:rFonts w:eastAsia="黑体"/>
         <w:b/>
         <w:bCs/>
       </w:rPr>
     </w:tblStylePr>
     <w:tblStylePr w:type="lastCol">
       <w:rPr>
+        <w:rFonts w:eastAsia="黑体"/>
         <w:b/>
         <w:bCs/>
       </w:rPr>
@@ -4836,6 +5197,7 @@
         <w:spacing w:after="0" w:before="0" w:line="240" w:lineRule="auto"/>
       </w:pPr>
       <w:rPr>
+        <w:rFonts w:eastAsia="黑体"/>
         <w:b/>
         <w:bCs/>
         <w:color w:themeColor="background1" w:val="FFFFFF"/>
@@ -4850,6 +5212,7 @@
         <w:spacing w:after="0" w:before="0" w:line="240" w:lineRule="auto"/>
       </w:pPr>
       <w:rPr>
+        <w:rFonts w:eastAsia="黑体"/>
         <w:b/>
         <w:bCs/>
       </w:rPr>
@@ -4865,12 +5228,14 @@
     </w:tblStylePr>
     <w:tblStylePr w:type="firstCol">
       <w:rPr>
+        <w:rFonts w:eastAsia="黑体"/>
         <w:b/>
         <w:bCs/>
       </w:rPr>
     </w:tblStylePr>
     <w:tblStylePr w:type="lastCol">
       <w:rPr>
+        <w:rFonts w:eastAsia="黑体"/>
         <w:b/>
         <w:bCs/>
       </w:rPr>
@@ -4928,6 +5293,7 @@
         <w:spacing w:after="0" w:before="0" w:line="240" w:lineRule="auto"/>
       </w:pPr>
       <w:rPr>
+        <w:rFonts w:eastAsia="黑体"/>
         <w:b/>
         <w:bCs/>
         <w:color w:themeColor="background1" w:val="FFFFFF"/>
@@ -4942,6 +5308,7 @@
         <w:spacing w:after="0" w:before="0" w:line="240" w:lineRule="auto"/>
       </w:pPr>
       <w:rPr>
+        <w:rFonts w:eastAsia="黑体"/>
         <w:b/>
         <w:bCs/>
       </w:rPr>
@@ -4957,12 +5324,14 @@
     </w:tblStylePr>
     <w:tblStylePr w:type="firstCol">
       <w:rPr>
+        <w:rFonts w:eastAsia="黑体"/>
         <w:b/>
         <w:bCs/>
       </w:rPr>
     </w:tblStylePr>
     <w:tblStylePr w:type="lastCol">
       <w:rPr>
+        <w:rFonts w:eastAsia="黑体"/>
         <w:b/>
         <w:bCs/>
       </w:rPr>
@@ -5020,6 +5389,7 @@
         <w:spacing w:after="0" w:before="0" w:line="240" w:lineRule="auto"/>
       </w:pPr>
       <w:rPr>
+        <w:rFonts w:eastAsia="黑体"/>
         <w:b/>
         <w:bCs/>
         <w:color w:themeColor="background1" w:val="FFFFFF"/>
@@ -5034,6 +5404,7 @@
         <w:spacing w:after="0" w:before="0" w:line="240" w:lineRule="auto"/>
       </w:pPr>
       <w:rPr>
+        <w:rFonts w:eastAsia="黑体"/>
         <w:b/>
         <w:bCs/>
       </w:rPr>
@@ -5049,12 +5420,14 @@
     </w:tblStylePr>
     <w:tblStylePr w:type="firstCol">
       <w:rPr>
+        <w:rFonts w:eastAsia="黑体"/>
         <w:b/>
         <w:bCs/>
       </w:rPr>
     </w:tblStylePr>
     <w:tblStylePr w:type="lastCol">
       <w:rPr>
+        <w:rFonts w:eastAsia="黑体"/>
         <w:b/>
         <w:bCs/>
       </w:rPr>
@@ -5112,6 +5485,7 @@
         <w:spacing w:after="0" w:before="0" w:line="240" w:lineRule="auto"/>
       </w:pPr>
       <w:rPr>
+        <w:rFonts w:eastAsia="黑体"/>
         <w:b/>
         <w:bCs/>
         <w:color w:themeColor="background1" w:val="FFFFFF"/>
@@ -5126,6 +5500,7 @@
         <w:spacing w:after="0" w:before="0" w:line="240" w:lineRule="auto"/>
       </w:pPr>
       <w:rPr>
+        <w:rFonts w:eastAsia="黑体"/>
         <w:b/>
         <w:bCs/>
       </w:rPr>
@@ -5141,12 +5516,14 @@
     </w:tblStylePr>
     <w:tblStylePr w:type="firstCol">
       <w:rPr>
+        <w:rFonts w:eastAsia="黑体"/>
         <w:b/>
         <w:bCs/>
       </w:rPr>
     </w:tblStylePr>
     <w:tblStylePr w:type="lastCol">
       <w:rPr>
+        <w:rFonts w:eastAsia="黑体"/>
         <w:b/>
         <w:bCs/>
       </w:rPr>
@@ -5204,6 +5581,7 @@
         <w:spacing w:after="0" w:before="0" w:line="240" w:lineRule="auto"/>
       </w:pPr>
       <w:rPr>
+        <w:rFonts w:eastAsia="黑体"/>
         <w:b/>
         <w:bCs/>
         <w:color w:themeColor="background1" w:val="FFFFFF"/>
@@ -5218,6 +5596,7 @@
         <w:spacing w:after="0" w:before="0" w:line="240" w:lineRule="auto"/>
       </w:pPr>
       <w:rPr>
+        <w:rFonts w:eastAsia="黑体"/>
         <w:b/>
         <w:bCs/>
       </w:rPr>
@@ -5233,12 +5612,14 @@
     </w:tblStylePr>
     <w:tblStylePr w:type="firstCol">
       <w:rPr>
+        <w:rFonts w:eastAsia="黑体"/>
         <w:b/>
         <w:bCs/>
       </w:rPr>
     </w:tblStylePr>
     <w:tblStylePr w:type="lastCol">
       <w:rPr>
+        <w:rFonts w:eastAsia="黑体"/>
         <w:b/>
         <w:bCs/>
       </w:rPr>
@@ -5296,6 +5677,7 @@
         <w:spacing w:after="0" w:before="0" w:line="240" w:lineRule="auto"/>
       </w:pPr>
       <w:rPr>
+        <w:rFonts w:eastAsia="黑体"/>
         <w:b/>
         <w:bCs/>
         <w:color w:themeColor="background1" w:val="FFFFFF"/>
@@ -5310,6 +5692,7 @@
         <w:spacing w:after="0" w:before="0" w:line="240" w:lineRule="auto"/>
       </w:pPr>
       <w:rPr>
+        <w:rFonts w:eastAsia="黑体"/>
         <w:b/>
         <w:bCs/>
       </w:rPr>
@@ -5325,12 +5708,14 @@
     </w:tblStylePr>
     <w:tblStylePr w:type="firstCol">
       <w:rPr>
+        <w:rFonts w:eastAsia="黑体"/>
         <w:b/>
         <w:bCs/>
       </w:rPr>
     </w:tblStylePr>
     <w:tblStylePr w:type="lastCol">
       <w:rPr>
+        <w:rFonts w:eastAsia="黑体"/>
         <w:b/>
         <w:bCs/>
       </w:rPr>
@@ -5390,7 +5775,7 @@
         <w:spacing w:after="0" w:before="0" w:line="240" w:lineRule="auto"/>
       </w:pPr>
       <w:rPr>
-        <w:rFonts w:asciiTheme="majorHAnsi" w:cstheme="majorBidi" w:eastAsiaTheme="majorEastAsia" w:hAnsiTheme="majorHAnsi"/>
+        <w:rFonts w:asciiTheme="majorHAnsi" w:cstheme="majorBidi" w:hAnsiTheme="majorHAnsi" w:eastAsia="黑体"/>
         <w:b/>
         <w:bCs/>
       </w:rPr>
@@ -5411,7 +5796,7 @@
         <w:spacing w:after="0" w:before="0" w:line="240" w:lineRule="auto"/>
       </w:pPr>
       <w:rPr>
-        <w:rFonts w:asciiTheme="majorHAnsi" w:cstheme="majorBidi" w:eastAsiaTheme="majorEastAsia" w:hAnsiTheme="majorHAnsi"/>
+        <w:rFonts w:asciiTheme="majorHAnsi" w:cstheme="majorBidi" w:hAnsiTheme="majorHAnsi" w:eastAsia="黑体"/>
         <w:b/>
         <w:bCs/>
       </w:rPr>
@@ -5429,14 +5814,14 @@
     </w:tblStylePr>
     <w:tblStylePr w:type="firstCol">
       <w:rPr>
-        <w:rFonts w:asciiTheme="majorHAnsi" w:cstheme="majorBidi" w:eastAsiaTheme="majorEastAsia" w:hAnsiTheme="majorHAnsi"/>
+        <w:rFonts w:asciiTheme="majorHAnsi" w:cstheme="majorBidi" w:hAnsiTheme="majorHAnsi" w:eastAsia="黑体"/>
         <w:b/>
         <w:bCs/>
       </w:rPr>
     </w:tblStylePr>
     <w:tblStylePr w:type="lastCol">
       <w:rPr>
-        <w:rFonts w:asciiTheme="majorHAnsi" w:cstheme="majorBidi" w:eastAsiaTheme="majorEastAsia" w:hAnsiTheme="majorHAnsi"/>
+        <w:rFonts w:asciiTheme="majorHAnsi" w:cstheme="majorBidi" w:hAnsiTheme="majorHAnsi" w:eastAsia="黑体"/>
         <w:b/>
         <w:bCs/>
       </w:rPr>
@@ -5520,7 +5905,7 @@
         <w:spacing w:after="0" w:before="0" w:line="240" w:lineRule="auto"/>
       </w:pPr>
       <w:rPr>
-        <w:rFonts w:asciiTheme="majorHAnsi" w:cstheme="majorBidi" w:eastAsiaTheme="majorEastAsia" w:hAnsiTheme="majorHAnsi"/>
+        <w:rFonts w:asciiTheme="majorHAnsi" w:cstheme="majorBidi" w:hAnsiTheme="majorHAnsi" w:eastAsia="黑体"/>
         <w:b/>
         <w:bCs/>
       </w:rPr>
@@ -5541,7 +5926,7 @@
         <w:spacing w:after="0" w:before="0" w:line="240" w:lineRule="auto"/>
       </w:pPr>
       <w:rPr>
-        <w:rFonts w:asciiTheme="majorHAnsi" w:cstheme="majorBidi" w:eastAsiaTheme="majorEastAsia" w:hAnsiTheme="majorHAnsi"/>
+        <w:rFonts w:asciiTheme="majorHAnsi" w:cstheme="majorBidi" w:hAnsiTheme="majorHAnsi" w:eastAsia="黑体"/>
         <w:b/>
         <w:bCs/>
       </w:rPr>
@@ -5559,14 +5944,14 @@
     </w:tblStylePr>
     <w:tblStylePr w:type="firstCol">
       <w:rPr>
-        <w:rFonts w:asciiTheme="majorHAnsi" w:cstheme="majorBidi" w:eastAsiaTheme="majorEastAsia" w:hAnsiTheme="majorHAnsi"/>
+        <w:rFonts w:asciiTheme="majorHAnsi" w:cstheme="majorBidi" w:hAnsiTheme="majorHAnsi" w:eastAsia="黑体"/>
         <w:b/>
         <w:bCs/>
       </w:rPr>
     </w:tblStylePr>
     <w:tblStylePr w:type="lastCol">
       <w:rPr>
-        <w:rFonts w:asciiTheme="majorHAnsi" w:cstheme="majorBidi" w:eastAsiaTheme="majorEastAsia" w:hAnsiTheme="majorHAnsi"/>
+        <w:rFonts w:asciiTheme="majorHAnsi" w:cstheme="majorBidi" w:hAnsiTheme="majorHAnsi" w:eastAsia="黑体"/>
         <w:b/>
         <w:bCs/>
       </w:rPr>
@@ -5650,7 +6035,7 @@
         <w:spacing w:after="0" w:before="0" w:line="240" w:lineRule="auto"/>
       </w:pPr>
       <w:rPr>
-        <w:rFonts w:asciiTheme="majorHAnsi" w:cstheme="majorBidi" w:eastAsiaTheme="majorEastAsia" w:hAnsiTheme="majorHAnsi"/>
+        <w:rFonts w:asciiTheme="majorHAnsi" w:cstheme="majorBidi" w:hAnsiTheme="majorHAnsi" w:eastAsia="黑体"/>
         <w:b/>
         <w:bCs/>
       </w:rPr>
@@ -5671,7 +6056,7 @@
         <w:spacing w:after="0" w:before="0" w:line="240" w:lineRule="auto"/>
       </w:pPr>
       <w:rPr>
-        <w:rFonts w:asciiTheme="majorHAnsi" w:cstheme="majorBidi" w:eastAsiaTheme="majorEastAsia" w:hAnsiTheme="majorHAnsi"/>
+        <w:rFonts w:asciiTheme="majorHAnsi" w:cstheme="majorBidi" w:hAnsiTheme="majorHAnsi" w:eastAsia="黑体"/>
         <w:b/>
         <w:bCs/>
       </w:rPr>
@@ -5689,14 +6074,14 @@
     </w:tblStylePr>
     <w:tblStylePr w:type="firstCol">
       <w:rPr>
-        <w:rFonts w:asciiTheme="majorHAnsi" w:cstheme="majorBidi" w:eastAsiaTheme="majorEastAsia" w:hAnsiTheme="majorHAnsi"/>
+        <w:rFonts w:asciiTheme="majorHAnsi" w:cstheme="majorBidi" w:hAnsiTheme="majorHAnsi" w:eastAsia="黑体"/>
         <w:b/>
         <w:bCs/>
       </w:rPr>
     </w:tblStylePr>
     <w:tblStylePr w:type="lastCol">
       <w:rPr>
-        <w:rFonts w:asciiTheme="majorHAnsi" w:cstheme="majorBidi" w:eastAsiaTheme="majorEastAsia" w:hAnsiTheme="majorHAnsi"/>
+        <w:rFonts w:asciiTheme="majorHAnsi" w:cstheme="majorBidi" w:hAnsiTheme="majorHAnsi" w:eastAsia="黑体"/>
         <w:b/>
         <w:bCs/>
       </w:rPr>
@@ -5780,7 +6165,7 @@
         <w:spacing w:after="0" w:before="0" w:line="240" w:lineRule="auto"/>
       </w:pPr>
       <w:rPr>
-        <w:rFonts w:asciiTheme="majorHAnsi" w:cstheme="majorBidi" w:eastAsiaTheme="majorEastAsia" w:hAnsiTheme="majorHAnsi"/>
+        <w:rFonts w:asciiTheme="majorHAnsi" w:cstheme="majorBidi" w:hAnsiTheme="majorHAnsi" w:eastAsia="黑体"/>
         <w:b/>
         <w:bCs/>
       </w:rPr>
@@ -5801,7 +6186,7 @@
         <w:spacing w:after="0" w:before="0" w:line="240" w:lineRule="auto"/>
       </w:pPr>
       <w:rPr>
-        <w:rFonts w:asciiTheme="majorHAnsi" w:cstheme="majorBidi" w:eastAsiaTheme="majorEastAsia" w:hAnsiTheme="majorHAnsi"/>
+        <w:rFonts w:asciiTheme="majorHAnsi" w:cstheme="majorBidi" w:hAnsiTheme="majorHAnsi" w:eastAsia="黑体"/>
         <w:b/>
         <w:bCs/>
       </w:rPr>
@@ -5819,14 +6204,14 @@
     </w:tblStylePr>
     <w:tblStylePr w:type="firstCol">
       <w:rPr>
-        <w:rFonts w:asciiTheme="majorHAnsi" w:cstheme="majorBidi" w:eastAsiaTheme="majorEastAsia" w:hAnsiTheme="majorHAnsi"/>
+        <w:rFonts w:asciiTheme="majorHAnsi" w:cstheme="majorBidi" w:hAnsiTheme="majorHAnsi" w:eastAsia="黑体"/>
         <w:b/>
         <w:bCs/>
       </w:rPr>
     </w:tblStylePr>
     <w:tblStylePr w:type="lastCol">
       <w:rPr>
-        <w:rFonts w:asciiTheme="majorHAnsi" w:cstheme="majorBidi" w:eastAsiaTheme="majorEastAsia" w:hAnsiTheme="majorHAnsi"/>
+        <w:rFonts w:asciiTheme="majorHAnsi" w:cstheme="majorBidi" w:hAnsiTheme="majorHAnsi" w:eastAsia="黑体"/>
         <w:b/>
         <w:bCs/>
       </w:rPr>
@@ -5910,7 +6295,7 @@
         <w:spacing w:after="0" w:before="0" w:line="240" w:lineRule="auto"/>
       </w:pPr>
       <w:rPr>
-        <w:rFonts w:asciiTheme="majorHAnsi" w:cstheme="majorBidi" w:eastAsiaTheme="majorEastAsia" w:hAnsiTheme="majorHAnsi"/>
+        <w:rFonts w:asciiTheme="majorHAnsi" w:cstheme="majorBidi" w:hAnsiTheme="majorHAnsi" w:eastAsia="黑体"/>
         <w:b/>
         <w:bCs/>
       </w:rPr>
@@ -5931,7 +6316,7 @@
         <w:spacing w:after="0" w:before="0" w:line="240" w:lineRule="auto"/>
       </w:pPr>
       <w:rPr>
-        <w:rFonts w:asciiTheme="majorHAnsi" w:cstheme="majorBidi" w:eastAsiaTheme="majorEastAsia" w:hAnsiTheme="majorHAnsi"/>
+        <w:rFonts w:asciiTheme="majorHAnsi" w:cstheme="majorBidi" w:hAnsiTheme="majorHAnsi" w:eastAsia="黑体"/>
         <w:b/>
         <w:bCs/>
       </w:rPr>
@@ -5949,14 +6334,14 @@
     </w:tblStylePr>
     <w:tblStylePr w:type="firstCol">
       <w:rPr>
-        <w:rFonts w:asciiTheme="majorHAnsi" w:cstheme="majorBidi" w:eastAsiaTheme="majorEastAsia" w:hAnsiTheme="majorHAnsi"/>
+        <w:rFonts w:asciiTheme="majorHAnsi" w:cstheme="majorBidi" w:hAnsiTheme="majorHAnsi" w:eastAsia="黑体"/>
         <w:b/>
         <w:bCs/>
       </w:rPr>
     </w:tblStylePr>
     <w:tblStylePr w:type="lastCol">
       <w:rPr>
-        <w:rFonts w:asciiTheme="majorHAnsi" w:cstheme="majorBidi" w:eastAsiaTheme="majorEastAsia" w:hAnsiTheme="majorHAnsi"/>
+        <w:rFonts w:asciiTheme="majorHAnsi" w:cstheme="majorBidi" w:hAnsiTheme="majorHAnsi" w:eastAsia="黑体"/>
         <w:b/>
         <w:bCs/>
       </w:rPr>
@@ -6040,7 +6425,7 @@
         <w:spacing w:after="0" w:before="0" w:line="240" w:lineRule="auto"/>
       </w:pPr>
       <w:rPr>
-        <w:rFonts w:asciiTheme="majorHAnsi" w:cstheme="majorBidi" w:eastAsiaTheme="majorEastAsia" w:hAnsiTheme="majorHAnsi"/>
+        <w:rFonts w:asciiTheme="majorHAnsi" w:cstheme="majorBidi" w:hAnsiTheme="majorHAnsi" w:eastAsia="黑体"/>
         <w:b/>
         <w:bCs/>
       </w:rPr>
@@ -6061,7 +6446,7 @@
         <w:spacing w:after="0" w:before="0" w:line="240" w:lineRule="auto"/>
       </w:pPr>
       <w:rPr>
-        <w:rFonts w:asciiTheme="majorHAnsi" w:cstheme="majorBidi" w:eastAsiaTheme="majorEastAsia" w:hAnsiTheme="majorHAnsi"/>
+        <w:rFonts w:asciiTheme="majorHAnsi" w:cstheme="majorBidi" w:hAnsiTheme="majorHAnsi" w:eastAsia="黑体"/>
         <w:b/>
         <w:bCs/>
       </w:rPr>
@@ -6079,14 +6464,14 @@
     </w:tblStylePr>
     <w:tblStylePr w:type="firstCol">
       <w:rPr>
-        <w:rFonts w:asciiTheme="majorHAnsi" w:cstheme="majorBidi" w:eastAsiaTheme="majorEastAsia" w:hAnsiTheme="majorHAnsi"/>
+        <w:rFonts w:asciiTheme="majorHAnsi" w:cstheme="majorBidi" w:hAnsiTheme="majorHAnsi" w:eastAsia="黑体"/>
         <w:b/>
         <w:bCs/>
       </w:rPr>
     </w:tblStylePr>
     <w:tblStylePr w:type="lastCol">
       <w:rPr>
-        <w:rFonts w:asciiTheme="majorHAnsi" w:cstheme="majorBidi" w:eastAsiaTheme="majorEastAsia" w:hAnsiTheme="majorHAnsi"/>
+        <w:rFonts w:asciiTheme="majorHAnsi" w:cstheme="majorBidi" w:hAnsiTheme="majorHAnsi" w:eastAsia="黑体"/>
         <w:b/>
         <w:bCs/>
       </w:rPr>
@@ -6170,7 +6555,7 @@
         <w:spacing w:after="0" w:before="0" w:line="240" w:lineRule="auto"/>
       </w:pPr>
       <w:rPr>
-        <w:rFonts w:asciiTheme="majorHAnsi" w:cstheme="majorBidi" w:eastAsiaTheme="majorEastAsia" w:hAnsiTheme="majorHAnsi"/>
+        <w:rFonts w:asciiTheme="majorHAnsi" w:cstheme="majorBidi" w:hAnsiTheme="majorHAnsi" w:eastAsia="黑体"/>
         <w:b/>
         <w:bCs/>
       </w:rPr>
@@ -6191,7 +6576,7 @@
         <w:spacing w:after="0" w:before="0" w:line="240" w:lineRule="auto"/>
       </w:pPr>
       <w:rPr>
-        <w:rFonts w:asciiTheme="majorHAnsi" w:cstheme="majorBidi" w:eastAsiaTheme="majorEastAsia" w:hAnsiTheme="majorHAnsi"/>
+        <w:rFonts w:asciiTheme="majorHAnsi" w:cstheme="majorBidi" w:hAnsiTheme="majorHAnsi" w:eastAsia="黑体"/>
         <w:b/>
         <w:bCs/>
       </w:rPr>
@@ -6209,14 +6594,14 @@
     </w:tblStylePr>
     <w:tblStylePr w:type="firstCol">
       <w:rPr>
-        <w:rFonts w:asciiTheme="majorHAnsi" w:cstheme="majorBidi" w:eastAsiaTheme="majorEastAsia" w:hAnsiTheme="majorHAnsi"/>
+        <w:rFonts w:asciiTheme="majorHAnsi" w:cstheme="majorBidi" w:hAnsiTheme="majorHAnsi" w:eastAsia="黑体"/>
         <w:b/>
         <w:bCs/>
       </w:rPr>
     </w:tblStylePr>
     <w:tblStylePr w:type="lastCol">
       <w:rPr>
-        <w:rFonts w:asciiTheme="majorHAnsi" w:cstheme="majorBidi" w:eastAsiaTheme="majorEastAsia" w:hAnsiTheme="majorHAnsi"/>
+        <w:rFonts w:asciiTheme="majorHAnsi" w:cstheme="majorBidi" w:hAnsiTheme="majorHAnsi" w:eastAsia="黑体"/>
         <w:b/>
         <w:bCs/>
       </w:rPr>
@@ -6299,6 +6684,7 @@
         <w:spacing w:after="0" w:before="0" w:line="240" w:lineRule="auto"/>
       </w:pPr>
       <w:rPr>
+        <w:rFonts w:eastAsia="黑体"/>
         <w:b/>
         <w:bCs/>
         <w:color w:themeColor="background1" w:val="FFFFFF"/>
@@ -6321,6 +6707,7 @@
         <w:spacing w:after="0" w:before="0" w:line="240" w:lineRule="auto"/>
       </w:pPr>
       <w:rPr>
+        <w:rFonts w:eastAsia="黑体"/>
         <w:b/>
         <w:bCs/>
       </w:rPr>
@@ -6338,12 +6725,14 @@
     </w:tblStylePr>
     <w:tblStylePr w:type="firstCol">
       <w:rPr>
+        <w:rFonts w:eastAsia="黑体"/>
         <w:b/>
         <w:bCs/>
       </w:rPr>
     </w:tblStylePr>
     <w:tblStylePr w:type="lastCol">
       <w:rPr>
+        <w:rFonts w:eastAsia="黑体"/>
         <w:b/>
         <w:bCs/>
       </w:rPr>
@@ -6405,6 +6794,7 @@
         <w:spacing w:after="0" w:before="0" w:line="240" w:lineRule="auto"/>
       </w:pPr>
       <w:rPr>
+        <w:rFonts w:eastAsia="黑体"/>
         <w:b/>
         <w:bCs/>
         <w:color w:themeColor="background1" w:val="FFFFFF"/>
@@ -6427,6 +6817,7 @@
         <w:spacing w:after="0" w:before="0" w:line="240" w:lineRule="auto"/>
       </w:pPr>
       <w:rPr>
+        <w:rFonts w:eastAsia="黑体"/>
         <w:b/>
         <w:bCs/>
       </w:rPr>
@@ -6444,12 +6835,14 @@
     </w:tblStylePr>
     <w:tblStylePr w:type="firstCol">
       <w:rPr>
+        <w:rFonts w:eastAsia="黑体"/>
         <w:b/>
         <w:bCs/>
       </w:rPr>
     </w:tblStylePr>
     <w:tblStylePr w:type="lastCol">
       <w:rPr>
+        <w:rFonts w:eastAsia="黑体"/>
         <w:b/>
         <w:bCs/>
       </w:rPr>
@@ -6511,6 +6904,7 @@
         <w:spacing w:after="0" w:before="0" w:line="240" w:lineRule="auto"/>
       </w:pPr>
       <w:rPr>
+        <w:rFonts w:eastAsia="黑体"/>
         <w:b/>
         <w:bCs/>
         <w:color w:themeColor="background1" w:val="FFFFFF"/>
@@ -6533,6 +6927,7 @@
         <w:spacing w:after="0" w:before="0" w:line="240" w:lineRule="auto"/>
       </w:pPr>
       <w:rPr>
+        <w:rFonts w:eastAsia="黑体"/>
         <w:b/>
         <w:bCs/>
       </w:rPr>
@@ -6550,12 +6945,14 @@
     </w:tblStylePr>
     <w:tblStylePr w:type="firstCol">
       <w:rPr>
+        <w:rFonts w:eastAsia="黑体"/>
         <w:b/>
         <w:bCs/>
       </w:rPr>
     </w:tblStylePr>
     <w:tblStylePr w:type="lastCol">
       <w:rPr>
+        <w:rFonts w:eastAsia="黑体"/>
         <w:b/>
         <w:bCs/>
       </w:rPr>
@@ -6617,6 +7014,7 @@
         <w:spacing w:after="0" w:before="0" w:line="240" w:lineRule="auto"/>
       </w:pPr>
       <w:rPr>
+        <w:rFonts w:eastAsia="黑体"/>
         <w:b/>
         <w:bCs/>
         <w:color w:themeColor="background1" w:val="FFFFFF"/>
@@ -6639,6 +7037,7 @@
         <w:spacing w:after="0" w:before="0" w:line="240" w:lineRule="auto"/>
       </w:pPr>
       <w:rPr>
+        <w:rFonts w:eastAsia="黑体"/>
         <w:b/>
         <w:bCs/>
       </w:rPr>
@@ -6656,12 +7055,14 @@
     </w:tblStylePr>
     <w:tblStylePr w:type="firstCol">
       <w:rPr>
+        <w:rFonts w:eastAsia="黑体"/>
         <w:b/>
         <w:bCs/>
       </w:rPr>
     </w:tblStylePr>
     <w:tblStylePr w:type="lastCol">
       <w:rPr>
+        <w:rFonts w:eastAsia="黑体"/>
         <w:b/>
         <w:bCs/>
       </w:rPr>
@@ -6723,6 +7124,7 @@
         <w:spacing w:after="0" w:before="0" w:line="240" w:lineRule="auto"/>
       </w:pPr>
       <w:rPr>
+        <w:rFonts w:eastAsia="黑体"/>
         <w:b/>
         <w:bCs/>
         <w:color w:themeColor="background1" w:val="FFFFFF"/>
@@ -6745,6 +7147,7 @@
         <w:spacing w:after="0" w:before="0" w:line="240" w:lineRule="auto"/>
       </w:pPr>
       <w:rPr>
+        <w:rFonts w:eastAsia="黑体"/>
         <w:b/>
         <w:bCs/>
       </w:rPr>
@@ -6762,12 +7165,14 @@
     </w:tblStylePr>
     <w:tblStylePr w:type="firstCol">
       <w:rPr>
+        <w:rFonts w:eastAsia="黑体"/>
         <w:b/>
         <w:bCs/>
       </w:rPr>
     </w:tblStylePr>
     <w:tblStylePr w:type="lastCol">
       <w:rPr>
+        <w:rFonts w:eastAsia="黑体"/>
         <w:b/>
         <w:bCs/>
       </w:rPr>
@@ -6829,6 +7234,7 @@
         <w:spacing w:after="0" w:before="0" w:line="240" w:lineRule="auto"/>
       </w:pPr>
       <w:rPr>
+        <w:rFonts w:eastAsia="黑体"/>
         <w:b/>
         <w:bCs/>
         <w:color w:themeColor="background1" w:val="FFFFFF"/>
@@ -6851,6 +7257,7 @@
         <w:spacing w:after="0" w:before="0" w:line="240" w:lineRule="auto"/>
       </w:pPr>
       <w:rPr>
+        <w:rFonts w:eastAsia="黑体"/>
         <w:b/>
         <w:bCs/>
       </w:rPr>
@@ -6868,12 +7275,14 @@
     </w:tblStylePr>
     <w:tblStylePr w:type="firstCol">
       <w:rPr>
+        <w:rFonts w:eastAsia="黑体"/>
         <w:b/>
         <w:bCs/>
       </w:rPr>
     </w:tblStylePr>
     <w:tblStylePr w:type="lastCol">
       <w:rPr>
+        <w:rFonts w:eastAsia="黑体"/>
         <w:b/>
         <w:bCs/>
       </w:rPr>
@@ -6935,6 +7344,7 @@
         <w:spacing w:after="0" w:before="0" w:line="240" w:lineRule="auto"/>
       </w:pPr>
       <w:rPr>
+        <w:rFonts w:eastAsia="黑体"/>
         <w:b/>
         <w:bCs/>
         <w:color w:themeColor="background1" w:val="FFFFFF"/>
@@ -6957,6 +7367,7 @@
         <w:spacing w:after="0" w:before="0" w:line="240" w:lineRule="auto"/>
       </w:pPr>
       <w:rPr>
+        <w:rFonts w:eastAsia="黑体"/>
         <w:b/>
         <w:bCs/>
       </w:rPr>
@@ -6974,12 +7385,14 @@
     </w:tblStylePr>
     <w:tblStylePr w:type="firstCol">
       <w:rPr>
+        <w:rFonts w:eastAsia="黑体"/>
         <w:b/>
         <w:bCs/>
       </w:rPr>
     </w:tblStylePr>
     <w:tblStylePr w:type="lastCol">
       <w:rPr>
+        <w:rFonts w:eastAsia="黑体"/>
         <w:b/>
         <w:bCs/>
       </w:rPr>
@@ -7038,6 +7451,7 @@
         <w:spacing w:after="0" w:before="0" w:line="240" w:lineRule="auto"/>
       </w:pPr>
       <w:rPr>
+        <w:rFonts w:eastAsia="黑体"/>
         <w:b/>
         <w:bCs/>
         <w:color w:themeColor="background1" w:val="FFFFFF"/>
@@ -7060,6 +7474,7 @@
         <w:spacing w:after="0" w:before="0" w:line="240" w:lineRule="auto"/>
       </w:pPr>
       <w:rPr>
+        <w:rFonts w:eastAsia="黑体"/>
         <w:color w:val="auto"/>
       </w:rPr>
       <w:tblPr/>
@@ -7077,6 +7492,7 @@
     </w:tblStylePr>
     <w:tblStylePr w:type="firstCol">
       <w:rPr>
+        <w:rFonts w:eastAsia="黑体"/>
         <w:b/>
         <w:bCs/>
         <w:color w:themeColor="background1" w:val="FFFFFF"/>
@@ -7096,6 +7512,7 @@
     </w:tblStylePr>
     <w:tblStylePr w:type="lastCol">
       <w:rPr>
+        <w:rFonts w:eastAsia="黑体"/>
         <w:b/>
         <w:bCs/>
         <w:color w:themeColor="background1" w:val="FFFFFF"/>
@@ -7144,6 +7561,7 @@
     </w:tblStylePr>
     <w:tblStylePr w:type="nwCell">
       <w:rPr>
+        <w:rFonts w:eastAsia="黑体"/>
         <w:color w:themeColor="background1" w:val="FFFFFF"/>
       </w:rPr>
       <w:tblPr/>
@@ -7187,6 +7605,7 @@
         <w:spacing w:after="0" w:before="0" w:line="240" w:lineRule="auto"/>
       </w:pPr>
       <w:rPr>
+        <w:rFonts w:eastAsia="黑体"/>
         <w:b/>
         <w:bCs/>
         <w:color w:themeColor="background1" w:val="FFFFFF"/>
@@ -7209,6 +7628,7 @@
         <w:spacing w:after="0" w:before="0" w:line="240" w:lineRule="auto"/>
       </w:pPr>
       <w:rPr>
+        <w:rFonts w:eastAsia="黑体"/>
         <w:color w:val="auto"/>
       </w:rPr>
       <w:tblPr/>
@@ -7226,6 +7646,7 @@
     </w:tblStylePr>
     <w:tblStylePr w:type="firstCol">
       <w:rPr>
+        <w:rFonts w:eastAsia="黑体"/>
         <w:b/>
         <w:bCs/>
         <w:color w:themeColor="background1" w:val="FFFFFF"/>
@@ -7245,6 +7666,7 @@
     </w:tblStylePr>
     <w:tblStylePr w:type="lastCol">
       <w:rPr>
+        <w:rFonts w:eastAsia="黑体"/>
         <w:b/>
         <w:bCs/>
         <w:color w:themeColor="background1" w:val="FFFFFF"/>
@@ -7293,6 +7715,7 @@
     </w:tblStylePr>
     <w:tblStylePr w:type="nwCell">
       <w:rPr>
+        <w:rFonts w:eastAsia="黑体"/>
         <w:color w:themeColor="background1" w:val="FFFFFF"/>
       </w:rPr>
       <w:tblPr/>
@@ -7336,6 +7759,7 @@
         <w:spacing w:after="0" w:before="0" w:line="240" w:lineRule="auto"/>
       </w:pPr>
       <w:rPr>
+        <w:rFonts w:eastAsia="黑体"/>
         <w:b/>
         <w:bCs/>
         <w:color w:themeColor="background1" w:val="FFFFFF"/>
@@ -7358,6 +7782,7 @@
         <w:spacing w:after="0" w:before="0" w:line="240" w:lineRule="auto"/>
       </w:pPr>
       <w:rPr>
+        <w:rFonts w:eastAsia="黑体"/>
         <w:color w:val="auto"/>
       </w:rPr>
       <w:tblPr/>
@@ -7375,6 +7800,7 @@
     </w:tblStylePr>
     <w:tblStylePr w:type="firstCol">
       <w:rPr>
+        <w:rFonts w:eastAsia="黑体"/>
         <w:b/>
         <w:bCs/>
         <w:color w:themeColor="background1" w:val="FFFFFF"/>
@@ -7394,6 +7820,7 @@
     </w:tblStylePr>
     <w:tblStylePr w:type="lastCol">
       <w:rPr>
+        <w:rFonts w:eastAsia="黑体"/>
         <w:b/>
         <w:bCs/>
         <w:color w:themeColor="background1" w:val="FFFFFF"/>
@@ -7442,6 +7869,7 @@
     </w:tblStylePr>
     <w:tblStylePr w:type="nwCell">
       <w:rPr>
+        <w:rFonts w:eastAsia="黑体"/>
         <w:color w:themeColor="background1" w:val="FFFFFF"/>
       </w:rPr>
       <w:tblPr/>
@@ -7485,6 +7913,7 @@
         <w:spacing w:after="0" w:before="0" w:line="240" w:lineRule="auto"/>
       </w:pPr>
       <w:rPr>
+        <w:rFonts w:eastAsia="黑体"/>
         <w:b/>
         <w:bCs/>
         <w:color w:themeColor="background1" w:val="FFFFFF"/>
@@ -7507,6 +7936,7 @@
         <w:spacing w:after="0" w:before="0" w:line="240" w:lineRule="auto"/>
       </w:pPr>
       <w:rPr>
+        <w:rFonts w:eastAsia="黑体"/>
         <w:color w:val="auto"/>
       </w:rPr>
       <w:tblPr/>
@@ -7524,6 +7954,7 @@
     </w:tblStylePr>
     <w:tblStylePr w:type="firstCol">
       <w:rPr>
+        <w:rFonts w:eastAsia="黑体"/>
         <w:b/>
         <w:bCs/>
         <w:color w:themeColor="background1" w:val="FFFFFF"/>
@@ -7543,6 +7974,7 @@
     </w:tblStylePr>
     <w:tblStylePr w:type="lastCol">
       <w:rPr>
+        <w:rFonts w:eastAsia="黑体"/>
         <w:b/>
         <w:bCs/>
         <w:color w:themeColor="background1" w:val="FFFFFF"/>
@@ -7591,6 +8023,7 @@
     </w:tblStylePr>
     <w:tblStylePr w:type="nwCell">
       <w:rPr>
+        <w:rFonts w:eastAsia="黑体"/>
         <w:color w:themeColor="background1" w:val="FFFFFF"/>
       </w:rPr>
       <w:tblPr/>
@@ -7634,6 +8067,7 @@
         <w:spacing w:after="0" w:before="0" w:line="240" w:lineRule="auto"/>
       </w:pPr>
       <w:rPr>
+        <w:rFonts w:eastAsia="黑体"/>
         <w:b/>
         <w:bCs/>
         <w:color w:themeColor="background1" w:val="FFFFFF"/>
@@ -7656,6 +8090,7 @@
         <w:spacing w:after="0" w:before="0" w:line="240" w:lineRule="auto"/>
       </w:pPr>
       <w:rPr>
+        <w:rFonts w:eastAsia="黑体"/>
         <w:color w:val="auto"/>
       </w:rPr>
       <w:tblPr/>
@@ -7673,6 +8108,7 @@
     </w:tblStylePr>
     <w:tblStylePr w:type="firstCol">
       <w:rPr>
+        <w:rFonts w:eastAsia="黑体"/>
         <w:b/>
         <w:bCs/>
         <w:color w:themeColor="background1" w:val="FFFFFF"/>
@@ -7692,6 +8128,7 @@
     </w:tblStylePr>
     <w:tblStylePr w:type="lastCol">
       <w:rPr>
+        <w:rFonts w:eastAsia="黑体"/>
         <w:b/>
         <w:bCs/>
         <w:color w:themeColor="background1" w:val="FFFFFF"/>
@@ -7740,6 +8177,7 @@
     </w:tblStylePr>
     <w:tblStylePr w:type="nwCell">
       <w:rPr>
+        <w:rFonts w:eastAsia="黑体"/>
         <w:color w:themeColor="background1" w:val="FFFFFF"/>
       </w:rPr>
       <w:tblPr/>
@@ -7783,6 +8221,7 @@
         <w:spacing w:after="0" w:before="0" w:line="240" w:lineRule="auto"/>
       </w:pPr>
       <w:rPr>
+        <w:rFonts w:eastAsia="黑体"/>
         <w:b/>
         <w:bCs/>
         <w:color w:themeColor="background1" w:val="FFFFFF"/>
@@ -7805,6 +8244,7 @@
         <w:spacing w:after="0" w:before="0" w:line="240" w:lineRule="auto"/>
       </w:pPr>
       <w:rPr>
+        <w:rFonts w:eastAsia="黑体"/>
         <w:color w:val="auto"/>
       </w:rPr>
       <w:tblPr/>
@@ -7822,6 +8262,7 @@
     </w:tblStylePr>
     <w:tblStylePr w:type="firstCol">
       <w:rPr>
+        <w:rFonts w:eastAsia="黑体"/>
         <w:b/>
         <w:bCs/>
         <w:color w:themeColor="background1" w:val="FFFFFF"/>
@@ -7841,6 +8282,7 @@
     </w:tblStylePr>
     <w:tblStylePr w:type="lastCol">
       <w:rPr>
+        <w:rFonts w:eastAsia="黑体"/>
         <w:b/>
         <w:bCs/>
         <w:color w:themeColor="background1" w:val="FFFFFF"/>
@@ -7889,6 +8331,7 @@
     </w:tblStylePr>
     <w:tblStylePr w:type="nwCell">
       <w:rPr>
+        <w:rFonts w:eastAsia="黑体"/>
         <w:color w:themeColor="background1" w:val="FFFFFF"/>
       </w:rPr>
       <w:tblPr/>
@@ -7932,6 +8375,7 @@
         <w:spacing w:after="0" w:before="0" w:line="240" w:lineRule="auto"/>
       </w:pPr>
       <w:rPr>
+        <w:rFonts w:eastAsia="黑体"/>
         <w:b/>
         <w:bCs/>
         <w:color w:themeColor="background1" w:val="FFFFFF"/>
@@ -7954,6 +8398,7 @@
         <w:spacing w:after="0" w:before="0" w:line="240" w:lineRule="auto"/>
       </w:pPr>
       <w:rPr>
+        <w:rFonts w:eastAsia="黑体"/>
         <w:color w:val="auto"/>
       </w:rPr>
       <w:tblPr/>
@@ -7971,6 +8416,7 @@
     </w:tblStylePr>
     <w:tblStylePr w:type="firstCol">
       <w:rPr>
+        <w:rFonts w:eastAsia="黑体"/>
         <w:b/>
         <w:bCs/>
         <w:color w:themeColor="background1" w:val="FFFFFF"/>
@@ -7990,6 +8436,7 @@
     </w:tblStylePr>
     <w:tblStylePr w:type="lastCol">
       <w:rPr>
+        <w:rFonts w:eastAsia="黑体"/>
         <w:b/>
         <w:bCs/>
         <w:color w:themeColor="background1" w:val="FFFFFF"/>
@@ -8038,6 +8485,7 @@
     </w:tblStylePr>
     <w:tblStylePr w:type="nwCell">
       <w:rPr>
+        <w:rFonts w:eastAsia="黑体"/>
         <w:color w:themeColor="background1" w:val="FFFFFF"/>
       </w:rPr>
       <w:tblPr/>
@@ -8062,6 +8510,7 @@
       <w:spacing w:after="0" w:line="240" w:lineRule="auto"/>
     </w:pPr>
     <w:rPr>
+      <w:rFonts w:eastAsia="黑体"/>
       <w:color w:themeColor="text1" w:val="000000"/>
     </w:rPr>
     <w:tblPr>
@@ -8081,7 +8530,7 @@
     </w:tblPr>
     <w:tblStylePr w:type="firstRow">
       <w:rPr>
-        <w:rFonts w:asciiTheme="majorHAnsi" w:cstheme="majorBidi" w:eastAsiaTheme="majorEastAsia" w:hAnsiTheme="majorHAnsi"/>
+        <w:rFonts w:asciiTheme="majorHAnsi" w:cstheme="majorBidi" w:hAnsiTheme="majorHAnsi" w:eastAsia="黑体"/>
       </w:rPr>
       <w:tblPr/>
       <w:tcPr>
@@ -8093,6 +8542,7 @@
     </w:tblStylePr>
     <w:tblStylePr w:type="lastRow">
       <w:rPr>
+        <w:rFonts w:eastAsia="黑体"/>
         <w:b/>
         <w:bCs/>
         <w:color w:themeColor="text2" w:val="1F497D"/>
@@ -8107,12 +8557,14 @@
     </w:tblStylePr>
     <w:tblStylePr w:type="firstCol">
       <w:rPr>
+        <w:rFonts w:eastAsia="黑体"/>
         <w:b/>
         <w:bCs/>
       </w:rPr>
     </w:tblStylePr>
     <w:tblStylePr w:type="lastCol">
       <w:rPr>
+        <w:rFonts w:eastAsia="黑体"/>
         <w:b/>
         <w:bCs/>
       </w:rPr>
@@ -8146,6 +8598,7 @@
       <w:spacing w:after="0" w:line="240" w:lineRule="auto"/>
     </w:pPr>
     <w:rPr>
+      <w:rFonts w:eastAsia="黑体"/>
       <w:color w:themeColor="text1" w:val="000000"/>
     </w:rPr>
     <w:tblPr>
@@ -8165,7 +8618,7 @@
     </w:tblPr>
     <w:tblStylePr w:type="firstRow">
       <w:rPr>
-        <w:rFonts w:asciiTheme="majorHAnsi" w:cstheme="majorBidi" w:eastAsiaTheme="majorEastAsia" w:hAnsiTheme="majorHAnsi"/>
+        <w:rFonts w:asciiTheme="majorHAnsi" w:cstheme="majorBidi" w:hAnsiTheme="majorHAnsi" w:eastAsia="黑体"/>
       </w:rPr>
       <w:tblPr/>
       <w:tcPr>
@@ -8177,6 +8630,7 @@
     </w:tblStylePr>
     <w:tblStylePr w:type="lastRow">
       <w:rPr>
+        <w:rFonts w:eastAsia="黑体"/>
         <w:b/>
         <w:bCs/>
         <w:color w:themeColor="text2" w:val="1F497D"/>
@@ -8191,12 +8645,14 @@
     </w:tblStylePr>
     <w:tblStylePr w:type="firstCol">
       <w:rPr>
+        <w:rFonts w:eastAsia="黑体"/>
         <w:b/>
         <w:bCs/>
       </w:rPr>
     </w:tblStylePr>
     <w:tblStylePr w:type="lastCol">
       <w:rPr>
+        <w:rFonts w:eastAsia="黑体"/>
         <w:b/>
         <w:bCs/>
       </w:rPr>
@@ -8230,6 +8686,7 @@
       <w:spacing w:after="0" w:line="240" w:lineRule="auto"/>
     </w:pPr>
     <w:rPr>
+      <w:rFonts w:eastAsia="黑体"/>
       <w:color w:themeColor="text1" w:val="000000"/>
     </w:rPr>
     <w:tblPr>
@@ -8249,7 +8706,7 @@
     </w:tblPr>
     <w:tblStylePr w:type="firstRow">
       <w:rPr>
-        <w:rFonts w:asciiTheme="majorHAnsi" w:cstheme="majorBidi" w:eastAsiaTheme="majorEastAsia" w:hAnsiTheme="majorHAnsi"/>
+        <w:rFonts w:asciiTheme="majorHAnsi" w:cstheme="majorBidi" w:hAnsiTheme="majorHAnsi" w:eastAsia="黑体"/>
       </w:rPr>
       <w:tblPr/>
       <w:tcPr>
@@ -8261,6 +8718,7 @@
     </w:tblStylePr>
     <w:tblStylePr w:type="lastRow">
       <w:rPr>
+        <w:rFonts w:eastAsia="黑体"/>
         <w:b/>
         <w:bCs/>
         <w:color w:themeColor="text2" w:val="1F497D"/>
@@ -8275,12 +8733,14 @@
     </w:tblStylePr>
     <w:tblStylePr w:type="firstCol">
       <w:rPr>
+        <w:rFonts w:eastAsia="黑体"/>
         <w:b/>
         <w:bCs/>
       </w:rPr>
     </w:tblStylePr>
     <w:tblStylePr w:type="lastCol">
       <w:rPr>
+        <w:rFonts w:eastAsia="黑体"/>
         <w:b/>
         <w:bCs/>
       </w:rPr>
@@ -8314,6 +8774,7 @@
       <w:spacing w:after="0" w:line="240" w:lineRule="auto"/>
     </w:pPr>
     <w:rPr>
+      <w:rFonts w:eastAsia="黑体"/>
       <w:color w:themeColor="text1" w:val="000000"/>
     </w:rPr>
     <w:tblPr>
@@ -8333,7 +8794,7 @@
     </w:tblPr>
     <w:tblStylePr w:type="firstRow">
       <w:rPr>
-        <w:rFonts w:asciiTheme="majorHAnsi" w:cstheme="majorBidi" w:eastAsiaTheme="majorEastAsia" w:hAnsiTheme="majorHAnsi"/>
+        <w:rFonts w:asciiTheme="majorHAnsi" w:cstheme="majorBidi" w:hAnsiTheme="majorHAnsi" w:eastAsia="黑体"/>
       </w:rPr>
       <w:tblPr/>
       <w:tcPr>
@@ -8345,6 +8806,7 @@
     </w:tblStylePr>
     <w:tblStylePr w:type="lastRow">
       <w:rPr>
+        <w:rFonts w:eastAsia="黑体"/>
         <w:b/>
         <w:bCs/>
         <w:color w:themeColor="text2" w:val="1F497D"/>
@@ -8359,12 +8821,14 @@
     </w:tblStylePr>
     <w:tblStylePr w:type="firstCol">
       <w:rPr>
+        <w:rFonts w:eastAsia="黑体"/>
         <w:b/>
         <w:bCs/>
       </w:rPr>
     </w:tblStylePr>
     <w:tblStylePr w:type="lastCol">
       <w:rPr>
+        <w:rFonts w:eastAsia="黑体"/>
         <w:b/>
         <w:bCs/>
       </w:rPr>
@@ -8398,6 +8862,7 @@
       <w:spacing w:after="0" w:line="240" w:lineRule="auto"/>
     </w:pPr>
     <w:rPr>
+      <w:rFonts w:eastAsia="黑体"/>
       <w:color w:themeColor="text1" w:val="000000"/>
     </w:rPr>
     <w:tblPr>
@@ -8417,7 +8882,7 @@
     </w:tblPr>
     <w:tblStylePr w:type="firstRow">
       <w:rPr>
-        <w:rFonts w:asciiTheme="majorHAnsi" w:cstheme="majorBidi" w:eastAsiaTheme="majorEastAsia" w:hAnsiTheme="majorHAnsi"/>
+        <w:rFonts w:asciiTheme="majorHAnsi" w:cstheme="majorBidi" w:hAnsiTheme="majorHAnsi" w:eastAsia="黑体"/>
       </w:rPr>
       <w:tblPr/>
       <w:tcPr>
@@ -8429,6 +8894,7 @@
     </w:tblStylePr>
     <w:tblStylePr w:type="lastRow">
       <w:rPr>
+        <w:rFonts w:eastAsia="黑体"/>
         <w:b/>
         <w:bCs/>
         <w:color w:themeColor="text2" w:val="1F497D"/>
@@ -8443,12 +8909,14 @@
     </w:tblStylePr>
     <w:tblStylePr w:type="firstCol">
       <w:rPr>
+        <w:rFonts w:eastAsia="黑体"/>
         <w:b/>
         <w:bCs/>
       </w:rPr>
     </w:tblStylePr>
     <w:tblStylePr w:type="lastCol">
       <w:rPr>
+        <w:rFonts w:eastAsia="黑体"/>
         <w:b/>
         <w:bCs/>
       </w:rPr>
@@ -8482,6 +8950,7 @@
       <w:spacing w:after="0" w:line="240" w:lineRule="auto"/>
     </w:pPr>
     <w:rPr>
+      <w:rFonts w:eastAsia="黑体"/>
       <w:color w:themeColor="text1" w:val="000000"/>
     </w:rPr>
     <w:tblPr>
@@ -8501,7 +8970,7 @@
     </w:tblPr>
     <w:tblStylePr w:type="firstRow">
       <w:rPr>
-        <w:rFonts w:asciiTheme="majorHAnsi" w:cstheme="majorBidi" w:eastAsiaTheme="majorEastAsia" w:hAnsiTheme="majorHAnsi"/>
+        <w:rFonts w:asciiTheme="majorHAnsi" w:cstheme="majorBidi" w:hAnsiTheme="majorHAnsi" w:eastAsia="黑体"/>
       </w:rPr>
       <w:tblPr/>
       <w:tcPr>
@@ -8513,6 +8982,7 @@
     </w:tblStylePr>
     <w:tblStylePr w:type="lastRow">
       <w:rPr>
+        <w:rFonts w:eastAsia="黑体"/>
         <w:b/>
         <w:bCs/>
         <w:color w:themeColor="text2" w:val="1F497D"/>
@@ -8527,12 +8997,14 @@
     </w:tblStylePr>
     <w:tblStylePr w:type="firstCol">
       <w:rPr>
+        <w:rFonts w:eastAsia="黑体"/>
         <w:b/>
         <w:bCs/>
       </w:rPr>
     </w:tblStylePr>
     <w:tblStylePr w:type="lastCol">
       <w:rPr>
+        <w:rFonts w:eastAsia="黑体"/>
         <w:b/>
         <w:bCs/>
       </w:rPr>
@@ -8566,6 +9038,7 @@
       <w:spacing w:after="0" w:line="240" w:lineRule="auto"/>
     </w:pPr>
     <w:rPr>
+      <w:rFonts w:eastAsia="黑体"/>
       <w:color w:themeColor="text1" w:val="000000"/>
     </w:rPr>
     <w:tblPr>
@@ -8585,7 +9058,7 @@
     </w:tblPr>
     <w:tblStylePr w:type="firstRow">
       <w:rPr>
-        <w:rFonts w:asciiTheme="majorHAnsi" w:cstheme="majorBidi" w:eastAsiaTheme="majorEastAsia" w:hAnsiTheme="majorHAnsi"/>
+        <w:rFonts w:asciiTheme="majorHAnsi" w:cstheme="majorBidi" w:hAnsiTheme="majorHAnsi" w:eastAsia="黑体"/>
       </w:rPr>
       <w:tblPr/>
       <w:tcPr>
@@ -8597,6 +9070,7 @@
     </w:tblStylePr>
     <w:tblStylePr w:type="lastRow">
       <w:rPr>
+        <w:rFonts w:eastAsia="黑体"/>
         <w:b/>
         <w:bCs/>
         <w:color w:themeColor="text2" w:val="1F497D"/>
@@ -8611,12 +9085,14 @@
     </w:tblStylePr>
     <w:tblStylePr w:type="firstCol">
       <w:rPr>
+        <w:rFonts w:eastAsia="黑体"/>
         <w:b/>
         <w:bCs/>
       </w:rPr>
     </w:tblStylePr>
     <w:tblStylePr w:type="lastCol">
       <w:rPr>
+        <w:rFonts w:eastAsia="黑体"/>
         <w:b/>
         <w:bCs/>
       </w:rPr>
@@ -8650,7 +9126,7 @@
       <w:spacing w:after="0" w:line="240" w:lineRule="auto"/>
     </w:pPr>
     <w:rPr>
-      <w:rFonts w:asciiTheme="majorHAnsi" w:cstheme="majorBidi" w:eastAsiaTheme="majorEastAsia" w:hAnsiTheme="majorHAnsi"/>
+      <w:rFonts w:asciiTheme="majorHAnsi" w:cstheme="majorBidi" w:hAnsiTheme="majorHAnsi" w:eastAsia="黑体"/>
       <w:color w:themeColor="text1" w:val="000000"/>
     </w:rPr>
     <w:tblPr>
@@ -8672,6 +9148,7 @@
     </w:tblPr>
     <w:tblStylePr w:type="firstRow">
       <w:rPr>
+        <w:rFonts w:eastAsia="黑体"/>
         <w:sz w:val="24"/>
         <w:szCs w:val="24"/>
       </w:rPr>
@@ -8778,7 +9255,7 @@
       <w:spacing w:after="0" w:line="240" w:lineRule="auto"/>
     </w:pPr>
     <w:rPr>
-      <w:rFonts w:asciiTheme="majorHAnsi" w:cstheme="majorBidi" w:eastAsiaTheme="majorEastAsia" w:hAnsiTheme="majorHAnsi"/>
+      <w:rFonts w:asciiTheme="majorHAnsi" w:cstheme="majorBidi" w:hAnsiTheme="majorHAnsi" w:eastAsia="黑体"/>
       <w:color w:themeColor="text1" w:val="000000"/>
     </w:rPr>
     <w:tblPr>
@@ -8800,6 +9277,7 @@
     </w:tblPr>
     <w:tblStylePr w:type="firstRow">
       <w:rPr>
+        <w:rFonts w:eastAsia="黑体"/>
         <w:sz w:val="24"/>
         <w:szCs w:val="24"/>
       </w:rPr>
@@ -8906,7 +9384,7 @@
       <w:spacing w:after="0" w:line="240" w:lineRule="auto"/>
     </w:pPr>
     <w:rPr>
-      <w:rFonts w:asciiTheme="majorHAnsi" w:cstheme="majorBidi" w:eastAsiaTheme="majorEastAsia" w:hAnsiTheme="majorHAnsi"/>
+      <w:rFonts w:asciiTheme="majorHAnsi" w:cstheme="majorBidi" w:hAnsiTheme="majorHAnsi" w:eastAsia="黑体"/>
       <w:color w:themeColor="text1" w:val="000000"/>
     </w:rPr>
     <w:tblPr>
@@ -8928,6 +9406,7 @@
     </w:tblPr>
     <w:tblStylePr w:type="firstRow">
       <w:rPr>
+        <w:rFonts w:eastAsia="黑体"/>
         <w:sz w:val="24"/>
         <w:szCs w:val="24"/>
       </w:rPr>
@@ -9034,7 +9513,7 @@
       <w:spacing w:after="0" w:line="240" w:lineRule="auto"/>
     </w:pPr>
     <w:rPr>
-      <w:rFonts w:asciiTheme="majorHAnsi" w:cstheme="majorBidi" w:eastAsiaTheme="majorEastAsia" w:hAnsiTheme="majorHAnsi"/>
+      <w:rFonts w:asciiTheme="majorHAnsi" w:cstheme="majorBidi" w:hAnsiTheme="majorHAnsi" w:eastAsia="黑体"/>
       <w:color w:themeColor="text1" w:val="000000"/>
     </w:rPr>
     <w:tblPr>
@@ -9056,6 +9535,7 @@
     </w:tblPr>
     <w:tblStylePr w:type="firstRow">
       <w:rPr>
+        <w:rFonts w:eastAsia="黑体"/>
         <w:sz w:val="24"/>
         <w:szCs w:val="24"/>
       </w:rPr>
@@ -9162,7 +9642,7 @@
       <w:spacing w:after="0" w:line="240" w:lineRule="auto"/>
     </w:pPr>
     <w:rPr>
-      <w:rFonts w:asciiTheme="majorHAnsi" w:cstheme="majorBidi" w:eastAsiaTheme="majorEastAsia" w:hAnsiTheme="majorHAnsi"/>
+      <w:rFonts w:asciiTheme="majorHAnsi" w:cstheme="majorBidi" w:hAnsiTheme="majorHAnsi" w:eastAsia="黑体"/>
       <w:color w:themeColor="text1" w:val="000000"/>
     </w:rPr>
     <w:tblPr>
@@ -9184,6 +9664,7 @@
     </w:tblPr>
     <w:tblStylePr w:type="firstRow">
       <w:rPr>
+        <w:rFonts w:eastAsia="黑体"/>
         <w:sz w:val="24"/>
         <w:szCs w:val="24"/>
       </w:rPr>
@@ -9290,7 +9771,7 @@
       <w:spacing w:after="0" w:line="240" w:lineRule="auto"/>
     </w:pPr>
     <w:rPr>
-      <w:rFonts w:asciiTheme="majorHAnsi" w:cstheme="majorBidi" w:eastAsiaTheme="majorEastAsia" w:hAnsiTheme="majorHAnsi"/>
+      <w:rFonts w:asciiTheme="majorHAnsi" w:cstheme="majorBidi" w:hAnsiTheme="majorHAnsi" w:eastAsia="黑体"/>
       <w:color w:themeColor="text1" w:val="000000"/>
     </w:rPr>
     <w:tblPr>
@@ -9312,6 +9793,7 @@
     </w:tblPr>
     <w:tblStylePr w:type="firstRow">
       <w:rPr>
+        <w:rFonts w:eastAsia="黑体"/>
         <w:sz w:val="24"/>
         <w:szCs w:val="24"/>
       </w:rPr>
@@ -9418,7 +9900,7 @@
       <w:spacing w:after="0" w:line="240" w:lineRule="auto"/>
     </w:pPr>
     <w:rPr>
-      <w:rFonts w:asciiTheme="majorHAnsi" w:cstheme="majorBidi" w:eastAsiaTheme="majorEastAsia" w:hAnsiTheme="majorHAnsi"/>
+      <w:rFonts w:asciiTheme="majorHAnsi" w:cstheme="majorBidi" w:hAnsiTheme="majorHAnsi" w:eastAsia="黑体"/>
       <w:color w:themeColor="text1" w:val="000000"/>
     </w:rPr>
     <w:tblPr>
@@ -9440,6 +9922,7 @@
     </w:tblPr>
     <w:tblStylePr w:type="firstRow">
       <w:rPr>
+        <w:rFonts w:eastAsia="黑体"/>
         <w:sz w:val="24"/>
         <w:szCs w:val="24"/>
       </w:rPr>
@@ -9569,12 +10052,14 @@
     </w:tcPr>
     <w:tblStylePr w:type="firstRow">
       <w:rPr>
+        <w:rFonts w:eastAsia="黑体"/>
         <w:b/>
         <w:bCs/>
       </w:rPr>
     </w:tblStylePr>
     <w:tblStylePr w:type="lastRow">
       <w:rPr>
+        <w:rFonts w:eastAsia="黑体"/>
         <w:b/>
         <w:bCs/>
       </w:rPr>
@@ -9587,12 +10072,14 @@
     </w:tblStylePr>
     <w:tblStylePr w:type="firstCol">
       <w:rPr>
+        <w:rFonts w:eastAsia="黑体"/>
         <w:b/>
         <w:bCs/>
       </w:rPr>
     </w:tblStylePr>
     <w:tblStylePr w:type="lastCol">
       <w:rPr>
+        <w:rFonts w:eastAsia="黑体"/>
         <w:b/>
         <w:bCs/>
       </w:rPr>
@@ -9642,12 +10129,14 @@
     </w:tcPr>
     <w:tblStylePr w:type="firstRow">
       <w:rPr>
+        <w:rFonts w:eastAsia="黑体"/>
         <w:b/>
         <w:bCs/>
       </w:rPr>
     </w:tblStylePr>
     <w:tblStylePr w:type="lastRow">
       <w:rPr>
+        <w:rFonts w:eastAsia="黑体"/>
         <w:b/>
         <w:bCs/>
       </w:rPr>
@@ -9660,12 +10149,14 @@
     </w:tblStylePr>
     <w:tblStylePr w:type="firstCol">
       <w:rPr>
+        <w:rFonts w:eastAsia="黑体"/>
         <w:b/>
         <w:bCs/>
       </w:rPr>
     </w:tblStylePr>
     <w:tblStylePr w:type="lastCol">
       <w:rPr>
+        <w:rFonts w:eastAsia="黑体"/>
         <w:b/>
         <w:bCs/>
       </w:rPr>
@@ -9715,12 +10206,14 @@
     </w:tcPr>
     <w:tblStylePr w:type="firstRow">
       <w:rPr>
+        <w:rFonts w:eastAsia="黑体"/>
         <w:b/>
         <w:bCs/>
       </w:rPr>
     </w:tblStylePr>
     <w:tblStylePr w:type="lastRow">
       <w:rPr>
+        <w:rFonts w:eastAsia="黑体"/>
         <w:b/>
         <w:bCs/>
       </w:rPr>
@@ -9733,12 +10226,14 @@
     </w:tblStylePr>
     <w:tblStylePr w:type="firstCol">
       <w:rPr>
+        <w:rFonts w:eastAsia="黑体"/>
         <w:b/>
         <w:bCs/>
       </w:rPr>
     </w:tblStylePr>
     <w:tblStylePr w:type="lastCol">
       <w:rPr>
+        <w:rFonts w:eastAsia="黑体"/>
         <w:b/>
         <w:bCs/>
       </w:rPr>
@@ -9788,12 +10283,14 @@
     </w:tcPr>
     <w:tblStylePr w:type="firstRow">
       <w:rPr>
+        <w:rFonts w:eastAsia="黑体"/>
         <w:b/>
         <w:bCs/>
       </w:rPr>
     </w:tblStylePr>
     <w:tblStylePr w:type="lastRow">
       <w:rPr>
+        <w:rFonts w:eastAsia="黑体"/>
         <w:b/>
         <w:bCs/>
       </w:rPr>
@@ -9806,12 +10303,14 @@
     </w:tblStylePr>
     <w:tblStylePr w:type="firstCol">
       <w:rPr>
+        <w:rFonts w:eastAsia="黑体"/>
         <w:b/>
         <w:bCs/>
       </w:rPr>
     </w:tblStylePr>
     <w:tblStylePr w:type="lastCol">
       <w:rPr>
+        <w:rFonts w:eastAsia="黑体"/>
         <w:b/>
         <w:bCs/>
       </w:rPr>
@@ -9861,12 +10360,14 @@
     </w:tcPr>
     <w:tblStylePr w:type="firstRow">
       <w:rPr>
+        <w:rFonts w:eastAsia="黑体"/>
         <w:b/>
         <w:bCs/>
       </w:rPr>
     </w:tblStylePr>
     <w:tblStylePr w:type="lastRow">
       <w:rPr>
+        <w:rFonts w:eastAsia="黑体"/>
         <w:b/>
         <w:bCs/>
       </w:rPr>
@@ -9879,12 +10380,14 @@
     </w:tblStylePr>
     <w:tblStylePr w:type="firstCol">
       <w:rPr>
+        <w:rFonts w:eastAsia="黑体"/>
         <w:b/>
         <w:bCs/>
       </w:rPr>
     </w:tblStylePr>
     <w:tblStylePr w:type="lastCol">
       <w:rPr>
+        <w:rFonts w:eastAsia="黑体"/>
         <w:b/>
         <w:bCs/>
       </w:rPr>
@@ -9934,12 +10437,14 @@
     </w:tcPr>
     <w:tblStylePr w:type="firstRow">
       <w:rPr>
+        <w:rFonts w:eastAsia="黑体"/>
         <w:b/>
         <w:bCs/>
       </w:rPr>
     </w:tblStylePr>
     <w:tblStylePr w:type="lastRow">
       <w:rPr>
+        <w:rFonts w:eastAsia="黑体"/>
         <w:b/>
         <w:bCs/>
       </w:rPr>
@@ -9952,12 +10457,14 @@
     </w:tblStylePr>
     <w:tblStylePr w:type="firstCol">
       <w:rPr>
+        <w:rFonts w:eastAsia="黑体"/>
         <w:b/>
         <w:bCs/>
       </w:rPr>
     </w:tblStylePr>
     <w:tblStylePr w:type="lastCol">
       <w:rPr>
+        <w:rFonts w:eastAsia="黑体"/>
         <w:b/>
         <w:bCs/>
       </w:rPr>
@@ -10007,12 +10514,14 @@
     </w:tcPr>
     <w:tblStylePr w:type="firstRow">
       <w:rPr>
+        <w:rFonts w:eastAsia="黑体"/>
         <w:b/>
         <w:bCs/>
       </w:rPr>
     </w:tblStylePr>
     <w:tblStylePr w:type="lastRow">
       <w:rPr>
+        <w:rFonts w:eastAsia="黑体"/>
         <w:b/>
         <w:bCs/>
       </w:rPr>
@@ -10025,12 +10534,14 @@
     </w:tblStylePr>
     <w:tblStylePr w:type="firstCol">
       <w:rPr>
+        <w:rFonts w:eastAsia="黑体"/>
         <w:b/>
         <w:bCs/>
       </w:rPr>
     </w:tblStylePr>
     <w:tblStylePr w:type="lastCol">
       <w:rPr>
+        <w:rFonts w:eastAsia="黑体"/>
         <w:b/>
         <w:bCs/>
       </w:rPr>
@@ -10057,7 +10568,7 @@
       <w:spacing w:after="0" w:line="240" w:lineRule="auto"/>
     </w:pPr>
     <w:rPr>
-      <w:rFonts w:asciiTheme="majorHAnsi" w:cstheme="majorBidi" w:eastAsiaTheme="majorEastAsia" w:hAnsiTheme="majorHAnsi"/>
+      <w:rFonts w:asciiTheme="majorHAnsi" w:cstheme="majorBidi" w:hAnsiTheme="majorHAnsi" w:eastAsia="黑体"/>
       <w:color w:themeColor="text1" w:val="000000"/>
     </w:rPr>
     <w:tblPr>
@@ -10084,6 +10595,7 @@
     </w:tcPr>
     <w:tblStylePr w:type="firstRow">
       <w:rPr>
+        <w:rFonts w:eastAsia="黑体"/>
         <w:b/>
         <w:bCs/>
         <w:color w:themeColor="text1" w:val="000000"/>
@@ -10095,6 +10607,7 @@
     </w:tblStylePr>
     <w:tblStylePr w:type="lastRow">
       <w:rPr>
+        <w:rFonts w:eastAsia="黑体"/>
         <w:b/>
         <w:bCs/>
         <w:color w:themeColor="text1" w:val="000000"/>
@@ -10114,6 +10627,7 @@
     </w:tblStylePr>
     <w:tblStylePr w:type="firstCol">
       <w:rPr>
+        <w:rFonts w:eastAsia="黑体"/>
         <w:b/>
         <w:bCs/>
         <w:color w:themeColor="text1" w:val="000000"/>
@@ -10133,6 +10647,7 @@
     </w:tblStylePr>
     <w:tblStylePr w:type="lastCol">
       <w:rPr>
+        <w:rFonts w:eastAsia="黑体"/>
         <w:b w:val="0"/>
         <w:bCs w:val="0"/>
         <w:color w:themeColor="text1" w:val="000000"/>
@@ -10182,7 +10697,7 @@
       <w:spacing w:after="0" w:line="240" w:lineRule="auto"/>
     </w:pPr>
     <w:rPr>
-      <w:rFonts w:asciiTheme="majorHAnsi" w:cstheme="majorBidi" w:eastAsiaTheme="majorEastAsia" w:hAnsiTheme="majorHAnsi"/>
+      <w:rFonts w:asciiTheme="majorHAnsi" w:cstheme="majorBidi" w:hAnsiTheme="majorHAnsi" w:eastAsia="黑体"/>
       <w:color w:themeColor="text1" w:val="000000"/>
     </w:rPr>
     <w:tblPr>
@@ -10209,6 +10724,7 @@
     </w:tcPr>
     <w:tblStylePr w:type="firstRow">
       <w:rPr>
+        <w:rFonts w:eastAsia="黑体"/>
         <w:b/>
         <w:bCs/>
         <w:color w:themeColor="text1" w:val="000000"/>
@@ -10220,6 +10736,7 @@
     </w:tblStylePr>
     <w:tblStylePr w:type="lastRow">
       <w:rPr>
+        <w:rFonts w:eastAsia="黑体"/>
         <w:b/>
         <w:bCs/>
         <w:color w:themeColor="text1" w:val="000000"/>
@@ -10239,6 +10756,7 @@
     </w:tblStylePr>
     <w:tblStylePr w:type="firstCol">
       <w:rPr>
+        <w:rFonts w:eastAsia="黑体"/>
         <w:b/>
         <w:bCs/>
         <w:color w:themeColor="text1" w:val="000000"/>
@@ -10258,6 +10776,7 @@
     </w:tblStylePr>
     <w:tblStylePr w:type="lastCol">
       <w:rPr>
+        <w:rFonts w:eastAsia="黑体"/>
         <w:b w:val="0"/>
         <w:bCs w:val="0"/>
         <w:color w:themeColor="text1" w:val="000000"/>
@@ -10307,7 +10826,7 @@
       <w:spacing w:after="0" w:line="240" w:lineRule="auto"/>
     </w:pPr>
     <w:rPr>
-      <w:rFonts w:asciiTheme="majorHAnsi" w:cstheme="majorBidi" w:eastAsiaTheme="majorEastAsia" w:hAnsiTheme="majorHAnsi"/>
+      <w:rFonts w:asciiTheme="majorHAnsi" w:cstheme="majorBidi" w:hAnsiTheme="majorHAnsi" w:eastAsia="黑体"/>
       <w:color w:themeColor="text1" w:val="000000"/>
     </w:rPr>
     <w:tblPr>
@@ -10334,6 +10853,7 @@
     </w:tcPr>
     <w:tblStylePr w:type="firstRow">
       <w:rPr>
+        <w:rFonts w:eastAsia="黑体"/>
         <w:b/>
         <w:bCs/>
         <w:color w:themeColor="text1" w:val="000000"/>
@@ -10345,6 +10865,7 @@
     </w:tblStylePr>
     <w:tblStylePr w:type="lastRow">
       <w:rPr>
+        <w:rFonts w:eastAsia="黑体"/>
         <w:b/>
         <w:bCs/>
         <w:color w:themeColor="text1" w:val="000000"/>
@@ -10364,6 +10885,7 @@
     </w:tblStylePr>
     <w:tblStylePr w:type="firstCol">
       <w:rPr>
+        <w:rFonts w:eastAsia="黑体"/>
         <w:b/>
         <w:bCs/>
         <w:color w:themeColor="text1" w:val="000000"/>
@@ -10383,6 +10905,7 @@
     </w:tblStylePr>
     <w:tblStylePr w:type="lastCol">
       <w:rPr>
+        <w:rFonts w:eastAsia="黑体"/>
         <w:b w:val="0"/>
         <w:bCs w:val="0"/>
         <w:color w:themeColor="text1" w:val="000000"/>
@@ -10432,7 +10955,7 @@
       <w:spacing w:after="0" w:line="240" w:lineRule="auto"/>
     </w:pPr>
     <w:rPr>
-      <w:rFonts w:asciiTheme="majorHAnsi" w:cstheme="majorBidi" w:eastAsiaTheme="majorEastAsia" w:hAnsiTheme="majorHAnsi"/>
+      <w:rFonts w:asciiTheme="majorHAnsi" w:cstheme="majorBidi" w:hAnsiTheme="majorHAnsi" w:eastAsia="黑体"/>
       <w:color w:themeColor="text1" w:val="000000"/>
     </w:rPr>
     <w:tblPr>
@@ -10459,6 +10982,7 @@
     </w:tcPr>
     <w:tblStylePr w:type="firstRow">
       <w:rPr>
+        <w:rFonts w:eastAsia="黑体"/>
         <w:b/>
         <w:bCs/>
         <w:color w:themeColor="text1" w:val="000000"/>
@@ -10470,6 +10994,7 @@
     </w:tblStylePr>
     <w:tblStylePr w:type="lastRow">
       <w:rPr>
+        <w:rFonts w:eastAsia="黑体"/>
         <w:b/>
         <w:bCs/>
         <w:color w:themeColor="text1" w:val="000000"/>
@@ -10489,6 +11014,7 @@
     </w:tblStylePr>
     <w:tblStylePr w:type="firstCol">
       <w:rPr>
+        <w:rFonts w:eastAsia="黑体"/>
         <w:b/>
         <w:bCs/>
         <w:color w:themeColor="text1" w:val="000000"/>
@@ -10508,6 +11034,7 @@
     </w:tblStylePr>
     <w:tblStylePr w:type="lastCol">
       <w:rPr>
+        <w:rFonts w:eastAsia="黑体"/>
         <w:b w:val="0"/>
         <w:bCs w:val="0"/>
         <w:color w:themeColor="text1" w:val="000000"/>
@@ -10557,7 +11084,7 @@
       <w:spacing w:after="0" w:line="240" w:lineRule="auto"/>
     </w:pPr>
     <w:rPr>
-      <w:rFonts w:asciiTheme="majorHAnsi" w:cstheme="majorBidi" w:eastAsiaTheme="majorEastAsia" w:hAnsiTheme="majorHAnsi"/>
+      <w:rFonts w:asciiTheme="majorHAnsi" w:cstheme="majorBidi" w:hAnsiTheme="majorHAnsi" w:eastAsia="黑体"/>
       <w:color w:themeColor="text1" w:val="000000"/>
     </w:rPr>
     <w:tblPr>
@@ -10584,6 +11111,7 @@
     </w:tcPr>
     <w:tblStylePr w:type="firstRow">
       <w:rPr>
+        <w:rFonts w:eastAsia="黑体"/>
         <w:b/>
         <w:bCs/>
         <w:color w:themeColor="text1" w:val="000000"/>
@@ -10595,6 +11123,7 @@
     </w:tblStylePr>
     <w:tblStylePr w:type="lastRow">
       <w:rPr>
+        <w:rFonts w:eastAsia="黑体"/>
         <w:b/>
         <w:bCs/>
         <w:color w:themeColor="text1" w:val="000000"/>
@@ -10614,6 +11143,7 @@
     </w:tblStylePr>
     <w:tblStylePr w:type="firstCol">
       <w:rPr>
+        <w:rFonts w:eastAsia="黑体"/>
         <w:b/>
         <w:bCs/>
         <w:color w:themeColor="text1" w:val="000000"/>
@@ -10633,6 +11163,7 @@
     </w:tblStylePr>
     <w:tblStylePr w:type="lastCol">
       <w:rPr>
+        <w:rFonts w:eastAsia="黑体"/>
         <w:b w:val="0"/>
         <w:bCs w:val="0"/>
         <w:color w:themeColor="text1" w:val="000000"/>
@@ -10682,7 +11213,7 @@
       <w:spacing w:after="0" w:line="240" w:lineRule="auto"/>
     </w:pPr>
     <w:rPr>
-      <w:rFonts w:asciiTheme="majorHAnsi" w:cstheme="majorBidi" w:eastAsiaTheme="majorEastAsia" w:hAnsiTheme="majorHAnsi"/>
+      <w:rFonts w:asciiTheme="majorHAnsi" w:cstheme="majorBidi" w:hAnsiTheme="majorHAnsi" w:eastAsia="黑体"/>
       <w:color w:themeColor="text1" w:val="000000"/>
     </w:rPr>
     <w:tblPr>
@@ -10709,6 +11240,7 @@
     </w:tcPr>
     <w:tblStylePr w:type="firstRow">
       <w:rPr>
+        <w:rFonts w:eastAsia="黑体"/>
         <w:b/>
         <w:bCs/>
         <w:color w:themeColor="text1" w:val="000000"/>
@@ -10720,6 +11252,7 @@
     </w:tblStylePr>
     <w:tblStylePr w:type="lastRow">
       <w:rPr>
+        <w:rFonts w:eastAsia="黑体"/>
         <w:b/>
         <w:bCs/>
         <w:color w:themeColor="text1" w:val="000000"/>
@@ -10739,6 +11272,7 @@
     </w:tblStylePr>
     <w:tblStylePr w:type="firstCol">
       <w:rPr>
+        <w:rFonts w:eastAsia="黑体"/>
         <w:b/>
         <w:bCs/>
         <w:color w:themeColor="text1" w:val="000000"/>
@@ -10758,6 +11292,7 @@
     </w:tblStylePr>
     <w:tblStylePr w:type="lastCol">
       <w:rPr>
+        <w:rFonts w:eastAsia="黑体"/>
         <w:b w:val="0"/>
         <w:bCs w:val="0"/>
         <w:color w:themeColor="text1" w:val="000000"/>
@@ -10807,7 +11342,7 @@
       <w:spacing w:after="0" w:line="240" w:lineRule="auto"/>
     </w:pPr>
     <w:rPr>
-      <w:rFonts w:asciiTheme="majorHAnsi" w:cstheme="majorBidi" w:eastAsiaTheme="majorEastAsia" w:hAnsiTheme="majorHAnsi"/>
+      <w:rFonts w:asciiTheme="majorHAnsi" w:cstheme="majorBidi" w:hAnsiTheme="majorHAnsi" w:eastAsia="黑体"/>
       <w:color w:themeColor="text1" w:val="000000"/>
     </w:rPr>
     <w:tblPr>
@@ -10834,6 +11369,7 @@
     </w:tcPr>
     <w:tblStylePr w:type="firstRow">
       <w:rPr>
+        <w:rFonts w:eastAsia="黑体"/>
         <w:b/>
         <w:bCs/>
         <w:color w:themeColor="text1" w:val="000000"/>
@@ -10845,6 +11381,7 @@
     </w:tblStylePr>
     <w:tblStylePr w:type="lastRow">
       <w:rPr>
+        <w:rFonts w:eastAsia="黑体"/>
         <w:b/>
         <w:bCs/>
         <w:color w:themeColor="text1" w:val="000000"/>
@@ -10864,6 +11401,7 @@
     </w:tblStylePr>
     <w:tblStylePr w:type="firstCol">
       <w:rPr>
+        <w:rFonts w:eastAsia="黑体"/>
         <w:b/>
         <w:bCs/>
         <w:color w:themeColor="text1" w:val="000000"/>
@@ -10883,6 +11421,7 @@
     </w:tblStylePr>
     <w:tblStylePr w:type="lastCol">
       <w:rPr>
+        <w:rFonts w:eastAsia="黑体"/>
         <w:b w:val="0"/>
         <w:bCs w:val="0"/>
         <w:color w:themeColor="text1" w:val="000000"/>
@@ -10955,6 +11494,7 @@
     </w:tcPr>
     <w:tblStylePr w:type="firstRow">
       <w:rPr>
+        <w:rFonts w:eastAsia="黑体"/>
         <w:b/>
         <w:bCs/>
         <w:i w:val="0"/>
@@ -10976,6 +11516,7 @@
     </w:tblStylePr>
     <w:tblStylePr w:type="lastRow">
       <w:rPr>
+        <w:rFonts w:eastAsia="黑体"/>
         <w:b/>
         <w:bCs/>
         <w:i w:val="0"/>
@@ -10997,6 +11538,7 @@
     </w:tblStylePr>
     <w:tblStylePr w:type="firstCol">
       <w:rPr>
+        <w:rFonts w:eastAsia="黑体"/>
         <w:b/>
         <w:bCs/>
         <w:i w:val="0"/>
@@ -11016,6 +11558,7 @@
     </w:tblStylePr>
     <w:tblStylePr w:type="lastCol">
       <w:rPr>
+        <w:rFonts w:eastAsia="黑体"/>
         <w:b/>
         <w:bCs/>
         <w:i w:val="0"/>
@@ -11096,6 +11639,7 @@
     </w:tcPr>
     <w:tblStylePr w:type="firstRow">
       <w:rPr>
+        <w:rFonts w:eastAsia="黑体"/>
         <w:b/>
         <w:bCs/>
         <w:i w:val="0"/>
@@ -11117,6 +11661,7 @@
     </w:tblStylePr>
     <w:tblStylePr w:type="lastRow">
       <w:rPr>
+        <w:rFonts w:eastAsia="黑体"/>
         <w:b/>
         <w:bCs/>
         <w:i w:val="0"/>
@@ -11138,6 +11683,7 @@
     </w:tblStylePr>
     <w:tblStylePr w:type="firstCol">
       <w:rPr>
+        <w:rFonts w:eastAsia="黑体"/>
         <w:b/>
         <w:bCs/>
         <w:i w:val="0"/>
@@ -11157,6 +11703,7 @@
     </w:tblStylePr>
     <w:tblStylePr w:type="lastCol">
       <w:rPr>
+        <w:rFonts w:eastAsia="黑体"/>
         <w:b/>
         <w:bCs/>
         <w:i w:val="0"/>
@@ -11237,6 +11784,7 @@
     </w:tcPr>
     <w:tblStylePr w:type="firstRow">
       <w:rPr>
+        <w:rFonts w:eastAsia="黑体"/>
         <w:b/>
         <w:bCs/>
         <w:i w:val="0"/>
@@ -11258,6 +11806,7 @@
     </w:tblStylePr>
     <w:tblStylePr w:type="lastRow">
       <w:rPr>
+        <w:rFonts w:eastAsia="黑体"/>
         <w:b/>
         <w:bCs/>
         <w:i w:val="0"/>
@@ -11279,6 +11828,7 @@
     </w:tblStylePr>
     <w:tblStylePr w:type="firstCol">
       <w:rPr>
+        <w:rFonts w:eastAsia="黑体"/>
         <w:b/>
         <w:bCs/>
         <w:i w:val="0"/>
@@ -11298,6 +11848,7 @@
     </w:tblStylePr>
     <w:tblStylePr w:type="lastCol">
       <w:rPr>
+        <w:rFonts w:eastAsia="黑体"/>
         <w:b/>
         <w:bCs/>
         <w:i w:val="0"/>
@@ -11378,6 +11929,7 @@
     </w:tcPr>
     <w:tblStylePr w:type="firstRow">
       <w:rPr>
+        <w:rFonts w:eastAsia="黑体"/>
         <w:b/>
         <w:bCs/>
         <w:i w:val="0"/>
@@ -11399,6 +11951,7 @@
     </w:tblStylePr>
     <w:tblStylePr w:type="lastRow">
       <w:rPr>
+        <w:rFonts w:eastAsia="黑体"/>
         <w:b/>
         <w:bCs/>
         <w:i w:val="0"/>
@@ -11420,6 +11973,7 @@
     </w:tblStylePr>
     <w:tblStylePr w:type="firstCol">
       <w:rPr>
+        <w:rFonts w:eastAsia="黑体"/>
         <w:b/>
         <w:bCs/>
         <w:i w:val="0"/>
@@ -11439,6 +11993,7 @@
     </w:tblStylePr>
     <w:tblStylePr w:type="lastCol">
       <w:rPr>
+        <w:rFonts w:eastAsia="黑体"/>
         <w:b/>
         <w:bCs/>
         <w:i w:val="0"/>
@@ -11519,6 +12074,7 @@
     </w:tcPr>
     <w:tblStylePr w:type="firstRow">
       <w:rPr>
+        <w:rFonts w:eastAsia="黑体"/>
         <w:b/>
         <w:bCs/>
         <w:i w:val="0"/>
@@ -11540,6 +12096,7 @@
     </w:tblStylePr>
     <w:tblStylePr w:type="lastRow">
       <w:rPr>
+        <w:rFonts w:eastAsia="黑体"/>
         <w:b/>
         <w:bCs/>
         <w:i w:val="0"/>
@@ -11561,6 +12118,7 @@
     </w:tblStylePr>
     <w:tblStylePr w:type="firstCol">
       <w:rPr>
+        <w:rFonts w:eastAsia="黑体"/>
         <w:b/>
         <w:bCs/>
         <w:i w:val="0"/>
@@ -11580,6 +12138,7 @@
     </w:tblStylePr>
     <w:tblStylePr w:type="lastCol">
       <w:rPr>
+        <w:rFonts w:eastAsia="黑体"/>
         <w:b/>
         <w:bCs/>
         <w:i w:val="0"/>
@@ -11660,6 +12219,7 @@
     </w:tcPr>
     <w:tblStylePr w:type="firstRow">
       <w:rPr>
+        <w:rFonts w:eastAsia="黑体"/>
         <w:b/>
         <w:bCs/>
         <w:i w:val="0"/>
@@ -11681,6 +12241,7 @@
     </w:tblStylePr>
     <w:tblStylePr w:type="lastRow">
       <w:rPr>
+        <w:rFonts w:eastAsia="黑体"/>
         <w:b/>
         <w:bCs/>
         <w:i w:val="0"/>
@@ -11702,6 +12263,7 @@
     </w:tblStylePr>
     <w:tblStylePr w:type="firstCol">
       <w:rPr>
+        <w:rFonts w:eastAsia="黑体"/>
         <w:b/>
         <w:bCs/>
         <w:i w:val="0"/>
@@ -11721,6 +12283,7 @@
     </w:tblStylePr>
     <w:tblStylePr w:type="lastCol">
       <w:rPr>
+        <w:rFonts w:eastAsia="黑体"/>
         <w:b/>
         <w:bCs/>
         <w:i w:val="0"/>
@@ -11801,6 +12364,7 @@
     </w:tcPr>
     <w:tblStylePr w:type="firstRow">
       <w:rPr>
+        <w:rFonts w:eastAsia="黑体"/>
         <w:b/>
         <w:bCs/>
         <w:i w:val="0"/>
@@ -11822,6 +12386,7 @@
     </w:tblStylePr>
     <w:tblStylePr w:type="lastRow">
       <w:rPr>
+        <w:rFonts w:eastAsia="黑体"/>
         <w:b/>
         <w:bCs/>
         <w:i w:val="0"/>
@@ -11843,6 +12408,7 @@
     </w:tblStylePr>
     <w:tblStylePr w:type="firstCol">
       <w:rPr>
+        <w:rFonts w:eastAsia="黑体"/>
         <w:b/>
         <w:bCs/>
         <w:i w:val="0"/>
@@ -11862,6 +12428,7 @@
     </w:tblStylePr>
     <w:tblStylePr w:type="lastCol">
       <w:rPr>
+        <w:rFonts w:eastAsia="黑体"/>
         <w:b/>
         <w:bCs/>
         <w:i w:val="0"/>
@@ -11919,6 +12486,7 @@
       <w:spacing w:after="0" w:line="240" w:lineRule="auto"/>
     </w:pPr>
     <w:rPr>
+      <w:rFonts w:eastAsia="黑体"/>
       <w:color w:themeColor="background1" w:val="FFFFFF"/>
     </w:rPr>
     <w:tblPr>
@@ -11937,6 +12505,7 @@
     </w:tcPr>
     <w:tblStylePr w:type="firstRow">
       <w:rPr>
+        <w:rFonts w:eastAsia="黑体"/>
         <w:b/>
         <w:bCs/>
       </w:rPr>
@@ -12033,6 +12602,7 @@
       <w:spacing w:after="0" w:line="240" w:lineRule="auto"/>
     </w:pPr>
     <w:rPr>
+      <w:rFonts w:eastAsia="黑体"/>
       <w:color w:themeColor="background1" w:val="FFFFFF"/>
     </w:rPr>
     <w:tblPr>
@@ -12051,6 +12621,7 @@
     </w:tcPr>
     <w:tblStylePr w:type="firstRow">
       <w:rPr>
+        <w:rFonts w:eastAsia="黑体"/>
         <w:b/>
         <w:bCs/>
       </w:rPr>
@@ -12147,6 +12718,7 @@
       <w:spacing w:after="0" w:line="240" w:lineRule="auto"/>
     </w:pPr>
     <w:rPr>
+      <w:rFonts w:eastAsia="黑体"/>
       <w:color w:themeColor="background1" w:val="FFFFFF"/>
     </w:rPr>
     <w:tblPr>
@@ -12165,6 +12737,7 @@
     </w:tcPr>
     <w:tblStylePr w:type="firstRow">
       <w:rPr>
+        <w:rFonts w:eastAsia="黑体"/>
         <w:b/>
         <w:bCs/>
       </w:rPr>
@@ -12261,6 +12834,7 @@
       <w:spacing w:after="0" w:line="240" w:lineRule="auto"/>
     </w:pPr>
     <w:rPr>
+      <w:rFonts w:eastAsia="黑体"/>
       <w:color w:themeColor="background1" w:val="FFFFFF"/>
     </w:rPr>
     <w:tblPr>
@@ -12279,6 +12853,7 @@
     </w:tcPr>
     <w:tblStylePr w:type="firstRow">
       <w:rPr>
+        <w:rFonts w:eastAsia="黑体"/>
         <w:b/>
         <w:bCs/>
       </w:rPr>
@@ -12375,6 +12950,7 @@
       <w:spacing w:after="0" w:line="240" w:lineRule="auto"/>
     </w:pPr>
     <w:rPr>
+      <w:rFonts w:eastAsia="黑体"/>
       <w:color w:themeColor="background1" w:val="FFFFFF"/>
     </w:rPr>
     <w:tblPr>
@@ -12393,6 +12969,7 @@
     </w:tcPr>
     <w:tblStylePr w:type="firstRow">
       <w:rPr>
+        <w:rFonts w:eastAsia="黑体"/>
         <w:b/>
         <w:bCs/>
       </w:rPr>
@@ -12489,6 +13066,7 @@
       <w:spacing w:after="0" w:line="240" w:lineRule="auto"/>
     </w:pPr>
     <w:rPr>
+      <w:rFonts w:eastAsia="黑体"/>
       <w:color w:themeColor="background1" w:val="FFFFFF"/>
     </w:rPr>
     <w:tblPr>
@@ -12507,6 +13085,7 @@
     </w:tcPr>
     <w:tblStylePr w:type="firstRow">
       <w:rPr>
+        <w:rFonts w:eastAsia="黑体"/>
         <w:b/>
         <w:bCs/>
       </w:rPr>
@@ -12603,6 +13182,7 @@
       <w:spacing w:after="0" w:line="240" w:lineRule="auto"/>
     </w:pPr>
     <w:rPr>
+      <w:rFonts w:eastAsia="黑体"/>
       <w:color w:themeColor="background1" w:val="FFFFFF"/>
     </w:rPr>
     <w:tblPr>
@@ -12621,6 +13201,7 @@
     </w:tcPr>
     <w:tblStylePr w:type="firstRow">
       <w:rPr>
+        <w:rFonts w:eastAsia="黑体"/>
         <w:b/>
         <w:bCs/>
       </w:rPr>
@@ -12717,6 +13298,7 @@
       <w:spacing w:after="0" w:line="240" w:lineRule="auto"/>
     </w:pPr>
     <w:rPr>
+      <w:rFonts w:eastAsia="黑体"/>
       <w:color w:themeColor="text1" w:val="000000"/>
     </w:rPr>
     <w:tblPr>
@@ -12743,6 +13325,7 @@
     </w:tcPr>
     <w:tblStylePr w:type="firstRow">
       <w:rPr>
+        <w:rFonts w:eastAsia="黑体"/>
         <w:b/>
         <w:bCs/>
       </w:rPr>
@@ -12761,6 +13344,7 @@
     </w:tblStylePr>
     <w:tblStylePr w:type="lastRow">
       <w:rPr>
+        <w:rFonts w:eastAsia="黑体"/>
         <w:b/>
         <w:bCs/>
         <w:color w:themeColor="background1" w:val="FFFFFF"/>
@@ -12775,6 +13359,7 @@
     </w:tblStylePr>
     <w:tblStylePr w:type="firstCol">
       <w:rPr>
+        <w:rFonts w:eastAsia="黑体"/>
         <w:color w:themeColor="background1" w:val="FFFFFF"/>
       </w:rPr>
       <w:tblPr/>
@@ -12792,6 +13377,7 @@
     </w:tblStylePr>
     <w:tblStylePr w:type="lastCol">
       <w:rPr>
+        <w:rFonts w:eastAsia="黑体"/>
         <w:color w:themeColor="background1" w:val="FFFFFF"/>
       </w:rPr>
       <w:tblPr/>
@@ -12821,11 +13407,13 @@
     </w:tblStylePr>
     <w:tblStylePr w:type="neCell">
       <w:rPr>
+        <w:rFonts w:eastAsia="黑体"/>
         <w:color w:themeColor="text1" w:val="000000"/>
       </w:rPr>
     </w:tblStylePr>
     <w:tblStylePr w:type="nwCell">
       <w:rPr>
+        <w:rFonts w:eastAsia="黑体"/>
         <w:color w:themeColor="text1" w:val="000000"/>
       </w:rPr>
     </w:tblStylePr>
@@ -12839,6 +13427,7 @@
       <w:spacing w:after="0" w:line="240" w:lineRule="auto"/>
     </w:pPr>
     <w:rPr>
+      <w:rFonts w:eastAsia="黑体"/>
       <w:color w:themeColor="text1" w:val="000000"/>
     </w:rPr>
     <w:tblPr>
@@ -12865,6 +13454,7 @@
     </w:tcPr>
     <w:tblStylePr w:type="firstRow">
       <w:rPr>
+        <w:rFonts w:eastAsia="黑体"/>
         <w:b/>
         <w:bCs/>
       </w:rPr>
@@ -12883,6 +13473,7 @@
     </w:tblStylePr>
     <w:tblStylePr w:type="lastRow">
       <w:rPr>
+        <w:rFonts w:eastAsia="黑体"/>
         <w:b/>
         <w:bCs/>
         <w:color w:themeColor="background1" w:val="FFFFFF"/>
@@ -12897,6 +13488,7 @@
     </w:tblStylePr>
     <w:tblStylePr w:type="firstCol">
       <w:rPr>
+        <w:rFonts w:eastAsia="黑体"/>
         <w:color w:themeColor="background1" w:val="FFFFFF"/>
       </w:rPr>
       <w:tblPr/>
@@ -12914,6 +13506,7 @@
     </w:tblStylePr>
     <w:tblStylePr w:type="lastCol">
       <w:rPr>
+        <w:rFonts w:eastAsia="黑体"/>
         <w:color w:themeColor="background1" w:val="FFFFFF"/>
       </w:rPr>
       <w:tblPr/>
@@ -12943,11 +13536,13 @@
     </w:tblStylePr>
     <w:tblStylePr w:type="neCell">
       <w:rPr>
+        <w:rFonts w:eastAsia="黑体"/>
         <w:color w:themeColor="text1" w:val="000000"/>
       </w:rPr>
     </w:tblStylePr>
     <w:tblStylePr w:type="nwCell">
       <w:rPr>
+        <w:rFonts w:eastAsia="黑体"/>
         <w:color w:themeColor="text1" w:val="000000"/>
       </w:rPr>
     </w:tblStylePr>
@@ -12961,6 +13556,7 @@
       <w:spacing w:after="0" w:line="240" w:lineRule="auto"/>
     </w:pPr>
     <w:rPr>
+      <w:rFonts w:eastAsia="黑体"/>
       <w:color w:themeColor="text1" w:val="000000"/>
     </w:rPr>
     <w:tblPr>
@@ -12987,6 +13583,7 @@
     </w:tcPr>
     <w:tblStylePr w:type="firstRow">
       <w:rPr>
+        <w:rFonts w:eastAsia="黑体"/>
         <w:b/>
         <w:bCs/>
       </w:rPr>
@@ -13005,6 +13602,7 @@
     </w:tblStylePr>
     <w:tblStylePr w:type="lastRow">
       <w:rPr>
+        <w:rFonts w:eastAsia="黑体"/>
         <w:b/>
         <w:bCs/>
         <w:color w:themeColor="background1" w:val="FFFFFF"/>
@@ -13019,6 +13617,7 @@
     </w:tblStylePr>
     <w:tblStylePr w:type="firstCol">
       <w:rPr>
+        <w:rFonts w:eastAsia="黑体"/>
         <w:color w:themeColor="background1" w:val="FFFFFF"/>
       </w:rPr>
       <w:tblPr/>
@@ -13036,6 +13635,7 @@
     </w:tblStylePr>
     <w:tblStylePr w:type="lastCol">
       <w:rPr>
+        <w:rFonts w:eastAsia="黑体"/>
         <w:color w:themeColor="background1" w:val="FFFFFF"/>
       </w:rPr>
       <w:tblPr/>
@@ -13065,11 +13665,13 @@
     </w:tblStylePr>
     <w:tblStylePr w:type="neCell">
       <w:rPr>
+        <w:rFonts w:eastAsia="黑体"/>
         <w:color w:themeColor="text1" w:val="000000"/>
       </w:rPr>
     </w:tblStylePr>
     <w:tblStylePr w:type="nwCell">
       <w:rPr>
+        <w:rFonts w:eastAsia="黑体"/>
         <w:color w:themeColor="text1" w:val="000000"/>
       </w:rPr>
     </w:tblStylePr>
@@ -13083,6 +13685,7 @@
       <w:spacing w:after="0" w:line="240" w:lineRule="auto"/>
     </w:pPr>
     <w:rPr>
+      <w:rFonts w:eastAsia="黑体"/>
       <w:color w:themeColor="text1" w:val="000000"/>
     </w:rPr>
     <w:tblPr>
@@ -13109,6 +13712,7 @@
     </w:tcPr>
     <w:tblStylePr w:type="firstRow">
       <w:rPr>
+        <w:rFonts w:eastAsia="黑体"/>
         <w:b/>
         <w:bCs/>
       </w:rPr>
@@ -13127,6 +13731,7 @@
     </w:tblStylePr>
     <w:tblStylePr w:type="lastRow">
       <w:rPr>
+        <w:rFonts w:eastAsia="黑体"/>
         <w:b/>
         <w:bCs/>
         <w:color w:themeColor="background1" w:val="FFFFFF"/>
@@ -13141,6 +13746,7 @@
     </w:tblStylePr>
     <w:tblStylePr w:type="firstCol">
       <w:rPr>
+        <w:rFonts w:eastAsia="黑体"/>
         <w:color w:themeColor="background1" w:val="FFFFFF"/>
       </w:rPr>
       <w:tblPr/>
@@ -13158,6 +13764,7 @@
     </w:tblStylePr>
     <w:tblStylePr w:type="lastCol">
       <w:rPr>
+        <w:rFonts w:eastAsia="黑体"/>
         <w:color w:themeColor="background1" w:val="FFFFFF"/>
       </w:rPr>
       <w:tblPr/>
@@ -13195,6 +13802,7 @@
       <w:spacing w:after="0" w:line="240" w:lineRule="auto"/>
     </w:pPr>
     <w:rPr>
+      <w:rFonts w:eastAsia="黑体"/>
       <w:color w:themeColor="text1" w:val="000000"/>
     </w:rPr>
     <w:tblPr>
@@ -13221,6 +13829,7 @@
     </w:tcPr>
     <w:tblStylePr w:type="firstRow">
       <w:rPr>
+        <w:rFonts w:eastAsia="黑体"/>
         <w:b/>
         <w:bCs/>
       </w:rPr>
@@ -13239,6 +13848,7 @@
     </w:tblStylePr>
     <w:tblStylePr w:type="lastRow">
       <w:rPr>
+        <w:rFonts w:eastAsia="黑体"/>
         <w:b/>
         <w:bCs/>
         <w:color w:themeColor="background1" w:val="FFFFFF"/>
@@ -13253,6 +13863,7 @@
     </w:tblStylePr>
     <w:tblStylePr w:type="firstCol">
       <w:rPr>
+        <w:rFonts w:eastAsia="黑体"/>
         <w:color w:themeColor="background1" w:val="FFFFFF"/>
       </w:rPr>
       <w:tblPr/>
@@ -13270,6 +13881,7 @@
     </w:tblStylePr>
     <w:tblStylePr w:type="lastCol">
       <w:rPr>
+        <w:rFonts w:eastAsia="黑体"/>
         <w:color w:themeColor="background1" w:val="FFFFFF"/>
       </w:rPr>
       <w:tblPr/>
@@ -13299,11 +13911,13 @@
     </w:tblStylePr>
     <w:tblStylePr w:type="neCell">
       <w:rPr>
+        <w:rFonts w:eastAsia="黑体"/>
         <w:color w:themeColor="text1" w:val="000000"/>
       </w:rPr>
     </w:tblStylePr>
     <w:tblStylePr w:type="nwCell">
       <w:rPr>
+        <w:rFonts w:eastAsia="黑体"/>
         <w:color w:themeColor="text1" w:val="000000"/>
       </w:rPr>
     </w:tblStylePr>
@@ -13317,6 +13931,7 @@
       <w:spacing w:after="0" w:line="240" w:lineRule="auto"/>
     </w:pPr>
     <w:rPr>
+      <w:rFonts w:eastAsia="黑体"/>
       <w:color w:themeColor="text1" w:val="000000"/>
     </w:rPr>
     <w:tblPr>
@@ -13343,6 +13958,7 @@
     </w:tcPr>
     <w:tblStylePr w:type="firstRow">
       <w:rPr>
+        <w:rFonts w:eastAsia="黑体"/>
         <w:b/>
         <w:bCs/>
       </w:rPr>
@@ -13361,6 +13977,7 @@
     </w:tblStylePr>
     <w:tblStylePr w:type="lastRow">
       <w:rPr>
+        <w:rFonts w:eastAsia="黑体"/>
         <w:b/>
         <w:bCs/>
         <w:color w:themeColor="background1" w:val="FFFFFF"/>
@@ -13375,6 +13992,7 @@
     </w:tblStylePr>
     <w:tblStylePr w:type="firstCol">
       <w:rPr>
+        <w:rFonts w:eastAsia="黑体"/>
         <w:color w:themeColor="background1" w:val="FFFFFF"/>
       </w:rPr>
       <w:tblPr/>
@@ -13392,6 +14010,7 @@
     </w:tblStylePr>
     <w:tblStylePr w:type="lastCol">
       <w:rPr>
+        <w:rFonts w:eastAsia="黑体"/>
         <w:color w:themeColor="background1" w:val="FFFFFF"/>
       </w:rPr>
       <w:tblPr/>
@@ -13421,11 +14040,13 @@
     </w:tblStylePr>
     <w:tblStylePr w:type="neCell">
       <w:rPr>
+        <w:rFonts w:eastAsia="黑体"/>
         <w:color w:themeColor="text1" w:val="000000"/>
       </w:rPr>
     </w:tblStylePr>
     <w:tblStylePr w:type="nwCell">
       <w:rPr>
+        <w:rFonts w:eastAsia="黑体"/>
         <w:color w:themeColor="text1" w:val="000000"/>
       </w:rPr>
     </w:tblStylePr>
@@ -13439,6 +14060,7 @@
       <w:spacing w:after="0" w:line="240" w:lineRule="auto"/>
     </w:pPr>
     <w:rPr>
+      <w:rFonts w:eastAsia="黑体"/>
       <w:color w:themeColor="text1" w:val="000000"/>
     </w:rPr>
     <w:tblPr>
@@ -13465,6 +14087,7 @@
     </w:tcPr>
     <w:tblStylePr w:type="firstRow">
       <w:rPr>
+        <w:rFonts w:eastAsia="黑体"/>
         <w:b/>
         <w:bCs/>
       </w:rPr>
@@ -13483,6 +14106,7 @@
     </w:tblStylePr>
     <w:tblStylePr w:type="lastRow">
       <w:rPr>
+        <w:rFonts w:eastAsia="黑体"/>
         <w:b/>
         <w:bCs/>
         <w:color w:themeColor="background1" w:val="FFFFFF"/>
@@ -13497,6 +14121,7 @@
     </w:tblStylePr>
     <w:tblStylePr w:type="firstCol">
       <w:rPr>
+        <w:rFonts w:eastAsia="黑体"/>
         <w:color w:themeColor="background1" w:val="FFFFFF"/>
       </w:rPr>
       <w:tblPr/>
@@ -13514,6 +14139,7 @@
     </w:tblStylePr>
     <w:tblStylePr w:type="lastCol">
       <w:rPr>
+        <w:rFonts w:eastAsia="黑体"/>
         <w:color w:themeColor="background1" w:val="FFFFFF"/>
       </w:rPr>
       <w:tblPr/>
@@ -13543,11 +14169,13 @@
     </w:tblStylePr>
     <w:tblStylePr w:type="neCell">
       <w:rPr>
+        <w:rFonts w:eastAsia="黑体"/>
         <w:color w:themeColor="text1" w:val="000000"/>
       </w:rPr>
     </w:tblStylePr>
     <w:tblStylePr w:type="nwCell">
       <w:rPr>
+        <w:rFonts w:eastAsia="黑体"/>
         <w:color w:themeColor="text1" w:val="000000"/>
       </w:rPr>
     </w:tblStylePr>
@@ -13561,6 +14189,7 @@
       <w:spacing w:after="0" w:line="240" w:lineRule="auto"/>
     </w:pPr>
     <w:rPr>
+      <w:rFonts w:eastAsia="黑体"/>
       <w:color w:themeColor="text1" w:val="000000"/>
     </w:rPr>
     <w:tblPr>
@@ -13579,6 +14208,7 @@
     </w:tcPr>
     <w:tblStylePr w:type="firstRow">
       <w:rPr>
+        <w:rFonts w:eastAsia="黑体"/>
         <w:b/>
         <w:bCs/>
         <w:color w:themeColor="background1" w:val="FFFFFF"/>
@@ -13593,6 +14223,7 @@
     </w:tblStylePr>
     <w:tblStylePr w:type="lastRow">
       <w:rPr>
+        <w:rFonts w:eastAsia="黑体"/>
         <w:b/>
         <w:bCs/>
         <w:color w:themeColor="accent2" w:themeShade="CC" w:val="9E3A38"/>
@@ -13607,12 +14238,14 @@
     </w:tblStylePr>
     <w:tblStylePr w:type="firstCol">
       <w:rPr>
+        <w:rFonts w:eastAsia="黑体"/>
         <w:b/>
         <w:bCs/>
       </w:rPr>
     </w:tblStylePr>
     <w:tblStylePr w:type="lastCol">
       <w:rPr>
+        <w:rFonts w:eastAsia="黑体"/>
         <w:b/>
         <w:bCs/>
       </w:rPr>
@@ -13647,6 +14280,7 @@
       <w:spacing w:after="0" w:line="240" w:lineRule="auto"/>
     </w:pPr>
     <w:rPr>
+      <w:rFonts w:eastAsia="黑体"/>
       <w:color w:themeColor="text1" w:val="000000"/>
     </w:rPr>
     <w:tblPr>
@@ -13665,6 +14299,7 @@
     </w:tcPr>
     <w:tblStylePr w:type="firstRow">
       <w:rPr>
+        <w:rFonts w:eastAsia="黑体"/>
         <w:b/>
         <w:bCs/>
         <w:color w:themeColor="background1" w:val="FFFFFF"/>
@@ -13679,6 +14314,7 @@
     </w:tblStylePr>
     <w:tblStylePr w:type="lastRow">
       <w:rPr>
+        <w:rFonts w:eastAsia="黑体"/>
         <w:b/>
         <w:bCs/>
         <w:color w:themeColor="accent2" w:themeShade="CC" w:val="9E3A38"/>
@@ -13693,12 +14329,14 @@
     </w:tblStylePr>
     <w:tblStylePr w:type="firstCol">
       <w:rPr>
+        <w:rFonts w:eastAsia="黑体"/>
         <w:b/>
         <w:bCs/>
       </w:rPr>
     </w:tblStylePr>
     <w:tblStylePr w:type="lastCol">
       <w:rPr>
+        <w:rFonts w:eastAsia="黑体"/>
         <w:b/>
         <w:bCs/>
       </w:rPr>
@@ -13733,6 +14371,7 @@
       <w:spacing w:after="0" w:line="240" w:lineRule="auto"/>
     </w:pPr>
     <w:rPr>
+      <w:rFonts w:eastAsia="黑体"/>
       <w:color w:themeColor="text1" w:val="000000"/>
     </w:rPr>
     <w:tblPr>
@@ -13751,6 +14390,7 @@
     </w:tcPr>
     <w:tblStylePr w:type="firstRow">
       <w:rPr>
+        <w:rFonts w:eastAsia="黑体"/>
         <w:b/>
         <w:bCs/>
         <w:color w:themeColor="background1" w:val="FFFFFF"/>
@@ -13765,6 +14405,7 @@
     </w:tblStylePr>
     <w:tblStylePr w:type="lastRow">
       <w:rPr>
+        <w:rFonts w:eastAsia="黑体"/>
         <w:b/>
         <w:bCs/>
         <w:color w:themeColor="accent2" w:themeShade="CC" w:val="9E3A38"/>
@@ -13779,12 +14420,14 @@
     </w:tblStylePr>
     <w:tblStylePr w:type="firstCol">
       <w:rPr>
+        <w:rFonts w:eastAsia="黑体"/>
         <w:b/>
         <w:bCs/>
       </w:rPr>
     </w:tblStylePr>
     <w:tblStylePr w:type="lastCol">
       <w:rPr>
+        <w:rFonts w:eastAsia="黑体"/>
         <w:b/>
         <w:bCs/>
       </w:rPr>
@@ -13819,6 +14462,7 @@
       <w:spacing w:after="0" w:line="240" w:lineRule="auto"/>
     </w:pPr>
     <w:rPr>
+      <w:rFonts w:eastAsia="黑体"/>
       <w:color w:themeColor="text1" w:val="000000"/>
     </w:rPr>
     <w:tblPr>
@@ -13837,6 +14481,7 @@
     </w:tcPr>
     <w:tblStylePr w:type="firstRow">
       <w:rPr>
+        <w:rFonts w:eastAsia="黑体"/>
         <w:b/>
         <w:bCs/>
         <w:color w:themeColor="background1" w:val="FFFFFF"/>
@@ -13851,6 +14496,7 @@
     </w:tblStylePr>
     <w:tblStylePr w:type="lastRow">
       <w:rPr>
+        <w:rFonts w:eastAsia="黑体"/>
         <w:b/>
         <w:bCs/>
         <w:color w:themeColor="accent4" w:themeShade="CC" w:val="664E82"/>
@@ -13865,12 +14511,14 @@
     </w:tblStylePr>
     <w:tblStylePr w:type="firstCol">
       <w:rPr>
+        <w:rFonts w:eastAsia="黑体"/>
         <w:b/>
         <w:bCs/>
       </w:rPr>
     </w:tblStylePr>
     <w:tblStylePr w:type="lastCol">
       <w:rPr>
+        <w:rFonts w:eastAsia="黑体"/>
         <w:b/>
         <w:bCs/>
       </w:rPr>
@@ -13905,6 +14553,7 @@
       <w:spacing w:after="0" w:line="240" w:lineRule="auto"/>
     </w:pPr>
     <w:rPr>
+      <w:rFonts w:eastAsia="黑体"/>
       <w:color w:themeColor="text1" w:val="000000"/>
     </w:rPr>
     <w:tblPr>
@@ -13923,6 +14572,7 @@
     </w:tcPr>
     <w:tblStylePr w:type="firstRow">
       <w:rPr>
+        <w:rFonts w:eastAsia="黑体"/>
         <w:b/>
         <w:bCs/>
         <w:color w:themeColor="background1" w:val="FFFFFF"/>
@@ -13937,6 +14587,7 @@
     </w:tblStylePr>
     <w:tblStylePr w:type="lastRow">
       <w:rPr>
+        <w:rFonts w:eastAsia="黑体"/>
         <w:b/>
         <w:bCs/>
         <w:color w:themeColor="accent3" w:themeShade="CC" w:val="7E9C40"/>
@@ -13951,12 +14602,14 @@
     </w:tblStylePr>
     <w:tblStylePr w:type="firstCol">
       <w:rPr>
+        <w:rFonts w:eastAsia="黑体"/>
         <w:b/>
         <w:bCs/>
       </w:rPr>
     </w:tblStylePr>
     <w:tblStylePr w:type="lastCol">
       <w:rPr>
+        <w:rFonts w:eastAsia="黑体"/>
         <w:b/>
         <w:bCs/>
       </w:rPr>
@@ -13991,6 +14644,7 @@
       <w:spacing w:after="0" w:line="240" w:lineRule="auto"/>
     </w:pPr>
     <w:rPr>
+      <w:rFonts w:eastAsia="黑体"/>
       <w:color w:themeColor="text1" w:val="000000"/>
     </w:rPr>
     <w:tblPr>
@@ -14009,6 +14663,7 @@
     </w:tcPr>
     <w:tblStylePr w:type="firstRow">
       <w:rPr>
+        <w:rFonts w:eastAsia="黑体"/>
         <w:b/>
         <w:bCs/>
         <w:color w:themeColor="background1" w:val="FFFFFF"/>
@@ -14023,6 +14678,7 @@
     </w:tblStylePr>
     <w:tblStylePr w:type="lastRow">
       <w:rPr>
+        <w:rFonts w:eastAsia="黑体"/>
         <w:b/>
         <w:bCs/>
         <w:color w:themeColor="accent6" w:themeShade="CC" w:val="F2730A"/>
@@ -14037,12 +14693,14 @@
     </w:tblStylePr>
     <w:tblStylePr w:type="firstCol">
       <w:rPr>
+        <w:rFonts w:eastAsia="黑体"/>
         <w:b/>
         <w:bCs/>
       </w:rPr>
     </w:tblStylePr>
     <w:tblStylePr w:type="lastCol">
       <w:rPr>
+        <w:rFonts w:eastAsia="黑体"/>
         <w:b/>
         <w:bCs/>
       </w:rPr>
@@ -14077,6 +14735,7 @@
       <w:spacing w:after="0" w:line="240" w:lineRule="auto"/>
     </w:pPr>
     <w:rPr>
+      <w:rFonts w:eastAsia="黑体"/>
       <w:color w:themeColor="text1" w:val="000000"/>
     </w:rPr>
     <w:tblPr>
@@ -14095,6 +14754,7 @@
     </w:tcPr>
     <w:tblStylePr w:type="firstRow">
       <w:rPr>
+        <w:rFonts w:eastAsia="黑体"/>
         <w:b/>
         <w:bCs/>
         <w:color w:themeColor="background1" w:val="FFFFFF"/>
@@ -14109,6 +14769,7 @@
     </w:tblStylePr>
     <w:tblStylePr w:type="lastRow">
       <w:rPr>
+        <w:rFonts w:eastAsia="黑体"/>
         <w:b/>
         <w:bCs/>
         <w:color w:themeColor="accent5" w:themeShade="CC" w:val="348DA5"/>
@@ -14123,12 +14784,14 @@
     </w:tblStylePr>
     <w:tblStylePr w:type="firstCol">
       <w:rPr>
+        <w:rFonts w:eastAsia="黑体"/>
         <w:b/>
         <w:bCs/>
       </w:rPr>
     </w:tblStylePr>
     <w:tblStylePr w:type="lastCol">
       <w:rPr>
+        <w:rFonts w:eastAsia="黑体"/>
         <w:b/>
         <w:bCs/>
       </w:rPr>
@@ -14163,6 +14826,7 @@
       <w:spacing w:after="0" w:line="240" w:lineRule="auto"/>
     </w:pPr>
     <w:rPr>
+      <w:rFonts w:eastAsia="黑体"/>
       <w:color w:themeColor="text1" w:val="000000"/>
     </w:rPr>
     <w:tblPr>
@@ -14184,6 +14848,7 @@
     </w:tcPr>
     <w:tblStylePr w:type="firstRow">
       <w:rPr>
+        <w:rFonts w:eastAsia="黑体"/>
         <w:b/>
         <w:bCs/>
       </w:rPr>
@@ -14194,6 +14859,7 @@
     </w:tblStylePr>
     <w:tblStylePr w:type="lastRow">
       <w:rPr>
+        <w:rFonts w:eastAsia="黑体"/>
         <w:b/>
         <w:bCs/>
         <w:color w:themeColor="text1" w:val="000000"/>
@@ -14205,6 +14871,7 @@
     </w:tblStylePr>
     <w:tblStylePr w:type="firstCol">
       <w:rPr>
+        <w:rFonts w:eastAsia="黑体"/>
         <w:color w:themeColor="background1" w:val="FFFFFF"/>
       </w:rPr>
       <w:tblPr/>
@@ -14214,6 +14881,7 @@
     </w:tblStylePr>
     <w:tblStylePr w:type="lastCol">
       <w:rPr>
+        <w:rFonts w:eastAsia="黑体"/>
         <w:color w:themeColor="background1" w:val="FFFFFF"/>
       </w:rPr>
       <w:tblPr/>
@@ -14243,6 +14911,7 @@
       <w:spacing w:after="0" w:line="240" w:lineRule="auto"/>
     </w:pPr>
     <w:rPr>
+      <w:rFonts w:eastAsia="黑体"/>
       <w:color w:themeColor="text1" w:val="000000"/>
     </w:rPr>
     <w:tblPr>
@@ -14264,6 +14933,7 @@
     </w:tcPr>
     <w:tblStylePr w:type="firstRow">
       <w:rPr>
+        <w:rFonts w:eastAsia="黑体"/>
         <w:b/>
         <w:bCs/>
       </w:rPr>
@@ -14274,6 +14944,7 @@
     </w:tblStylePr>
     <w:tblStylePr w:type="lastRow">
       <w:rPr>
+        <w:rFonts w:eastAsia="黑体"/>
         <w:b/>
         <w:bCs/>
         <w:color w:themeColor="text1" w:val="000000"/>
@@ -14285,6 +14956,7 @@
     </w:tblStylePr>
     <w:tblStylePr w:type="firstCol">
       <w:rPr>
+        <w:rFonts w:eastAsia="黑体"/>
         <w:color w:themeColor="background1" w:val="FFFFFF"/>
       </w:rPr>
       <w:tblPr/>
@@ -14294,6 +14966,7 @@
     </w:tblStylePr>
     <w:tblStylePr w:type="lastCol">
       <w:rPr>
+        <w:rFonts w:eastAsia="黑体"/>
         <w:color w:themeColor="background1" w:val="FFFFFF"/>
       </w:rPr>
       <w:tblPr/>
@@ -14323,6 +14996,7 @@
       <w:spacing w:after="0" w:line="240" w:lineRule="auto"/>
     </w:pPr>
     <w:rPr>
+      <w:rFonts w:eastAsia="黑体"/>
       <w:color w:themeColor="text1" w:val="000000"/>
     </w:rPr>
     <w:tblPr>
@@ -14344,6 +15018,7 @@
     </w:tcPr>
     <w:tblStylePr w:type="firstRow">
       <w:rPr>
+        <w:rFonts w:eastAsia="黑体"/>
         <w:b/>
         <w:bCs/>
       </w:rPr>
@@ -14354,6 +15029,7 @@
     </w:tblStylePr>
     <w:tblStylePr w:type="lastRow">
       <w:rPr>
+        <w:rFonts w:eastAsia="黑体"/>
         <w:b/>
         <w:bCs/>
         <w:color w:themeColor="text1" w:val="000000"/>
@@ -14365,6 +15041,7 @@
     </w:tblStylePr>
     <w:tblStylePr w:type="firstCol">
       <w:rPr>
+        <w:rFonts w:eastAsia="黑体"/>
         <w:color w:themeColor="background1" w:val="FFFFFF"/>
       </w:rPr>
       <w:tblPr/>
@@ -14374,6 +15051,7 @@
     </w:tblStylePr>
     <w:tblStylePr w:type="lastCol">
       <w:rPr>
+        <w:rFonts w:eastAsia="黑体"/>
         <w:color w:themeColor="background1" w:val="FFFFFF"/>
       </w:rPr>
       <w:tblPr/>
@@ -14403,6 +15081,7 @@
       <w:spacing w:after="0" w:line="240" w:lineRule="auto"/>
     </w:pPr>
     <w:rPr>
+      <w:rFonts w:eastAsia="黑体"/>
       <w:color w:themeColor="text1" w:val="000000"/>
     </w:rPr>
     <w:tblPr>
@@ -14424,6 +15103,7 @@
     </w:tcPr>
     <w:tblStylePr w:type="firstRow">
       <w:rPr>
+        <w:rFonts w:eastAsia="黑体"/>
         <w:b/>
         <w:bCs/>
       </w:rPr>
@@ -14434,6 +15114,7 @@
     </w:tblStylePr>
     <w:tblStylePr w:type="lastRow">
       <w:rPr>
+        <w:rFonts w:eastAsia="黑体"/>
         <w:b/>
         <w:bCs/>
         <w:color w:themeColor="text1" w:val="000000"/>
@@ -14445,6 +15126,7 @@
     </w:tblStylePr>
     <w:tblStylePr w:type="firstCol">
       <w:rPr>
+        <w:rFonts w:eastAsia="黑体"/>
         <w:color w:themeColor="background1" w:val="FFFFFF"/>
       </w:rPr>
       <w:tblPr/>
@@ -14454,6 +15136,7 @@
     </w:tblStylePr>
     <w:tblStylePr w:type="lastCol">
       <w:rPr>
+        <w:rFonts w:eastAsia="黑体"/>
         <w:color w:themeColor="background1" w:val="FFFFFF"/>
       </w:rPr>
       <w:tblPr/>
@@ -14483,6 +15166,7 @@
       <w:spacing w:after="0" w:line="240" w:lineRule="auto"/>
     </w:pPr>
     <w:rPr>
+      <w:rFonts w:eastAsia="黑体"/>
       <w:color w:themeColor="text1" w:val="000000"/>
     </w:rPr>
     <w:tblPr>
@@ -14504,6 +15188,7 @@
     </w:tcPr>
     <w:tblStylePr w:type="firstRow">
       <w:rPr>
+        <w:rFonts w:eastAsia="黑体"/>
         <w:b/>
         <w:bCs/>
       </w:rPr>
@@ -14514,6 +15199,7 @@
     </w:tblStylePr>
     <w:tblStylePr w:type="lastRow">
       <w:rPr>
+        <w:rFonts w:eastAsia="黑体"/>
         <w:b/>
         <w:bCs/>
         <w:color w:themeColor="text1" w:val="000000"/>
@@ -14525,6 +15211,7 @@
     </w:tblStylePr>
     <w:tblStylePr w:type="firstCol">
       <w:rPr>
+        <w:rFonts w:eastAsia="黑体"/>
         <w:color w:themeColor="background1" w:val="FFFFFF"/>
       </w:rPr>
       <w:tblPr/>
@@ -14534,6 +15221,7 @@
     </w:tblStylePr>
     <w:tblStylePr w:type="lastCol">
       <w:rPr>
+        <w:rFonts w:eastAsia="黑体"/>
         <w:color w:themeColor="background1" w:val="FFFFFF"/>
       </w:rPr>
       <w:tblPr/>
@@ -14563,6 +15251,7 @@
       <w:spacing w:after="0" w:line="240" w:lineRule="auto"/>
     </w:pPr>
     <w:rPr>
+      <w:rFonts w:eastAsia="黑体"/>
       <w:color w:themeColor="text1" w:val="000000"/>
     </w:rPr>
     <w:tblPr>
@@ -14584,6 +15273,7 @@
     </w:tcPr>
     <w:tblStylePr w:type="firstRow">
       <w:rPr>
+        <w:rFonts w:eastAsia="黑体"/>
         <w:b/>
         <w:bCs/>
       </w:rPr>
@@ -14594,6 +15284,7 @@
     </w:tblStylePr>
     <w:tblStylePr w:type="lastRow">
       <w:rPr>
+        <w:rFonts w:eastAsia="黑体"/>
         <w:b/>
         <w:bCs/>
         <w:color w:themeColor="text1" w:val="000000"/>
@@ -14605,6 +15296,7 @@
     </w:tblStylePr>
     <w:tblStylePr w:type="firstCol">
       <w:rPr>
+        <w:rFonts w:eastAsia="黑体"/>
         <w:color w:themeColor="background1" w:val="FFFFFF"/>
       </w:rPr>
       <w:tblPr/>
@@ -14614,6 +15306,7 @@
     </w:tblStylePr>
     <w:tblStylePr w:type="lastCol">
       <w:rPr>
+        <w:rFonts w:eastAsia="黑体"/>
         <w:color w:themeColor="background1" w:val="FFFFFF"/>
       </w:rPr>
       <w:tblPr/>
@@ -14643,6 +15336,7 @@
       <w:spacing w:after="0" w:line="240" w:lineRule="auto"/>
     </w:pPr>
     <w:rPr>
+      <w:rFonts w:eastAsia="黑体"/>
       <w:color w:themeColor="text1" w:val="000000"/>
     </w:rPr>
     <w:tblPr>
@@ -14664,6 +15358,7 @@
     </w:tcPr>
     <w:tblStylePr w:type="firstRow">
       <w:rPr>
+        <w:rFonts w:eastAsia="黑体"/>
         <w:b/>
         <w:bCs/>
       </w:rPr>
@@ -14674,6 +15369,7 @@
     </w:tblStylePr>
     <w:tblStylePr w:type="lastRow">
       <w:rPr>
+        <w:rFonts w:eastAsia="黑体"/>
         <w:b/>
         <w:bCs/>
         <w:color w:themeColor="text1" w:val="000000"/>
@@ -14685,6 +15381,7 @@
     </w:tblStylePr>
     <w:tblStylePr w:type="firstCol">
       <w:rPr>
+        <w:rFonts w:eastAsia="黑体"/>
         <w:color w:themeColor="background1" w:val="FFFFFF"/>
       </w:rPr>
       <w:tblPr/>
@@ -14694,6 +15391,7 @@
     </w:tblStylePr>
     <w:tblStylePr w:type="lastCol">
       <w:rPr>
+        <w:rFonts w:eastAsia="黑体"/>
         <w:color w:themeColor="background1" w:val="FFFFFF"/>
       </w:rPr>
       <w:tblPr/>
@@ -14726,6 +15424,7 @@
     <w:name w:val="KeywordTok"/>
     <w:basedOn w:val="VerbatimChar"/>
     <w:rPr>
+      <w:rFonts w:eastAsia="黑体"/>
       <w:b/>
       <w:color w:val="007020"/>
     </w:rPr>
@@ -14734,6 +15433,7 @@
     <w:name w:val="DataTypeTok"/>
     <w:basedOn w:val="VerbatimChar"/>
     <w:rPr>
+      <w:rFonts w:eastAsia="黑体"/>
       <w:color w:val="902000"/>
     </w:rPr>
   </w:style>
@@ -14741,6 +15441,7 @@
     <w:name w:val="DecValTok"/>
     <w:basedOn w:val="VerbatimChar"/>
     <w:rPr>
+      <w:rFonts w:eastAsia="黑体"/>
       <w:color w:val="40a070"/>
     </w:rPr>
   </w:style>
@@ -14748,6 +15449,7 @@
     <w:name w:val="BaseNTok"/>
     <w:basedOn w:val="VerbatimChar"/>
     <w:rPr>
+      <w:rFonts w:eastAsia="黑体"/>
       <w:color w:val="40a070"/>
     </w:rPr>
   </w:style>
@@ -14755,6 +15457,7 @@
     <w:name w:val="FloatTok"/>
     <w:basedOn w:val="VerbatimChar"/>
     <w:rPr>
+      <w:rFonts w:eastAsia="黑体"/>
       <w:color w:val="40a070"/>
     </w:rPr>
   </w:style>
@@ -14762,6 +15465,7 @@
     <w:name w:val="ConstantTok"/>
     <w:basedOn w:val="VerbatimChar"/>
     <w:rPr>
+      <w:rFonts w:eastAsia="黑体"/>
       <w:color w:val="880000"/>
     </w:rPr>
   </w:style>
@@ -14769,6 +15473,7 @@
     <w:name w:val="CharTok"/>
     <w:basedOn w:val="VerbatimChar"/>
     <w:rPr>
+      <w:rFonts w:eastAsia="黑体"/>
       <w:color w:val="4070a0"/>
     </w:rPr>
   </w:style>
@@ -14776,6 +15481,7 @@
     <w:name w:val="SpecialCharTok"/>
     <w:basedOn w:val="VerbatimChar"/>
     <w:rPr>
+      <w:rFonts w:eastAsia="黑体"/>
       <w:color w:val="4070a0"/>
     </w:rPr>
   </w:style>
@@ -14783,6 +15489,7 @@
     <w:name w:val="StringTok"/>
     <w:basedOn w:val="VerbatimChar"/>
     <w:rPr>
+      <w:rFonts w:eastAsia="黑体"/>
       <w:color w:val="4070a0"/>
     </w:rPr>
   </w:style>
@@ -14790,6 +15497,7 @@
     <w:name w:val="VerbatimStringTok"/>
     <w:basedOn w:val="VerbatimChar"/>
     <w:rPr>
+      <w:rFonts w:eastAsia="黑体"/>
       <w:color w:val="4070a0"/>
     </w:rPr>
   </w:style>
@@ -14797,6 +15505,7 @@
     <w:name w:val="SpecialStringTok"/>
     <w:basedOn w:val="VerbatimChar"/>
     <w:rPr>
+      <w:rFonts w:eastAsia="黑体"/>
       <w:color w:val="bb6688"/>
     </w:rPr>
   </w:style>
@@ -14804,6 +15513,7 @@
     <w:name w:val="ImportTok"/>
     <w:basedOn w:val="VerbatimChar"/>
     <w:rPr>
+      <w:rFonts w:eastAsia="黑体"/>
       <w:b/>
       <w:color w:val="008000"/>
     </w:rPr>
@@ -14812,6 +15522,7 @@
     <w:name w:val="CommentTok"/>
     <w:basedOn w:val="VerbatimChar"/>
     <w:rPr>
+      <w:rFonts w:eastAsia="黑体"/>
       <w:i/>
       <w:color w:val="60a0b0"/>
     </w:rPr>
@@ -14820,6 +15531,7 @@
     <w:name w:val="DocumentationTok"/>
     <w:basedOn w:val="VerbatimChar"/>
     <w:rPr>
+      <w:rFonts w:eastAsia="黑体"/>
       <w:i/>
       <w:color w:val="ba2121"/>
     </w:rPr>
@@ -14828,6 +15540,7 @@
     <w:name w:val="AnnotationTok"/>
     <w:basedOn w:val="VerbatimChar"/>
     <w:rPr>
+      <w:rFonts w:eastAsia="黑体"/>
       <w:b/>
       <w:i/>
       <w:color w:val="60a0b0"/>
@@ -14837,6 +15550,7 @@
     <w:name w:val="CommentVarTok"/>
     <w:basedOn w:val="VerbatimChar"/>
     <w:rPr>
+      <w:rFonts w:eastAsia="黑体"/>
       <w:b/>
       <w:i/>
       <w:color w:val="60a0b0"/>
@@ -14846,6 +15560,7 @@
     <w:name w:val="OtherTok"/>
     <w:basedOn w:val="VerbatimChar"/>
     <w:rPr>
+      <w:rFonts w:eastAsia="黑体"/>
       <w:color w:val="007020"/>
     </w:rPr>
   </w:style>
@@ -14853,6 +15568,7 @@
     <w:name w:val="FunctionTok"/>
     <w:basedOn w:val="VerbatimChar"/>
     <w:rPr>
+      <w:rFonts w:eastAsia="黑体"/>
       <w:color w:val="06287e"/>
     </w:rPr>
   </w:style>
@@ -14860,6 +15576,7 @@
     <w:name w:val="VariableTok"/>
     <w:basedOn w:val="VerbatimChar"/>
     <w:rPr>
+      <w:rFonts w:eastAsia="黑体"/>
       <w:color w:val="19177c"/>
     </w:rPr>
   </w:style>
@@ -14867,6 +15584,7 @@
     <w:name w:val="ControlFlowTok"/>
     <w:basedOn w:val="VerbatimChar"/>
     <w:rPr>
+      <w:rFonts w:eastAsia="黑体"/>
       <w:b/>
       <w:color w:val="007020"/>
     </w:rPr>
@@ -14875,6 +15593,7 @@
     <w:name w:val="OperatorTok"/>
     <w:basedOn w:val="VerbatimChar"/>
     <w:rPr>
+      <w:rFonts w:eastAsia="黑体"/>
       <w:color w:val="666666"/>
     </w:rPr>
   </w:style>
@@ -14882,18 +15601,22 @@
     <w:name w:val="BuiltInTok"/>
     <w:basedOn w:val="VerbatimChar"/>
     <w:rPr>
+      <w:rFonts w:eastAsia="黑体"/>
       <w:color w:val="008000"/>
     </w:rPr>
   </w:style>
   <w:style w:type="character" w:customStyle="1" w:styleId="ExtensionTok">
     <w:name w:val="ExtensionTok"/>
     <w:basedOn w:val="VerbatimChar"/>
-    <w:rPr/>
+    <w:rPr>
+      <w:rFonts w:eastAsia="黑体"/>
+    </w:rPr>
   </w:style>
   <w:style w:type="character" w:customStyle="1" w:styleId="PreprocessorTok">
     <w:name w:val="PreprocessorTok"/>
     <w:basedOn w:val="VerbatimChar"/>
     <w:rPr>
+      <w:rFonts w:eastAsia="黑体"/>
       <w:color w:val="bc7a00"/>
     </w:rPr>
   </w:style>
@@ -14901,18 +15624,22 @@
     <w:name w:val="AttributeTok"/>
     <w:basedOn w:val="VerbatimChar"/>
     <w:rPr>
+      <w:rFonts w:eastAsia="黑体"/>
       <w:color w:val="7d9029"/>
     </w:rPr>
   </w:style>
   <w:style w:type="character" w:customStyle="1" w:styleId="RegionMarkerTok">
     <w:name w:val="RegionMarkerTok"/>
     <w:basedOn w:val="VerbatimChar"/>
-    <w:rPr/>
+    <w:rPr>
+      <w:rFonts w:eastAsia="黑体"/>
+    </w:rPr>
   </w:style>
   <w:style w:type="character" w:customStyle="1" w:styleId="InformationTok">
     <w:name w:val="InformationTok"/>
     <w:basedOn w:val="VerbatimChar"/>
     <w:rPr>
+      <w:rFonts w:eastAsia="黑体"/>
       <w:b/>
       <w:i/>
       <w:color w:val="60a0b0"/>
@@ -14922,6 +15649,7 @@
     <w:name w:val="WarningTok"/>
     <w:basedOn w:val="VerbatimChar"/>
     <w:rPr>
+      <w:rFonts w:eastAsia="黑体"/>
       <w:b/>
       <w:i/>
       <w:color w:val="60a0b0"/>
@@ -14931,6 +15659,7 @@
     <w:name w:val="AlertTok"/>
     <w:basedOn w:val="VerbatimChar"/>
     <w:rPr>
+      <w:rFonts w:eastAsia="黑体"/>
       <w:b/>
       <w:color w:val="ff0000"/>
     </w:rPr>
@@ -14939,6 +15668,7 @@
     <w:name w:val="ErrorTok"/>
     <w:basedOn w:val="VerbatimChar"/>
     <w:rPr>
+      <w:rFonts w:eastAsia="黑体"/>
       <w:b/>
       <w:color w:val="ff0000"/>
     </w:rPr>
@@ -14946,7 +15676,9 @@
   <w:style w:type="character" w:customStyle="1" w:styleId="NormalTok">
     <w:name w:val="NormalTok"/>
     <w:basedOn w:val="VerbatimChar"/>
-    <w:rPr/>
+    <w:rPr>
+      <w:rFonts w:eastAsia="黑体"/>
+    </w:rPr>
   </w:style>
 </w:styles>
 </file>
@@ -14995,12 +15727,12 @@
     <a:fontScheme name="Office">
       <a:majorFont>
         <a:latin typeface="Calibri"/>
-        <a:ea typeface=""/>
+        <a:ea typeface="黑体"/>
         <a:cs typeface=""/>
         <a:font script="Jpan" typeface="ＭＳ ゴシック"/>
         <a:font script="Hang" typeface="맑은 고딕"/>
-        <a:font script="Hans" typeface="宋体"/>
-        <a:font script="Hant" typeface="新細明體"/>
+        <a:font script="Hans" typeface="黑体"/>
+        <a:font script="Hant" typeface="黑体"/>
         <a:font script="Arab" typeface="Times New Roman"/>
         <a:font script="Hebr" typeface="Times New Roman"/>
         <a:font script="Thai" typeface="Angsana New"/>
@@ -15030,12 +15762,12 @@
       </a:majorFont>
       <a:minorFont>
         <a:latin typeface="Cambria"/>
-        <a:ea typeface=""/>
+        <a:ea typeface="黑体"/>
         <a:cs typeface=""/>
         <a:font script="Jpan" typeface="ＭＳ 明朝"/>
         <a:font script="Hang" typeface="맑은 고딕"/>
-        <a:font script="Hans" typeface="宋体"/>
-        <a:font script="Hant" typeface="新細明體"/>
+        <a:font script="Hans" typeface="黑体"/>
+        <a:font script="Hant" typeface="黑体"/>
         <a:font script="Arab" typeface="Arial"/>
         <a:font script="Hebr" typeface="Arial"/>
         <a:font script="Thai" typeface="Cordia New"/>

--- a/09-通信电路/04-有线通信接口电路/USB通信电路/USB通信电路.docx
+++ b/09-通信电路/04-有线通信接口电路/USB通信电路/USB通信电路.docx
@@ -2656,7 +2656,7 @@
           <w:color w:val="555555"/>
           <w:sz w:val="21"/>
         </w:rPr>
-        <w:t>材料收集者：杜文杰，WX手机：19519196569，QQ:3478827729</w:t>
+        <w:t>材料收集者：杜文杰，微信/手机：19519196569，QQ:3478827729</w:t>
       </w:r>
     </w:p>
     <w:sectPr>
